--- a/ADG/06장/6장_PhysicalStandby생성_OMF방식.docx
+++ b/ADG/06장/6장_PhysicalStandby생성_OMF방식.docx
@@ -16,7 +16,35 @@
           <w:rFonts w:ascii="맑은 고딕" w:hAnsi="맑은 고딕" w:eastAsia="맑은 고딕"/>
           <w:sz w:val="21"/>
         </w:rPr>
-        <w:t>5장에서 Standby를 만들었다. 만드는 동안 두 번 실패했는데, 두 번째 실패는 대상 디렉터리가 없어서였다. `convert` 규칙이 만들어 낸 경로에 `pdbseed` 디렉터리가 없었고, 오라클은 디렉터리를 만들어 주지 않으므로 그대로 멈췄다.</w:t>
+        <w:t xml:space="preserve">5장에서 Standby를 만들었다. 만드는 동안 두 번 실패했는데, 두 번째 실패는 대상 디렉터리가 없어서였다. </w:t>
+      </w:r>
+      <w:r>
+        <w:rPr>
+          <w:rFonts w:ascii="Consolas" w:hAnsi="Consolas" w:eastAsia="맑은 고딕"/>
+          <w:sz w:val="21"/>
+        </w:rPr>
+        <w:t xml:space="preserve">convert</w:t>
+      </w:r>
+      <w:r>
+        <w:rPr>
+          <w:rFonts w:ascii="맑은 고딕" w:hAnsi="맑은 고딕" w:eastAsia="맑은 고딕"/>
+          <w:sz w:val="21"/>
+        </w:rPr>
+        <w:t xml:space="preserve"> 규칙이 만들어 낸 경로에 </w:t>
+      </w:r>
+      <w:r>
+        <w:rPr>
+          <w:rFonts w:ascii="Consolas" w:hAnsi="Consolas" w:eastAsia="맑은 고딕"/>
+          <w:sz w:val="21"/>
+        </w:rPr>
+        <w:t xml:space="preserve">pdbseed</w:t>
+      </w:r>
+      <w:r>
+        <w:rPr>
+          <w:rFonts w:ascii="맑은 고딕" w:hAnsi="맑은 고딕" w:eastAsia="맑은 고딕"/>
+          <w:sz w:val="21"/>
+        </w:rPr>
+        <w:t xml:space="preserve"> 디렉터리가 없었고, 오라클은 디렉터리를 만들어 주지 않으므로 그대로 멈췄다.</w:t>
       </w:r>
     </w:p>
     <w:p>
@@ -25,7 +53,22 @@
           <w:rFonts w:ascii="맑은 고딕" w:hAnsi="맑은 고딕" w:eastAsia="맑은 고딕"/>
           <w:sz w:val="21"/>
         </w:rPr>
-        <w:t>그 실패는 실수가 아니라 **방식의 성격**이다. 경로 지정 방식은 파일이 놓일 자리를 사람이 정한다. 정하는 만큼 통제할 수 있지만, 정해 준 자리가 실제로 존재하는지도 사람이 책임져야 한다. PDB를 하나 추가할 때마다 이 책임이 되살아난다.</w:t>
+        <w:t xml:space="preserve">그 실패는 실수가 아니라 </w:t>
+      </w:r>
+      <w:r>
+        <w:rPr>
+          <w:rFonts w:ascii="맑은 고딕" w:hAnsi="맑은 고딕" w:eastAsia="맑은 고딕"/>
+          <w:b/>
+          <w:sz w:val="21"/>
+        </w:rPr>
+        <w:t xml:space="preserve">방식의 성격</w:t>
+      </w:r>
+      <w:r>
+        <w:rPr>
+          <w:rFonts w:ascii="맑은 고딕" w:hAnsi="맑은 고딕" w:eastAsia="맑은 고딕"/>
+          <w:sz w:val="21"/>
+        </w:rPr>
+        <w:t xml:space="preserve">이다. 경로 지정 방식은 파일이 놓일 자리를 사람이 정한다. 정하는 만큼 통제할 수 있지만, 정해 준 자리가 실제로 존재하는지도 사람이 책임져야 한다. PDB를 하나 추가할 때마다 이 책임이 되살아난다.</w:t>
       </w:r>
     </w:p>
     <w:p>
@@ -34,7 +77,64 @@
           <w:rFonts w:ascii="맑은 고딕" w:hAnsi="맑은 고딕" w:eastAsia="맑은 고딕"/>
           <w:sz w:val="21"/>
         </w:rPr>
-        <w:t>이 장은 다른 방식을 다룬다. OMF(Oracle Managed Files)는 파일이 놓일 **최상위 디렉터리 하나**만 알려 주고 나머지를 오라클에 맡긴다. 하위 디렉터리도, 파일 이름도 오라클이 정한다. `DB_FILE_NAME_CONVERT`도 `LOG_FILE_NAME_CONVERT`도 `NOFILENAMECHECK`도 쓰지 않는다.</w:t>
+        <w:t xml:space="preserve">이 장은 다른 방식을 다룬다. OMF(Oracle Managed Files)는 파일이 놓일 </w:t>
+      </w:r>
+      <w:r>
+        <w:rPr>
+          <w:rFonts w:ascii="맑은 고딕" w:hAnsi="맑은 고딕" w:eastAsia="맑은 고딕"/>
+          <w:b/>
+          <w:sz w:val="21"/>
+        </w:rPr>
+        <w:t xml:space="preserve">최상위 디렉터리 하나</w:t>
+      </w:r>
+      <w:r>
+        <w:rPr>
+          <w:rFonts w:ascii="맑은 고딕" w:hAnsi="맑은 고딕" w:eastAsia="맑은 고딕"/>
+          <w:sz w:val="21"/>
+        </w:rPr>
+        <w:t xml:space="preserve">만 알려 주고 나머지를 오라클에 맡긴다. 하위 디렉터리도, 파일 이름도 오라클이 정한다. </w:t>
+      </w:r>
+      <w:r>
+        <w:rPr>
+          <w:rFonts w:ascii="Consolas" w:hAnsi="Consolas" w:eastAsia="맑은 고딕"/>
+          <w:sz w:val="21"/>
+        </w:rPr>
+        <w:t xml:space="preserve">DB_FILE_NAME_CONVERT</w:t>
+      </w:r>
+      <w:r>
+        <w:rPr>
+          <w:rFonts w:ascii="맑은 고딕" w:hAnsi="맑은 고딕" w:eastAsia="맑은 고딕"/>
+          <w:sz w:val="21"/>
+        </w:rPr>
+        <w:t xml:space="preserve">도 </w:t>
+      </w:r>
+      <w:r>
+        <w:rPr>
+          <w:rFonts w:ascii="Consolas" w:hAnsi="Consolas" w:eastAsia="맑은 고딕"/>
+          <w:sz w:val="21"/>
+        </w:rPr>
+        <w:t xml:space="preserve">LOG_FILE_NAME_CONVERT</w:t>
+      </w:r>
+      <w:r>
+        <w:rPr>
+          <w:rFonts w:ascii="맑은 고딕" w:hAnsi="맑은 고딕" w:eastAsia="맑은 고딕"/>
+          <w:sz w:val="21"/>
+        </w:rPr>
+        <w:t xml:space="preserve">도 </w:t>
+      </w:r>
+      <w:r>
+        <w:rPr>
+          <w:rFonts w:ascii="Consolas" w:hAnsi="Consolas" w:eastAsia="맑은 고딕"/>
+          <w:sz w:val="21"/>
+        </w:rPr>
+        <w:t xml:space="preserve">NOFILENAMECHECK</w:t>
+      </w:r>
+      <w:r>
+        <w:rPr>
+          <w:rFonts w:ascii="맑은 고딕" w:hAnsi="맑은 고딕" w:eastAsia="맑은 고딕"/>
+          <w:sz w:val="21"/>
+        </w:rPr>
+        <w:t xml:space="preserve">도 쓰지 않는다.</w:t>
       </w:r>
     </w:p>
     <w:p>
@@ -43,7 +143,22 @@
           <w:rFonts w:ascii="맑은 고딕" w:hAnsi="맑은 고딕" w:eastAsia="맑은 고딕"/>
           <w:sz w:val="21"/>
         </w:rPr>
-        <w:t>실습에서는 5장에서 만든 Standby를 다시 헐고 OMF 방식으로 새로 만들었다. 이번에도 두 번 실패했는데, 실패의 성격이 5장과 달랐다. 하나는 **인스턴스가 아예 뜨지 않았고**, 다른 하나는 5장의 첫 번째 실패와 똑같은 오류였다. 두 실패가 각각 무엇을 말해 주는지가 이 장의 절반이다.</w:t>
+        <w:t xml:space="preserve">실습에서는 5장에서 만든 Standby를 다시 헐고 OMF 방식으로 새로 만들었다. 이번에도 두 번 실패했는데, 실패의 성격이 5장과 달랐다. 하나는 </w:t>
+      </w:r>
+      <w:r>
+        <w:rPr>
+          <w:rFonts w:ascii="맑은 고딕" w:hAnsi="맑은 고딕" w:eastAsia="맑은 고딕"/>
+          <w:b/>
+          <w:sz w:val="21"/>
+        </w:rPr>
+        <w:t xml:space="preserve">인스턴스가 아예 뜨지 않았고</w:t>
+      </w:r>
+      <w:r>
+        <w:rPr>
+          <w:rFonts w:ascii="맑은 고딕" w:hAnsi="맑은 고딕" w:eastAsia="맑은 고딕"/>
+          <w:sz w:val="21"/>
+        </w:rPr>
+        <w:t xml:space="preserve">, 다른 하나는 5장의 첫 번째 실패와 똑같은 오류였다. 두 실패가 각각 무엇을 말해 주는지가 이 장의 절반이다.</w:t>
       </w:r>
     </w:p>
     <w:p>
@@ -52,7 +167,22 @@
           <w:rFonts w:ascii="맑은 고딕" w:hAnsi="맑은 고딕" w:eastAsia="맑은 고딕"/>
           <w:sz w:val="21"/>
         </w:rPr>
-        <w:t>나머지 절반은 성공한 뒤의 관찰이다. OMF가 만들어 놓은 디렉터리 구조에는 5장에서는 보이지 않던 것들이 있다. 서른두 자리 16진수 이름의 디렉터리, 이중화된 온라인 로그, 그리고 **OMF의 손이 닿지 않은 컨트롤 파일**이다. 마지막 것은 설치 가이드의 결함이기도 하다.</w:t>
+        <w:t xml:space="preserve">나머지 절반은 성공한 뒤의 관찰이다. OMF가 만들어 놓은 디렉터리 구조에는 5장에서는 보이지 않던 것들이 있다. 서른두 자리 16진수 이름의 디렉터리, 이중화된 온라인 로그, 그리고 </w:t>
+      </w:r>
+      <w:r>
+        <w:rPr>
+          <w:rFonts w:ascii="맑은 고딕" w:hAnsi="맑은 고딕" w:eastAsia="맑은 고딕"/>
+          <w:b/>
+          <w:sz w:val="21"/>
+        </w:rPr>
+        <w:t xml:space="preserve">OMF의 손이 닿지 않은 컨트롤 파일</w:t>
+      </w:r>
+      <w:r>
+        <w:rPr>
+          <w:rFonts w:ascii="맑은 고딕" w:hAnsi="맑은 고딕" w:eastAsia="맑은 고딕"/>
+          <w:sz w:val="21"/>
+        </w:rPr>
+        <w:t xml:space="preserve">이다. 마지막 것은 설치 가이드의 결함이기도 하다.</w:t>
       </w:r>
     </w:p>
     <w:p>
@@ -81,7 +211,49 @@
           <w:rFonts w:ascii="맑은 고딕" w:hAnsi="맑은 고딕" w:eastAsia="맑은 고딕"/>
           <w:sz w:val="21"/>
         </w:rPr>
-        <w:t>OMF의 세 파라미터(`DB_CREATE_FILE_DEST`, `DB_CREATE_ONLINE_LOG_DEST_n`, `DB_RECOVERY_FILE_DEST`)의 역할을 구분한다.</w:t>
+        <w:t xml:space="preserve">OMF의 세 파라미터(</w:t>
+      </w:r>
+      <w:r>
+        <w:rPr>
+          <w:rFonts w:ascii="Consolas" w:hAnsi="Consolas" w:eastAsia="맑은 고딕"/>
+          <w:sz w:val="21"/>
+        </w:rPr>
+        <w:t xml:space="preserve">DB_CREATE_FILE_DEST</w:t>
+      </w:r>
+      <w:r>
+        <w:rPr>
+          <w:rFonts w:ascii="맑은 고딕" w:hAnsi="맑은 고딕" w:eastAsia="맑은 고딕"/>
+          <w:sz w:val="21"/>
+        </w:rPr>
+        <w:t xml:space="preserve">, </w:t>
+      </w:r>
+      <w:r>
+        <w:rPr>
+          <w:rFonts w:ascii="Consolas" w:hAnsi="Consolas" w:eastAsia="맑은 고딕"/>
+          <w:sz w:val="21"/>
+        </w:rPr>
+        <w:t xml:space="preserve">DB_CREATE_ONLINE_LOG_DEST_n</w:t>
+      </w:r>
+      <w:r>
+        <w:rPr>
+          <w:rFonts w:ascii="맑은 고딕" w:hAnsi="맑은 고딕" w:eastAsia="맑은 고딕"/>
+          <w:sz w:val="21"/>
+        </w:rPr>
+        <w:t xml:space="preserve">, </w:t>
+      </w:r>
+      <w:r>
+        <w:rPr>
+          <w:rFonts w:ascii="Consolas" w:hAnsi="Consolas" w:eastAsia="맑은 고딕"/>
+          <w:sz w:val="21"/>
+        </w:rPr>
+        <w:t xml:space="preserve">DB_RECOVERY_FILE_DEST</w:t>
+      </w:r>
+      <w:r>
+        <w:rPr>
+          <w:rFonts w:ascii="맑은 고딕" w:hAnsi="맑은 고딕" w:eastAsia="맑은 고딕"/>
+          <w:sz w:val="21"/>
+        </w:rPr>
+        <w:t xml:space="preserve">)의 역할을 구분한다.</w:t>
       </w:r>
     </w:p>
     <w:p>
@@ -102,10 +274,17 @@
       </w:pPr>
       <w:r>
         <w:rPr>
+          <w:rFonts w:ascii="Consolas" w:hAnsi="Consolas" w:eastAsia="맑은 고딕"/>
+          <w:sz w:val="21"/>
+        </w:rPr>
+        <w:t xml:space="preserve">DB_CREATE_FILE_DEST</w:t>
+      </w:r>
+      <w:r>
+        <w:rPr>
           <w:rFonts w:ascii="맑은 고딕" w:hAnsi="맑은 고딕" w:eastAsia="맑은 고딕"/>
           <w:sz w:val="21"/>
         </w:rPr>
-        <w:t>`DB_CREATE_FILE_DEST`가 잘못됐을 때와 없을 때의 오류를 구분하고 각각의 진단 경로를 안다.</w:t>
+        <w:t xml:space="preserve">가 잘못됐을 때와 없을 때의 오류를 구분하고 각각의 진단 경로를 안다.</w:t>
       </w:r>
     </w:p>
     <w:p>
@@ -251,10 +430,10 @@
           <w:p>
             <w:r>
               <w:rPr>
-                <w:rFonts w:ascii="맑은 고딕" w:hAnsi="맑은 고딕" w:eastAsia="맑은 고딕"/>
-                <w:sz w:val="19"/>
-              </w:rPr>
-              <w:t>`DB_CREATE_FILE_DEST`</w:t>
+                <w:rFonts w:ascii="Consolas" w:hAnsi="Consolas" w:eastAsia="맑은 고딕"/>
+                <w:sz w:val="19"/>
+              </w:rPr>
+              <w:t xml:space="preserve">DB_CREATE_FILE_DEST</w:t>
             </w:r>
           </w:p>
         </w:tc>
@@ -279,10 +458,10 @@
           <w:p>
             <w:r>
               <w:rPr>
-                <w:rFonts w:ascii="맑은 고딕" w:hAnsi="맑은 고딕" w:eastAsia="맑은 고딕"/>
-                <w:sz w:val="19"/>
-              </w:rPr>
-              <w:t>`/u03/app/oracle/oradata`</w:t>
+                <w:rFonts w:ascii="Consolas" w:hAnsi="Consolas" w:eastAsia="맑은 고딕"/>
+                <w:sz w:val="19"/>
+              </w:rPr>
+              <w:t xml:space="preserve">/u03/app/oracle/oradata</w:t>
             </w:r>
           </w:p>
         </w:tc>
@@ -295,10 +474,10 @@
           <w:p>
             <w:r>
               <w:rPr>
-                <w:rFonts w:ascii="맑은 고딕" w:hAnsi="맑은 고딕" w:eastAsia="맑은 고딕"/>
-                <w:sz w:val="19"/>
-              </w:rPr>
-              <w:t>`DB_CREATE_ONLINE_LOG_DEST_n`</w:t>
+                <w:rFonts w:ascii="Consolas" w:hAnsi="Consolas" w:eastAsia="맑은 고딕"/>
+                <w:sz w:val="19"/>
+              </w:rPr>
+              <w:t xml:space="preserve">DB_CREATE_ONLINE_LOG_DEST_n</w:t>
             </w:r>
           </w:p>
         </w:tc>
@@ -339,10 +518,10 @@
           <w:p>
             <w:r>
               <w:rPr>
-                <w:rFonts w:ascii="맑은 고딕" w:hAnsi="맑은 고딕" w:eastAsia="맑은 고딕"/>
-                <w:sz w:val="19"/>
-              </w:rPr>
-              <w:t>`DB_RECOVERY_FILE_DEST`</w:t>
+                <w:rFonts w:ascii="Consolas" w:hAnsi="Consolas" w:eastAsia="맑은 고딕"/>
+                <w:sz w:val="19"/>
+              </w:rPr>
+              <w:t xml:space="preserve">DB_RECOVERY_FILE_DEST</w:t>
             </w:r>
           </w:p>
         </w:tc>
@@ -367,10 +546,10 @@
           <w:p>
             <w:r>
               <w:rPr>
-                <w:rFonts w:ascii="맑은 고딕" w:hAnsi="맑은 고딕" w:eastAsia="맑은 고딕"/>
-                <w:sz w:val="19"/>
-              </w:rPr>
-              <w:t>`/u03/app/oracle/fast_recovery_area`</w:t>
+                <w:rFonts w:ascii="Consolas" w:hAnsi="Consolas" w:eastAsia="맑은 고딕"/>
+                <w:sz w:val="19"/>
+              </w:rPr>
+              <w:t xml:space="preserve">/u03/app/oracle/fast_recovery_area</w:t>
             </w:r>
           </w:p>
         </w:tc>
@@ -383,7 +562,64 @@
           <w:rFonts w:ascii="맑은 고딕" w:hAnsi="맑은 고딕" w:eastAsia="맑은 고딕"/>
           <w:sz w:val="21"/>
         </w:rPr>
-        <w:t>규칙은 단순하다. `DB_CREATE_ONLINE_LOG_DEST_n`을 지정하지 않으면 온라인 로그도 `DB_CREATE_FILE_DEST` 아래로 간다. 그리고 `DB_RECOVERY_FILE_DEST`가 함께 설정되어 있으면 온라인 로그가 **두 곳에 이중화된다.** 이 마지막 규칙은 6.6.4절에서 실측으로 확인한다. 예상하지 못하면 로그 파일 개수가 두 배로 나와 당황하게 되는 대목이다.</w:t>
+        <w:t xml:space="preserve">규칙은 단순하다. </w:t>
+      </w:r>
+      <w:r>
+        <w:rPr>
+          <w:rFonts w:ascii="Consolas" w:hAnsi="Consolas" w:eastAsia="맑은 고딕"/>
+          <w:sz w:val="21"/>
+        </w:rPr>
+        <w:t xml:space="preserve">DB_CREATE_ONLINE_LOG_DEST_n</w:t>
+      </w:r>
+      <w:r>
+        <w:rPr>
+          <w:rFonts w:ascii="맑은 고딕" w:hAnsi="맑은 고딕" w:eastAsia="맑은 고딕"/>
+          <w:sz w:val="21"/>
+        </w:rPr>
+        <w:t xml:space="preserve">을 지정하지 않으면 온라인 로그도 </w:t>
+      </w:r>
+      <w:r>
+        <w:rPr>
+          <w:rFonts w:ascii="Consolas" w:hAnsi="Consolas" w:eastAsia="맑은 고딕"/>
+          <w:sz w:val="21"/>
+        </w:rPr>
+        <w:t xml:space="preserve">DB_CREATE_FILE_DEST</w:t>
+      </w:r>
+      <w:r>
+        <w:rPr>
+          <w:rFonts w:ascii="맑은 고딕" w:hAnsi="맑은 고딕" w:eastAsia="맑은 고딕"/>
+          <w:sz w:val="21"/>
+        </w:rPr>
+        <w:t xml:space="preserve"> 아래로 간다. 그리고 </w:t>
+      </w:r>
+      <w:r>
+        <w:rPr>
+          <w:rFonts w:ascii="Consolas" w:hAnsi="Consolas" w:eastAsia="맑은 고딕"/>
+          <w:sz w:val="21"/>
+        </w:rPr>
+        <w:t xml:space="preserve">DB_RECOVERY_FILE_DEST</w:t>
+      </w:r>
+      <w:r>
+        <w:rPr>
+          <w:rFonts w:ascii="맑은 고딕" w:hAnsi="맑은 고딕" w:eastAsia="맑은 고딕"/>
+          <w:sz w:val="21"/>
+        </w:rPr>
+        <w:t xml:space="preserve">가 함께 설정되어 있으면 온라인 로그가 </w:t>
+      </w:r>
+      <w:r>
+        <w:rPr>
+          <w:rFonts w:ascii="맑은 고딕" w:hAnsi="맑은 고딕" w:eastAsia="맑은 고딕"/>
+          <w:b/>
+          <w:sz w:val="21"/>
+        </w:rPr>
+        <w:t xml:space="preserve">두 곳에 이중화된다.</w:t>
+      </w:r>
+      <w:r>
+        <w:rPr>
+          <w:rFonts w:ascii="맑은 고딕" w:hAnsi="맑은 고딕" w:eastAsia="맑은 고딕"/>
+          <w:sz w:val="21"/>
+        </w:rPr>
+        <w:t xml:space="preserve"> 이 마지막 규칙은 6.6.4절에서 실측으로 확인한다. 예상하지 못하면 로그 파일 개수가 두 배로 나와 당황하게 되는 대목이다.</w:t>
       </w:r>
     </w:p>
     <w:tbl>
@@ -417,10 +653,17 @@
             </w:pPr>
             <w:r>
               <w:rPr>
+                <w:rFonts w:ascii="Consolas" w:hAnsi="Consolas" w:eastAsia="맑은 고딕"/>
+                <w:sz w:val="20"/>
+              </w:rPr>
+              <w:t xml:space="preserve">DB_CREATE_FILE_DEST</w:t>
+            </w:r>
+            <w:r>
+              <w:rPr>
                 <w:rFonts w:ascii="맑은 고딕" w:hAnsi="맑은 고딕" w:eastAsia="맑은 고딕"/>
                 <w:sz w:val="20"/>
               </w:rPr>
-              <w:t>`DB_CREATE_FILE_DEST`에 값이 있으면 그 이후 만들어지는 파일이 OMF로 관리되고, 비어 있으면 그렇지 않다. 데이터베이스 단위로 일괄 적용되는 스위치가 아니라 파일 단위로 적용되는 규칙이다.</w:t>
+              <w:t xml:space="preserve">에 값이 있으면 그 이후 만들어지는 파일이 OMF로 관리되고, 비어 있으면 그렇지 않다. 데이터베이스 단위로 일괄 적용되는 스위치가 아니라 파일 단위로 적용되는 규칙이다.</w:t>
             </w:r>
           </w:p>
           <w:p>
@@ -432,7 +675,21 @@
                 <w:rFonts w:ascii="맑은 고딕" w:hAnsi="맑은 고딕" w:eastAsia="맑은 고딕"/>
                 <w:sz w:val="20"/>
               </w:rPr>
-              <w:t>따라서 한 데이터베이스 안에 OMF 파일과 비OMF 파일이 섞일 수 있다. 실습 환경의 chicago가 그렇다. 5장에서 만든 파일은 경로를 직접 지정했으므로 비OMF이고, 지금 `DB_CREATE_FILE_DEST`를 설정한 뒤 새 테이블스페이스를 만들면 그것은 OMF가 된다.</w:t>
+              <w:t xml:space="preserve">따라서 한 데이터베이스 안에 OMF 파일과 비OMF 파일이 섞일 수 있다. 실습 환경의 chicago가 그렇다. 5장에서 만든 파일은 경로를 직접 지정했으므로 비OMF이고, 지금 </w:t>
+            </w:r>
+            <w:r>
+              <w:rPr>
+                <w:rFonts w:ascii="Consolas" w:hAnsi="Consolas" w:eastAsia="맑은 고딕"/>
+                <w:sz w:val="20"/>
+              </w:rPr>
+              <w:t xml:space="preserve">DB_CREATE_FILE_DEST</w:t>
+            </w:r>
+            <w:r>
+              <w:rPr>
+                <w:rFonts w:ascii="맑은 고딕" w:hAnsi="맑은 고딕" w:eastAsia="맑은 고딕"/>
+                <w:sz w:val="20"/>
+              </w:rPr>
+              <w:t xml:space="preserve">를 설정한 뒤 새 테이블스페이스를 만들면 그것은 OMF가 된다.</w:t>
             </w:r>
           </w:p>
         </w:tc>
@@ -453,7 +710,35 @@
           <w:rFonts w:ascii="맑은 고딕" w:hAnsi="맑은 고딕" w:eastAsia="맑은 고딕"/>
           <w:sz w:val="21"/>
         </w:rPr>
-        <w:t>설치 가이드의 OMF 편은 Primary CDB를 만들 때부터 `-datafileDestination /u03/app/oracle/oradata`를 주어 처음부터 OMF로 구성한다. 그러면 Primary 파일도 `/u03/app/oracle/oradata/CHICAGO/datafile/o1_mf_...` 형태가 된다.</w:t>
+        <w:t xml:space="preserve">설치 가이드의 OMF 편은 Primary CDB를 만들 때부터 </w:t>
+      </w:r>
+      <w:r>
+        <w:rPr>
+          <w:rFonts w:ascii="Consolas" w:hAnsi="Consolas" w:eastAsia="맑은 고딕"/>
+          <w:sz w:val="21"/>
+        </w:rPr>
+        <w:t xml:space="preserve">-datafileDestination /u03/app/oracle/oradata</w:t>
+      </w:r>
+      <w:r>
+        <w:rPr>
+          <w:rFonts w:ascii="맑은 고딕" w:hAnsi="맑은 고딕" w:eastAsia="맑은 고딕"/>
+          <w:sz w:val="21"/>
+        </w:rPr>
+        <w:t xml:space="preserve">를 주어 처음부터 OMF로 구성한다. 그러면 Primary 파일도 </w:t>
+      </w:r>
+      <w:r>
+        <w:rPr>
+          <w:rFonts w:ascii="Consolas" w:hAnsi="Consolas" w:eastAsia="맑은 고딕"/>
+          <w:sz w:val="21"/>
+        </w:rPr>
+        <w:t xml:space="preserve">/u03/app/oracle/oradata/CHICAGO/datafile/o1_mf_...</w:t>
+      </w:r>
+      <w:r>
+        <w:rPr>
+          <w:rFonts w:ascii="맑은 고딕" w:hAnsi="맑은 고딕" w:eastAsia="맑은 고딕"/>
+          <w:sz w:val="21"/>
+        </w:rPr>
+        <w:t xml:space="preserve"> 형태가 된다.</w:t>
       </w:r>
     </w:p>
     <w:p>
@@ -462,16 +747,38 @@
           <w:rFonts w:ascii="맑은 고딕" w:hAnsi="맑은 고딕" w:eastAsia="맑은 고딕"/>
           <w:sz w:val="21"/>
         </w:rPr>
-        <w:t>그러나 실습 환경의 chicago는 5장까지의 경로 지정 방식으로 만들어졌다. Primary 파일은 `/u03/app/oracle/oradata/Chicago/system01.dbf`처럼 사람이 정한 이름이다. 이 상태에서 Standby만 OMF로 만들 수 있는가?</w:t>
+        <w:t xml:space="preserve">그러나 실습 환경의 chicago는 5장까지의 경로 지정 방식으로 만들어졌다. Primary 파일은 </w:t>
+      </w:r>
+      <w:r>
+        <w:rPr>
+          <w:rFonts w:ascii="Consolas" w:hAnsi="Consolas" w:eastAsia="맑은 고딕"/>
+          <w:sz w:val="21"/>
+        </w:rPr>
+        <w:t xml:space="preserve">/u03/app/oracle/oradata/Chicago/system01.dbf</w:t>
+      </w:r>
+      <w:r>
+        <w:rPr>
+          <w:rFonts w:ascii="맑은 고딕" w:hAnsi="맑은 고딕" w:eastAsia="맑은 고딕"/>
+          <w:sz w:val="21"/>
+        </w:rPr>
+        <w:t xml:space="preserve">처럼 사람이 정한 이름이다. 이 상태에서 Standby만 OMF로 만들 수 있는가?</w:t>
       </w:r>
     </w:p>
     <w:p>
       <w:r>
         <w:rPr>
           <w:rFonts w:ascii="맑은 고딕" w:hAnsi="맑은 고딕" w:eastAsia="맑은 고딕"/>
-          <w:sz w:val="21"/>
-        </w:rPr>
-        <w:t>**있다.** 그리고 이 조합이 오히려 이 장의 대비를 선명하게 해 준다. 같은 Primary를 원본으로, 5장에서는 경로 지정 방식으로, 6장에서는 OMF 방식으로 각각 Standby를 만들어 결과를 비교할 수 있기 때문이다.</w:t>
+          <w:b/>
+          <w:sz w:val="21"/>
+        </w:rPr>
+        <w:t xml:space="preserve">있다.</w:t>
+      </w:r>
+      <w:r>
+        <w:rPr>
+          <w:rFonts w:ascii="맑은 고딕" w:hAnsi="맑은 고딕" w:eastAsia="맑은 고딕"/>
+          <w:sz w:val="21"/>
+        </w:rPr>
+        <w:t xml:space="preserve"> 그리고 이 조합이 오히려 이 장의 대비를 선명하게 해 준다. 같은 Primary를 원본으로, 5장에서는 경로 지정 방식으로, 6장에서는 OMF 방식으로 각각 Standby를 만들어 결과를 비교할 수 있기 때문이다.</w:t>
       </w:r>
     </w:p>
     <w:p>
@@ -647,7 +954,21 @@
           <w:rFonts w:ascii="맑은 고딕" w:hAnsi="맑은 고딕" w:eastAsia="맑은 고딕"/>
           <w:sz w:val="21"/>
         </w:rPr>
-        <w:t>복제 직전 boston의 값도 같았다. 5장에서 만들 때 `DB_CREATE_FILE_DEST`를 주지 않았기 때문이다.</w:t>
+        <w:t xml:space="preserve">복제 직전 boston의 값도 같았다. 5장에서 만들 때 </w:t>
+      </w:r>
+      <w:r>
+        <w:rPr>
+          <w:rFonts w:ascii="Consolas" w:hAnsi="Consolas" w:eastAsia="맑은 고딕"/>
+          <w:sz w:val="21"/>
+        </w:rPr>
+        <w:t xml:space="preserve">DB_CREATE_FILE_DEST</w:t>
+      </w:r>
+      <w:r>
+        <w:rPr>
+          <w:rFonts w:ascii="맑은 고딕" w:hAnsi="맑은 고딕" w:eastAsia="맑은 고딕"/>
+          <w:sz w:val="21"/>
+        </w:rPr>
+        <w:t xml:space="preserve">를 주지 않았기 때문이다.</w:t>
       </w:r>
     </w:p>
     <w:p>
@@ -719,10 +1040,10 @@
           <w:p>
             <w:r>
               <w:rPr>
-                <w:rFonts w:ascii="맑은 고딕" w:hAnsi="맑은 고딕" w:eastAsia="맑은 고딕"/>
-                <w:sz w:val="19"/>
-              </w:rPr>
-              <w:t>`set db_file_name_convert = '.../Chicago/','.../Boston/datafile/'`</w:t>
+                <w:rFonts w:ascii="Consolas" w:hAnsi="Consolas" w:eastAsia="맑은 고딕"/>
+                <w:sz w:val="19"/>
+              </w:rPr>
+              <w:t xml:space="preserve">set db_file_name_convert = '.../Chicago/','.../Boston/datafile/'</w:t>
             </w:r>
           </w:p>
         </w:tc>
@@ -749,10 +1070,10 @@
           <w:p>
             <w:r>
               <w:rPr>
-                <w:rFonts w:ascii="맑은 고딕" w:hAnsi="맑은 고딕" w:eastAsia="맑은 고딕"/>
-                <w:sz w:val="19"/>
-              </w:rPr>
-              <w:t>`set log_file_name_convert = '.../Chicago/','.../Boston/onlinelog/'`</w:t>
+                <w:rFonts w:ascii="Consolas" w:hAnsi="Consolas" w:eastAsia="맑은 고딕"/>
+                <w:sz w:val="19"/>
+              </w:rPr>
+              <w:t xml:space="preserve">set log_file_name_convert = '.../Chicago/','.../Boston/onlinelog/'</w:t>
             </w:r>
           </w:p>
         </w:tc>
@@ -779,10 +1100,10 @@
           <w:p>
             <w:r>
               <w:rPr>
-                <w:rFonts w:ascii="맑은 고딕" w:hAnsi="맑은 고딕" w:eastAsia="맑은 고딕"/>
-                <w:sz w:val="19"/>
-              </w:rPr>
-              <w:t>`set control_files = '.../Boston/controlfile/control_standby01.ctl'`</w:t>
+                <w:rFonts w:ascii="Consolas" w:hAnsi="Consolas" w:eastAsia="맑은 고딕"/>
+                <w:sz w:val="19"/>
+              </w:rPr>
+              <w:t xml:space="preserve">set control_files = '.../Boston/controlfile/control_standby01.ctl'</w:t>
             </w:r>
           </w:p>
         </w:tc>
@@ -809,10 +1130,10 @@
           <w:p>
             <w:r>
               <w:rPr>
-                <w:rFonts w:ascii="맑은 고딕" w:hAnsi="맑은 고딕" w:eastAsia="맑은 고딕"/>
-                <w:sz w:val="19"/>
-              </w:rPr>
-              <w:t>`nofilenamecheck`</w:t>
+                <w:rFonts w:ascii="Consolas" w:hAnsi="Consolas" w:eastAsia="맑은 고딕"/>
+                <w:sz w:val="19"/>
+              </w:rPr>
+              <w:t xml:space="preserve">nofilenamecheck</w:t>
             </w:r>
           </w:p>
         </w:tc>
@@ -839,10 +1160,10 @@
           <w:p>
             <w:r>
               <w:rPr>
-                <w:rFonts w:ascii="맑은 고딕" w:hAnsi="맑은 고딕" w:eastAsia="맑은 고딕"/>
-                <w:sz w:val="19"/>
-              </w:rPr>
-              <w:t>`parameter_value_convert 'chicago','boston'`</w:t>
+                <w:rFonts w:ascii="Consolas" w:hAnsi="Consolas" w:eastAsia="맑은 고딕"/>
+                <w:sz w:val="19"/>
+              </w:rPr>
+              <w:t xml:space="preserve">parameter_value_convert 'chicago','boston'</w:t>
             </w:r>
           </w:p>
         </w:tc>
@@ -883,10 +1204,10 @@
           <w:p>
             <w:r>
               <w:rPr>
-                <w:rFonts w:ascii="맑은 고딕" w:hAnsi="맑은 고딕" w:eastAsia="맑은 고딕"/>
-                <w:sz w:val="19"/>
-              </w:rPr>
-              <w:t>`set db_create_file_dest = '/u03/app/oracle/oradata'`</w:t>
+                <w:rFonts w:ascii="Consolas" w:hAnsi="Consolas" w:eastAsia="맑은 고딕"/>
+                <w:sz w:val="19"/>
+              </w:rPr>
+              <w:t xml:space="preserve">set db_create_file_dest = '/u03/app/oracle/oradata'</w:t>
             </w:r>
           </w:p>
         </w:tc>
@@ -913,10 +1234,10 @@
           <w:p>
             <w:r>
               <w:rPr>
-                <w:rFonts w:ascii="맑은 고딕" w:hAnsi="맑은 고딕" w:eastAsia="맑은 고딕"/>
-                <w:sz w:val="19"/>
-              </w:rPr>
-              <w:t>`set db_recovery_file_dest = '/u03/app/oracle/fast_recovery_area'`</w:t>
+                <w:rFonts w:ascii="Consolas" w:hAnsi="Consolas" w:eastAsia="맑은 고딕"/>
+                <w:sz w:val="19"/>
+              </w:rPr>
+              <w:t xml:space="preserve">set db_recovery_file_dest = '/u03/app/oracle/fast_recovery_area'</w:t>
             </w:r>
           </w:p>
         </w:tc>
@@ -943,10 +1264,10 @@
           <w:p>
             <w:r>
               <w:rPr>
-                <w:rFonts w:ascii="맑은 고딕" w:hAnsi="맑은 고딕" w:eastAsia="맑은 고딕"/>
-                <w:sz w:val="19"/>
-              </w:rPr>
-              <w:t>`set db_recovery_file_dest_size = '15G'`</w:t>
+                <w:rFonts w:ascii="Consolas" w:hAnsi="Consolas" w:eastAsia="맑은 고딕"/>
+                <w:sz w:val="19"/>
+              </w:rPr>
+              <w:t xml:space="preserve">set db_recovery_file_dest_size = '15G'</w:t>
             </w:r>
           </w:p>
         </w:tc>
@@ -959,7 +1280,49 @@
           <w:rFonts w:ascii="맑은 고딕" w:hAnsi="맑은 고딕" w:eastAsia="맑은 고딕"/>
           <w:sz w:val="21"/>
         </w:rPr>
-        <w:t>다섯 줄이 사라지고 세 줄이 생겼다. 그리고 사라진 다섯 줄 중 셋(`db_file_name_convert`, `log_file_name_convert`, `nofilenamecheck`)은 5장에서 실패를 통해 그 필요성을 확인했던 것들이다.</w:t>
+        <w:t xml:space="preserve">다섯 줄이 사라지고 세 줄이 생겼다. 그리고 사라진 다섯 줄 중 셋(</w:t>
+      </w:r>
+      <w:r>
+        <w:rPr>
+          <w:rFonts w:ascii="Consolas" w:hAnsi="Consolas" w:eastAsia="맑은 고딕"/>
+          <w:sz w:val="21"/>
+        </w:rPr>
+        <w:t xml:space="preserve">db_file_name_convert</w:t>
+      </w:r>
+      <w:r>
+        <w:rPr>
+          <w:rFonts w:ascii="맑은 고딕" w:hAnsi="맑은 고딕" w:eastAsia="맑은 고딕"/>
+          <w:sz w:val="21"/>
+        </w:rPr>
+        <w:t xml:space="preserve">, </w:t>
+      </w:r>
+      <w:r>
+        <w:rPr>
+          <w:rFonts w:ascii="Consolas" w:hAnsi="Consolas" w:eastAsia="맑은 고딕"/>
+          <w:sz w:val="21"/>
+        </w:rPr>
+        <w:t xml:space="preserve">log_file_name_convert</w:t>
+      </w:r>
+      <w:r>
+        <w:rPr>
+          <w:rFonts w:ascii="맑은 고딕" w:hAnsi="맑은 고딕" w:eastAsia="맑은 고딕"/>
+          <w:sz w:val="21"/>
+        </w:rPr>
+        <w:t xml:space="preserve">, </w:t>
+      </w:r>
+      <w:r>
+        <w:rPr>
+          <w:rFonts w:ascii="Consolas" w:hAnsi="Consolas" w:eastAsia="맑은 고딕"/>
+          <w:sz w:val="21"/>
+        </w:rPr>
+        <w:t xml:space="preserve">nofilenamecheck</w:t>
+      </w:r>
+      <w:r>
+        <w:rPr>
+          <w:rFonts w:ascii="맑은 고딕" w:hAnsi="맑은 고딕" w:eastAsia="맑은 고딕"/>
+          <w:sz w:val="21"/>
+        </w:rPr>
+        <w:t xml:space="preserve">)은 5장에서 실패를 통해 그 필요성을 확인했던 것들이다.</w:t>
       </w:r>
     </w:p>
     <w:p>
@@ -968,7 +1331,50 @@
           <w:rFonts w:ascii="맑은 고딕" w:hAnsi="맑은 고딕" w:eastAsia="맑은 고딕"/>
           <w:sz w:val="21"/>
         </w:rPr>
-        <w:t>왜 `NOFILENAMECHECK`가 필요 없어지는지 생각해 보자. 그 절은 auxiliary 파일 이름이 target 파일 이름과 충돌할 때 검사를 생략하라는 지시다. 그런데 OMF가 붙이는 이름은 `o1_mf_system_1b50qfn7_.dbf`처럼 매번 다른 문자열을 포함한다. **이름이 겹칠 수가 없다.** 그러므로 검사를 끌 이유도 없다.</w:t>
+        <w:t xml:space="preserve">왜 </w:t>
+      </w:r>
+      <w:r>
+        <w:rPr>
+          <w:rFonts w:ascii="Consolas" w:hAnsi="Consolas" w:eastAsia="맑은 고딕"/>
+          <w:sz w:val="21"/>
+        </w:rPr>
+        <w:t xml:space="preserve">NOFILENAMECHECK</w:t>
+      </w:r>
+      <w:r>
+        <w:rPr>
+          <w:rFonts w:ascii="맑은 고딕" w:hAnsi="맑은 고딕" w:eastAsia="맑은 고딕"/>
+          <w:sz w:val="21"/>
+        </w:rPr>
+        <w:t xml:space="preserve">가 필요 없어지는지 생각해 보자. 그 절은 auxiliary 파일 이름이 target 파일 이름과 충돌할 때 검사를 생략하라는 지시다. 그런데 OMF가 붙이는 이름은 </w:t>
+      </w:r>
+      <w:r>
+        <w:rPr>
+          <w:rFonts w:ascii="Consolas" w:hAnsi="Consolas" w:eastAsia="맑은 고딕"/>
+          <w:sz w:val="21"/>
+        </w:rPr>
+        <w:t xml:space="preserve">o1_mf_system_1b50qfn7_.dbf</w:t>
+      </w:r>
+      <w:r>
+        <w:rPr>
+          <w:rFonts w:ascii="맑은 고딕" w:hAnsi="맑은 고딕" w:eastAsia="맑은 고딕"/>
+          <w:sz w:val="21"/>
+        </w:rPr>
+        <w:t xml:space="preserve">처럼 매번 다른 문자열을 포함한다. </w:t>
+      </w:r>
+      <w:r>
+        <w:rPr>
+          <w:rFonts w:ascii="맑은 고딕" w:hAnsi="맑은 고딕" w:eastAsia="맑은 고딕"/>
+          <w:b/>
+          <w:sz w:val="21"/>
+        </w:rPr>
+        <w:t xml:space="preserve">이름이 겹칠 수가 없다.</w:t>
+      </w:r>
+      <w:r>
+        <w:rPr>
+          <w:rFonts w:ascii="맑은 고딕" w:hAnsi="맑은 고딕" w:eastAsia="맑은 고딕"/>
+          <w:sz w:val="21"/>
+        </w:rPr>
+        <w:t xml:space="preserve"> 그러므로 검사를 끌 이유도 없다.</w:t>
       </w:r>
     </w:p>
     <w:p>
@@ -1509,10 +1915,45 @@
             </w:pPr>
             <w:r>
               <w:rPr>
+                <w:rFonts w:ascii="Consolas" w:hAnsi="Consolas" w:eastAsia="맑은 고딕"/>
+                <w:sz w:val="20"/>
+              </w:rPr>
+              <w:t xml:space="preserve">initboston.ora</w:t>
+            </w:r>
+            <w:r>
+              <w:rPr>
                 <w:rFonts w:ascii="맑은 고딕" w:hAnsi="맑은 고딕" w:eastAsia="맑은 고딕"/>
                 <w:sz w:val="20"/>
               </w:rPr>
-              <w:t>`initboston.ora`(NOMOUNT 기동용)와 DUPLICATE 스크립트의 `SET`(복제 후 spfile용) 두 곳 모두에 `db_create_file_dest`를 준다. 역할이 다르기 때문이다.</w:t>
+              <w:t xml:space="preserve">(NOMOUNT 기동용)와 DUPLICATE 스크립트의 </w:t>
+            </w:r>
+            <w:r>
+              <w:rPr>
+                <w:rFonts w:ascii="Consolas" w:hAnsi="Consolas" w:eastAsia="맑은 고딕"/>
+                <w:sz w:val="20"/>
+              </w:rPr>
+              <w:t xml:space="preserve">SET</w:t>
+            </w:r>
+            <w:r>
+              <w:rPr>
+                <w:rFonts w:ascii="맑은 고딕" w:hAnsi="맑은 고딕" w:eastAsia="맑은 고딕"/>
+                <w:sz w:val="20"/>
+              </w:rPr>
+              <w:t xml:space="preserve">(복제 후 spfile용) 두 곳 모두에 </w:t>
+            </w:r>
+            <w:r>
+              <w:rPr>
+                <w:rFonts w:ascii="Consolas" w:hAnsi="Consolas" w:eastAsia="맑은 고딕"/>
+                <w:sz w:val="20"/>
+              </w:rPr>
+              <w:t xml:space="preserve">db_create_file_dest</w:t>
+            </w:r>
+            <w:r>
+              <w:rPr>
+                <w:rFonts w:ascii="맑은 고딕" w:hAnsi="맑은 고딕" w:eastAsia="맑은 고딕"/>
+                <w:sz w:val="20"/>
+              </w:rPr>
+              <w:t xml:space="preserve">를 준다. 역할이 다르기 때문이다.</w:t>
             </w:r>
           </w:p>
           <w:p>
@@ -1524,7 +1965,21 @@
                 <w:rFonts w:ascii="맑은 고딕" w:hAnsi="맑은 고딕" w:eastAsia="맑은 고딕"/>
                 <w:sz w:val="20"/>
               </w:rPr>
-              <w:t>pfile 쪽은 복제가 시작되기 전 인스턴스가 뜰 때 쓰인다. `SET` 쪽은 복제 과정에서 만들어지는 Standby spfile에 들어가며, 복제 후 재기동과 이후 운영에 쓰인다. 한쪽만 주면 어느 한 시점에서 값이 사라진다.</w:t>
+              <w:t xml:space="preserve">pfile 쪽은 복제가 시작되기 전 인스턴스가 뜰 때 쓰인다. </w:t>
+            </w:r>
+            <w:r>
+              <w:rPr>
+                <w:rFonts w:ascii="Consolas" w:hAnsi="Consolas" w:eastAsia="맑은 고딕"/>
+                <w:sz w:val="20"/>
+              </w:rPr>
+              <w:t xml:space="preserve">SET</w:t>
+            </w:r>
+            <w:r>
+              <w:rPr>
+                <w:rFonts w:ascii="맑은 고딕" w:hAnsi="맑은 고딕" w:eastAsia="맑은 고딕"/>
+                <w:sz w:val="20"/>
+              </w:rPr>
+              <w:t xml:space="preserve"> 쪽은 복제 과정에서 만들어지는 Standby spfile에 들어가며, 복제 후 재기동과 이후 운영에 쓰인다. 한쪽만 주면 어느 한 시점에서 값이 사라진다.</w:t>
             </w:r>
           </w:p>
         </w:tc>
@@ -1550,10 +2005,17 @@
     <w:p>
       <w:r>
         <w:rPr>
+          <w:rFonts w:ascii="Consolas" w:hAnsi="Consolas" w:eastAsia="맑은 고딕"/>
+          <w:sz w:val="21"/>
+        </w:rPr>
+        <w:t xml:space="preserve">db_create_file_dest</w:t>
+      </w:r>
+      <w:r>
+        <w:rPr>
           <w:rFonts w:ascii="맑은 고딕" w:hAnsi="맑은 고딕" w:eastAsia="맑은 고딕"/>
           <w:sz w:val="21"/>
         </w:rPr>
-        <w:t>`db_create_file_dest`에 존재하지 않는 경로를 주고 실행해 보았다.</w:t>
+        <w:t xml:space="preserve">에 존재하지 않는 경로를 주고 실행해 보았다.</w:t>
       </w:r>
     </w:p>
     <w:tbl>
@@ -1672,7 +2134,15 @@
           <w:rFonts w:ascii="맑은 고딕" w:hAnsi="맑은 고딕" w:eastAsia="맑은 고딕"/>
           <w:sz w:val="21"/>
         </w:rPr>
-        <w:t>결과는 예상과 달랐다. DUPLICATE가 실패한 것이 아니라 **인스턴스가 아예 뜨지 않았다.**</w:t>
+        <w:t xml:space="preserve">결과는 예상과 달랐다. DUPLICATE가 실패한 것이 아니라 </w:t>
+      </w:r>
+      <w:r>
+        <w:rPr>
+          <w:rFonts w:ascii="맑은 고딕" w:hAnsi="맑은 고딕" w:eastAsia="맑은 고딕"/>
+          <w:b/>
+          <w:sz w:val="21"/>
+        </w:rPr>
+        <w:t xml:space="preserve">인스턴스가 아예 뜨지 않았다.</w:t>
       </w:r>
     </w:p>
     <w:tbl>
@@ -1859,10 +2329,10 @@
           <w:p>
             <w:r>
               <w:rPr>
-                <w:rFonts w:ascii="맑은 고딕" w:hAnsi="맑은 고딕" w:eastAsia="맑은 고딕"/>
-                <w:sz w:val="19"/>
-              </w:rPr>
-              <w:t>`ORA-01261`</w:t>
+                <w:rFonts w:ascii="Consolas" w:hAnsi="Consolas" w:eastAsia="맑은 고딕"/>
+                <w:sz w:val="19"/>
+              </w:rPr>
+              <w:t xml:space="preserve">ORA-01261</w:t>
             </w:r>
           </w:p>
         </w:tc>
@@ -1873,10 +2343,17 @@
           <w:p>
             <w:r>
               <w:rPr>
+                <w:rFonts w:ascii="Consolas" w:hAnsi="Consolas" w:eastAsia="맑은 고딕"/>
+                <w:sz w:val="19"/>
+              </w:rPr>
+              <w:t xml:space="preserve">db_create_file_dest</w:t>
+            </w:r>
+            <w:r>
+              <w:rPr>
                 <w:rFonts w:ascii="맑은 고딕" w:hAnsi="맑은 고딕" w:eastAsia="맑은 고딕"/>
                 <w:sz w:val="19"/>
               </w:rPr>
-              <w:t>`db_create_file_dest` 값을 경로로 해석할 수 없다</w:t>
+              <w:t xml:space="preserve"> 값을 경로로 해석할 수 없다</w:t>
             </w:r>
           </w:p>
         </w:tc>
@@ -1889,10 +2366,10 @@
           <w:p>
             <w:r>
               <w:rPr>
-                <w:rFonts w:ascii="맑은 고딕" w:hAnsi="맑은 고딕" w:eastAsia="맑은 고딕"/>
-                <w:sz w:val="19"/>
-              </w:rPr>
-              <w:t>`ORA-01262`</w:t>
+                <w:rFonts w:ascii="Consolas" w:hAnsi="Consolas" w:eastAsia="맑은 고딕"/>
+                <w:sz w:val="19"/>
+              </w:rPr>
+              <w:t xml:space="preserve">ORA-01262</w:t>
             </w:r>
           </w:p>
         </w:tc>
@@ -1906,7 +2383,21 @@
                 <w:rFonts w:ascii="맑은 고딕" w:hAnsi="맑은 고딕" w:eastAsia="맑은 고딕"/>
                 <w:sz w:val="19"/>
               </w:rPr>
-              <w:t>목적지 디렉터리에 `stat` 시스템 콜이 실패했다</w:t>
+              <w:t xml:space="preserve">목적지 디렉터리에 </w:t>
+            </w:r>
+            <w:r>
+              <w:rPr>
+                <w:rFonts w:ascii="Consolas" w:hAnsi="Consolas" w:eastAsia="맑은 고딕"/>
+                <w:sz w:val="19"/>
+              </w:rPr>
+              <w:t xml:space="preserve">stat</w:t>
+            </w:r>
+            <w:r>
+              <w:rPr>
+                <w:rFonts w:ascii="맑은 고딕" w:hAnsi="맑은 고딕" w:eastAsia="맑은 고딕"/>
+                <w:sz w:val="19"/>
+              </w:rPr>
+              <w:t xml:space="preserve"> 시스템 콜이 실패했다</w:t>
             </w:r>
           </w:p>
         </w:tc>
@@ -1919,10 +2410,10 @@
           <w:p>
             <w:r>
               <w:rPr>
-                <w:rFonts w:ascii="맑은 고딕" w:hAnsi="맑은 고딕" w:eastAsia="맑은 고딕"/>
-                <w:sz w:val="19"/>
-              </w:rPr>
-              <w:t>`Linux-x86_64 Error: 2`</w:t>
+                <w:rFonts w:ascii="Consolas" w:hAnsi="Consolas" w:eastAsia="맑은 고딕"/>
+                <w:sz w:val="19"/>
+              </w:rPr>
+              <w:t xml:space="preserve">Linux-x86_64 Error: 2</w:t>
             </w:r>
           </w:p>
         </w:tc>
@@ -1949,10 +2440,10 @@
           <w:p>
             <w:r>
               <w:rPr>
-                <w:rFonts w:ascii="맑은 고딕" w:hAnsi="맑은 고딕" w:eastAsia="맑은 고딕"/>
-                <w:sz w:val="19"/>
-              </w:rPr>
-              <w:t>`ORA-01034`</w:t>
+                <w:rFonts w:ascii="Consolas" w:hAnsi="Consolas" w:eastAsia="맑은 고딕"/>
+                <w:sz w:val="19"/>
+              </w:rPr>
+              <w:t xml:space="preserve">ORA-01034</w:t>
             </w:r>
           </w:p>
         </w:tc>
@@ -1979,7 +2470,78 @@
           <w:rFonts w:ascii="맑은 고딕" w:hAnsi="맑은 고딕" w:eastAsia="맑은 고딕"/>
           <w:sz w:val="21"/>
         </w:rPr>
-        <w:t>이 오류 스택은 5장에서 본 것들과 성격이 다르다. **운영체제 오류 번호까지 그대로 보여 준다.** `Linux-x86_64 Error: 2`는 `errno` 2, 즉 `ENOENT`다. 경로 문제인지 권한 문제인지가 이 숫자 하나로 갈린다. 권한이라면 13(`EACCES`)이 나온다.</w:t>
+        <w:t xml:space="preserve">이 오류 스택은 5장에서 본 것들과 성격이 다르다. </w:t>
+      </w:r>
+      <w:r>
+        <w:rPr>
+          <w:rFonts w:ascii="맑은 고딕" w:hAnsi="맑은 고딕" w:eastAsia="맑은 고딕"/>
+          <w:b/>
+          <w:sz w:val="21"/>
+        </w:rPr>
+        <w:t xml:space="preserve">운영체제 오류 번호까지 그대로 보여 준다.</w:t>
+      </w:r>
+      <w:r>
+        <w:rPr>
+          <w:rFonts w:ascii="맑은 고딕" w:hAnsi="맑은 고딕" w:eastAsia="맑은 고딕"/>
+          <w:sz w:val="21"/>
+        </w:rPr>
+        <w:t xml:space="preserve"> </w:t>
+      </w:r>
+      <w:r>
+        <w:rPr>
+          <w:rFonts w:ascii="Consolas" w:hAnsi="Consolas" w:eastAsia="맑은 고딕"/>
+          <w:sz w:val="21"/>
+        </w:rPr>
+        <w:t xml:space="preserve">Linux-x86_64 Error: 2</w:t>
+      </w:r>
+      <w:r>
+        <w:rPr>
+          <w:rFonts w:ascii="맑은 고딕" w:hAnsi="맑은 고딕" w:eastAsia="맑은 고딕"/>
+          <w:sz w:val="21"/>
+        </w:rPr>
+        <w:t xml:space="preserve">는 </w:t>
+      </w:r>
+      <w:r>
+        <w:rPr>
+          <w:rFonts w:ascii="Consolas" w:hAnsi="Consolas" w:eastAsia="맑은 고딕"/>
+          <w:sz w:val="21"/>
+        </w:rPr>
+        <w:t xml:space="preserve">errno</w:t>
+      </w:r>
+      <w:r>
+        <w:rPr>
+          <w:rFonts w:ascii="맑은 고딕" w:hAnsi="맑은 고딕" w:eastAsia="맑은 고딕"/>
+          <w:sz w:val="21"/>
+        </w:rPr>
+        <w:t xml:space="preserve"> 2, 즉 </w:t>
+      </w:r>
+      <w:r>
+        <w:rPr>
+          <w:rFonts w:ascii="Consolas" w:hAnsi="Consolas" w:eastAsia="맑은 고딕"/>
+          <w:sz w:val="21"/>
+        </w:rPr>
+        <w:t xml:space="preserve">ENOENT</w:t>
+      </w:r>
+      <w:r>
+        <w:rPr>
+          <w:rFonts w:ascii="맑은 고딕" w:hAnsi="맑은 고딕" w:eastAsia="맑은 고딕"/>
+          <w:sz w:val="21"/>
+        </w:rPr>
+        <w:t xml:space="preserve">다. 경로 문제인지 권한 문제인지가 이 숫자 하나로 갈린다. 권한이라면 13(</w:t>
+      </w:r>
+      <w:r>
+        <w:rPr>
+          <w:rFonts w:ascii="Consolas" w:hAnsi="Consolas" w:eastAsia="맑은 고딕"/>
+          <w:sz w:val="21"/>
+        </w:rPr>
+        <w:t xml:space="preserve">EACCES</w:t>
+      </w:r>
+      <w:r>
+        <w:rPr>
+          <w:rFonts w:ascii="맑은 고딕" w:hAnsi="맑은 고딕" w:eastAsia="맑은 고딕"/>
+          <w:sz w:val="21"/>
+        </w:rPr>
+        <w:t xml:space="preserve">)이 나온다.</w:t>
       </w:r>
     </w:p>
     <w:p>
@@ -2221,19 +2783,106 @@
     <w:p>
       <w:r>
         <w:rPr>
+          <w:rFonts w:ascii="Consolas" w:hAnsi="Consolas" w:eastAsia="맑은 고딕"/>
+          <w:sz w:val="21"/>
+        </w:rPr>
+        <w:t xml:space="preserve">RMAN-03002: failure of </w:t>
+      </w:r>
+      <w:r>
+        <w:rPr>
+          <w:rFonts w:ascii="Consolas" w:hAnsi="Consolas" w:eastAsia="맑은 고딕"/>
+          <w:b/>
+          <w:sz w:val="21"/>
+        </w:rPr>
+        <w:t xml:space="preserve">allocate</w:t>
+      </w:r>
+      <w:r>
+        <w:rPr>
+          <w:rFonts w:ascii="Consolas" w:hAnsi="Consolas" w:eastAsia="맑은 고딕"/>
+          <w:sz w:val="21"/>
+        </w:rPr>
+        <w:t xml:space="preserve"> command</w:t>
+      </w:r>
+      <w:r>
+        <w:rPr>
           <w:rFonts w:ascii="맑은 고딕" w:hAnsi="맑은 고딕" w:eastAsia="맑은 고딕"/>
           <w:sz w:val="21"/>
         </w:rPr>
-        <w:t>`RMAN-03002: failure of **allocate** command`에 주목한다. 5장의 실패는 모두 `failure of **Duplicate Db** command`였다. 복제 명령까지 가지도 못하고 채널 할당에서 끝났다는 뜻이다.</w:t>
+        <w:t xml:space="preserve">에 주목한다. 5장의 실패는 모두 </w:t>
+      </w:r>
+      <w:r>
+        <w:rPr>
+          <w:rFonts w:ascii="Consolas" w:hAnsi="Consolas" w:eastAsia="맑은 고딕"/>
+          <w:sz w:val="21"/>
+        </w:rPr>
+        <w:t xml:space="preserve">failure of </w:t>
+      </w:r>
+      <w:r>
+        <w:rPr>
+          <w:rFonts w:ascii="Consolas" w:hAnsi="Consolas" w:eastAsia="맑은 고딕"/>
+          <w:b/>
+          <w:sz w:val="21"/>
+        </w:rPr>
+        <w:t xml:space="preserve">Duplicate Db</w:t>
+      </w:r>
+      <w:r>
+        <w:rPr>
+          <w:rFonts w:ascii="Consolas" w:hAnsi="Consolas" w:eastAsia="맑은 고딕"/>
+          <w:sz w:val="21"/>
+        </w:rPr>
+        <w:t xml:space="preserve"> command</w:t>
+      </w:r>
+      <w:r>
+        <w:rPr>
+          <w:rFonts w:ascii="맑은 고딕" w:hAnsi="맑은 고딕" w:eastAsia="맑은 고딕"/>
+          <w:sz w:val="21"/>
+        </w:rPr>
+        <w:t xml:space="preserve">였다. 복제 명령까지 가지도 못하고 채널 할당에서 끝났다는 뜻이다.</w:t>
       </w:r>
     </w:p>
     <w:p>
       <w:r>
         <w:rPr>
+          <w:rFonts w:ascii="Consolas" w:hAnsi="Consolas" w:eastAsia="맑은 고딕"/>
+          <w:sz w:val="21"/>
+        </w:rPr>
+        <w:t xml:space="preserve">RMAN-06403: could not obtain a fully authorized session</w:t>
+      </w:r>
+      <w:r>
+        <w:rPr>
           <w:rFonts w:ascii="맑은 고딕" w:hAnsi="맑은 고딕" w:eastAsia="맑은 고딕"/>
           <w:sz w:val="21"/>
         </w:rPr>
-        <w:t>`RMAN-06403: could not obtain a fully authorized session`은 auxiliary 인스턴스에 접속할 수 없다는 말이고, `ORA-27101: shared memory realm does not exist`는 그 이유가 **SGA 자체가 없기 때문**임을 알려 준다. 인스턴스가 뜨지 않았으니 당연하다.</w:t>
+        <w:t xml:space="preserve">은 auxiliary 인스턴스에 접속할 수 없다는 말이고, </w:t>
+      </w:r>
+      <w:r>
+        <w:rPr>
+          <w:rFonts w:ascii="Consolas" w:hAnsi="Consolas" w:eastAsia="맑은 고딕"/>
+          <w:sz w:val="21"/>
+        </w:rPr>
+        <w:t xml:space="preserve">ORA-27101: shared memory realm does not exist</w:t>
+      </w:r>
+      <w:r>
+        <w:rPr>
+          <w:rFonts w:ascii="맑은 고딕" w:hAnsi="맑은 고딕" w:eastAsia="맑은 고딕"/>
+          <w:sz w:val="21"/>
+        </w:rPr>
+        <w:t xml:space="preserve">는 그 이유가 </w:t>
+      </w:r>
+      <w:r>
+        <w:rPr>
+          <w:rFonts w:ascii="맑은 고딕" w:hAnsi="맑은 고딕" w:eastAsia="맑은 고딕"/>
+          <w:b/>
+          <w:sz w:val="21"/>
+        </w:rPr>
+        <w:t xml:space="preserve">SGA 자체가 없기 때문</w:t>
+      </w:r>
+      <w:r>
+        <w:rPr>
+          <w:rFonts w:ascii="맑은 고딕" w:hAnsi="맑은 고딕" w:eastAsia="맑은 고딕"/>
+          <w:sz w:val="21"/>
+        </w:rPr>
+        <w:t xml:space="preserve">임을 알려 준다. 인스턴스가 뜨지 않았으니 당연하다.</w:t>
       </w:r>
     </w:p>
     <w:tbl>
@@ -2282,7 +2931,22 @@
                 <w:rFonts w:ascii="맑은 고딕" w:hAnsi="맑은 고딕" w:eastAsia="맑은 고딕"/>
                 <w:sz w:val="20"/>
               </w:rPr>
-              <w:t>이번 실패는 다르다. **아무것도 시작되지 않았다.** 잘못된 경로가 인스턴스 기동 시점에 걸러졌기 때문이다.</w:t>
+              <w:t xml:space="preserve">이번 실패는 다르다. </w:t>
+            </w:r>
+            <w:r>
+              <w:rPr>
+                <w:rFonts w:ascii="맑은 고딕" w:hAnsi="맑은 고딕" w:eastAsia="맑은 고딕"/>
+                <w:b/>
+                <w:sz w:val="20"/>
+              </w:rPr>
+              <w:t xml:space="preserve">아무것도 시작되지 않았다.</w:t>
+            </w:r>
+            <w:r>
+              <w:rPr>
+                <w:rFonts w:ascii="맑은 고딕" w:hAnsi="맑은 고딕" w:eastAsia="맑은 고딕"/>
+                <w:sz w:val="20"/>
+              </w:rPr>
+              <w:t xml:space="preserve"> 잘못된 경로가 인스턴스 기동 시점에 걸러졌기 때문이다.</w:t>
             </w:r>
           </w:p>
           <w:p>
@@ -2294,7 +2958,49 @@
                 <w:rFonts w:ascii="맑은 고딕" w:hAnsi="맑은 고딕" w:eastAsia="맑은 고딕"/>
                 <w:sz w:val="20"/>
               </w:rPr>
-              <w:t>즉 OMF는 경로를 미리 검증한다. `DB_CREATE_FILE_DEST`는 인스턴스가 뜰 때 `stat`으로 확인되고, 없으면 그 자리에서 거부된다. 반면 `DB_FILE_NAME_CONVERT`는 문자열 치환 규칙일 뿐이라 검증할 대상이 없다. 이 차이가 실패 지점을 앞당긴다.</w:t>
+              <w:t xml:space="preserve">즉 OMF는 경로를 미리 검증한다. </w:t>
+            </w:r>
+            <w:r>
+              <w:rPr>
+                <w:rFonts w:ascii="Consolas" w:hAnsi="Consolas" w:eastAsia="맑은 고딕"/>
+                <w:sz w:val="20"/>
+              </w:rPr>
+              <w:t xml:space="preserve">DB_CREATE_FILE_DEST</w:t>
+            </w:r>
+            <w:r>
+              <w:rPr>
+                <w:rFonts w:ascii="맑은 고딕" w:hAnsi="맑은 고딕" w:eastAsia="맑은 고딕"/>
+                <w:sz w:val="20"/>
+              </w:rPr>
+              <w:t xml:space="preserve">는 인스턴스가 뜰 때 </w:t>
+            </w:r>
+            <w:r>
+              <w:rPr>
+                <w:rFonts w:ascii="Consolas" w:hAnsi="Consolas" w:eastAsia="맑은 고딕"/>
+                <w:sz w:val="20"/>
+              </w:rPr>
+              <w:t xml:space="preserve">stat</w:t>
+            </w:r>
+            <w:r>
+              <w:rPr>
+                <w:rFonts w:ascii="맑은 고딕" w:hAnsi="맑은 고딕" w:eastAsia="맑은 고딕"/>
+                <w:sz w:val="20"/>
+              </w:rPr>
+              <w:t xml:space="preserve">으로 확인되고, 없으면 그 자리에서 거부된다. 반면 </w:t>
+            </w:r>
+            <w:r>
+              <w:rPr>
+                <w:rFonts w:ascii="Consolas" w:hAnsi="Consolas" w:eastAsia="맑은 고딕"/>
+                <w:sz w:val="20"/>
+              </w:rPr>
+              <w:t xml:space="preserve">DB_FILE_NAME_CONVERT</w:t>
+            </w:r>
+            <w:r>
+              <w:rPr>
+                <w:rFonts w:ascii="맑은 고딕" w:hAnsi="맑은 고딕" w:eastAsia="맑은 고딕"/>
+                <w:sz w:val="20"/>
+              </w:rPr>
+              <w:t xml:space="preserve">는 문자열 치환 규칙일 뿐이라 검증할 대상이 없다. 이 차이가 실패 지점을 앞당긴다.</w:t>
             </w:r>
           </w:p>
           <w:p>
@@ -2327,7 +3033,21 @@
           <w:rFonts w:ascii="맑은 고딕" w:hAnsi="맑은 고딕" w:eastAsia="맑은 고딕"/>
           <w:sz w:val="21"/>
         </w:rPr>
-        <w:t>이번에는 `db_create_file_dest`를 pfile과 스크립트 양쪽에서 모두 뺐다. 5장 스타일의 convert 파라미터도 없다. 즉 파일 배치에 관한 지시가 아무것도 없는 상태다.</w:t>
+        <w:t xml:space="preserve">이번에는 </w:t>
+      </w:r>
+      <w:r>
+        <w:rPr>
+          <w:rFonts w:ascii="Consolas" w:hAnsi="Consolas" w:eastAsia="맑은 고딕"/>
+          <w:sz w:val="21"/>
+        </w:rPr>
+        <w:t xml:space="preserve">db_create_file_dest</w:t>
+      </w:r>
+      <w:r>
+        <w:rPr>
+          <w:rFonts w:ascii="맑은 고딕" w:hAnsi="맑은 고딕" w:eastAsia="맑은 고딕"/>
+          <w:sz w:val="21"/>
+        </w:rPr>
+        <w:t xml:space="preserve">를 pfile과 스크립트 양쪽에서 모두 뺐다. 5장 스타일의 convert 파라미터도 없다. 즉 파일 배치에 관한 지시가 아무것도 없는 상태다.</w:t>
       </w:r>
     </w:p>
     <w:tbl>
@@ -2628,9 +3348,31 @@
       <w:r>
         <w:rPr>
           <w:rFonts w:ascii="맑은 고딕" w:hAnsi="맑은 고딕" w:eastAsia="맑은 고딕"/>
-          <w:sz w:val="21"/>
-        </w:rPr>
-        <w:t>**5장의 첫 번째 실패와 글자 하나까지 같다.** 경고 번호도, 오류 번호도, 열한 줄이라는 개수도, 경로가 `Chicago`인 것도 같다.</w:t>
+          <w:b/>
+          <w:sz w:val="21"/>
+        </w:rPr>
+        <w:t xml:space="preserve">5장의 첫 번째 실패와 글자 하나까지 같다.</w:t>
+      </w:r>
+      <w:r>
+        <w:rPr>
+          <w:rFonts w:ascii="맑은 고딕" w:hAnsi="맑은 고딕" w:eastAsia="맑은 고딕"/>
+          <w:sz w:val="21"/>
+        </w:rPr>
+        <w:t xml:space="preserve"> 경고 번호도, 오류 번호도, 열한 줄이라는 개수도, 경로가 </w:t>
+      </w:r>
+      <w:r>
+        <w:rPr>
+          <w:rFonts w:ascii="Consolas" w:hAnsi="Consolas" w:eastAsia="맑은 고딕"/>
+          <w:sz w:val="21"/>
+        </w:rPr>
+        <w:t xml:space="preserve">Chicago</w:t>
+      </w:r>
+      <w:r>
+        <w:rPr>
+          <w:rFonts w:ascii="맑은 고딕" w:hAnsi="맑은 고딕" w:eastAsia="맑은 고딕"/>
+          <w:sz w:val="21"/>
+        </w:rPr>
+        <w:t xml:space="preserve">인 것도 같다.</w:t>
       </w:r>
     </w:p>
     <w:p>
@@ -2639,7 +3381,50 @@
           <w:rFonts w:ascii="맑은 고딕" w:hAnsi="맑은 고딕" w:eastAsia="맑은 고딕"/>
           <w:sz w:val="21"/>
         </w:rPr>
-        <w:t>이것이 알려 주는 사실이 있다. RMAN 입장에서 `DB_FILE_NAME_CONVERT`와 `DB_CREATE_FILE_DEST`는 **같은 질문에 대한 두 가지 대답**이다. 질문은 "복제한 파일을 어디에 둘 것인가"이고, 둘 중 하나는 답해야 한다. 아무것도 답하지 않으면 RMAN은 원본 경로를 그대로 쓰려 하고, 이름 충돌 검사에서 걸린다.</w:t>
+        <w:t xml:space="preserve">이것이 알려 주는 사실이 있다. RMAN 입장에서 </w:t>
+      </w:r>
+      <w:r>
+        <w:rPr>
+          <w:rFonts w:ascii="Consolas" w:hAnsi="Consolas" w:eastAsia="맑은 고딕"/>
+          <w:sz w:val="21"/>
+        </w:rPr>
+        <w:t xml:space="preserve">DB_FILE_NAME_CONVERT</w:t>
+      </w:r>
+      <w:r>
+        <w:rPr>
+          <w:rFonts w:ascii="맑은 고딕" w:hAnsi="맑은 고딕" w:eastAsia="맑은 고딕"/>
+          <w:sz w:val="21"/>
+        </w:rPr>
+        <w:t xml:space="preserve">와 </w:t>
+      </w:r>
+      <w:r>
+        <w:rPr>
+          <w:rFonts w:ascii="Consolas" w:hAnsi="Consolas" w:eastAsia="맑은 고딕"/>
+          <w:sz w:val="21"/>
+        </w:rPr>
+        <w:t xml:space="preserve">DB_CREATE_FILE_DEST</w:t>
+      </w:r>
+      <w:r>
+        <w:rPr>
+          <w:rFonts w:ascii="맑은 고딕" w:hAnsi="맑은 고딕" w:eastAsia="맑은 고딕"/>
+          <w:sz w:val="21"/>
+        </w:rPr>
+        <w:t xml:space="preserve">는 </w:t>
+      </w:r>
+      <w:r>
+        <w:rPr>
+          <w:rFonts w:ascii="맑은 고딕" w:hAnsi="맑은 고딕" w:eastAsia="맑은 고딕"/>
+          <w:b/>
+          <w:sz w:val="21"/>
+        </w:rPr>
+        <w:t xml:space="preserve">같은 질문에 대한 두 가지 대답</w:t>
+      </w:r>
+      <w:r>
+        <w:rPr>
+          <w:rFonts w:ascii="맑은 고딕" w:hAnsi="맑은 고딕" w:eastAsia="맑은 고딕"/>
+          <w:sz w:val="21"/>
+        </w:rPr>
+        <w:t xml:space="preserve">이다. 질문은 "복제한 파일을 어디에 둘 것인가"이고, 둘 중 하나는 답해야 한다. 아무것도 답하지 않으면 RMAN은 원본 경로를 그대로 쓰려 하고, 이름 충돌 검사에서 걸린다.</w:t>
       </w:r>
     </w:p>
     <w:p>
@@ -2888,7 +3673,63 @@
           <w:rFonts w:ascii="맑은 고딕" w:hAnsi="맑은 고딕" w:eastAsia="맑은 고딕"/>
           <w:sz w:val="21"/>
         </w:rPr>
-        <w:t>5장과 판정 기준이 같다. `rc=0`, `RMAN-`·`ORA-` 줄 없음, `Finished Duplicate Db` 존재.</w:t>
+        <w:t xml:space="preserve">5장과 판정 기준이 같다. </w:t>
+      </w:r>
+      <w:r>
+        <w:rPr>
+          <w:rFonts w:ascii="Consolas" w:hAnsi="Consolas" w:eastAsia="맑은 고딕"/>
+          <w:sz w:val="21"/>
+        </w:rPr>
+        <w:t xml:space="preserve">rc=0</w:t>
+      </w:r>
+      <w:r>
+        <w:rPr>
+          <w:rFonts w:ascii="맑은 고딕" w:hAnsi="맑은 고딕" w:eastAsia="맑은 고딕"/>
+          <w:sz w:val="21"/>
+        </w:rPr>
+        <w:t xml:space="preserve">, </w:t>
+      </w:r>
+      <w:r>
+        <w:rPr>
+          <w:rFonts w:ascii="Consolas" w:hAnsi="Consolas" w:eastAsia="맑은 고딕"/>
+          <w:sz w:val="21"/>
+        </w:rPr>
+        <w:t xml:space="preserve">RMAN-</w:t>
+      </w:r>
+      <w:r>
+        <w:rPr>
+          <w:rFonts w:ascii="맑은 고딕" w:hAnsi="맑은 고딕" w:eastAsia="맑은 고딕"/>
+          <w:sz w:val="21"/>
+        </w:rPr>
+        <w:t xml:space="preserve">·</w:t>
+      </w:r>
+      <w:r>
+        <w:rPr>
+          <w:rFonts w:ascii="Consolas" w:hAnsi="Consolas" w:eastAsia="맑은 고딕"/>
+          <w:sz w:val="21"/>
+        </w:rPr>
+        <w:t xml:space="preserve">ORA-</w:t>
+      </w:r>
+      <w:r>
+        <w:rPr>
+          <w:rFonts w:ascii="맑은 고딕" w:hAnsi="맑은 고딕" w:eastAsia="맑은 고딕"/>
+          <w:sz w:val="21"/>
+        </w:rPr>
+        <w:t xml:space="preserve"> 줄 없음, </w:t>
+      </w:r>
+      <w:r>
+        <w:rPr>
+          <w:rFonts w:ascii="Consolas" w:hAnsi="Consolas" w:eastAsia="맑은 고딕"/>
+          <w:sz w:val="21"/>
+        </w:rPr>
+        <w:t xml:space="preserve">Finished Duplicate Db</w:t>
+      </w:r>
+      <w:r>
+        <w:rPr>
+          <w:rFonts w:ascii="맑은 고딕" w:hAnsi="맑은 고딕" w:eastAsia="맑은 고딕"/>
+          <w:sz w:val="21"/>
+        </w:rPr>
+        <w:t xml:space="preserve"> 존재.</w:t>
       </w:r>
     </w:p>
     <w:p>
@@ -3051,7 +3892,15 @@
           <w:rFonts w:ascii="맑은 고딕" w:hAnsi="맑은 고딕" w:eastAsia="맑은 고딕"/>
           <w:sz w:val="21"/>
         </w:rPr>
-        <w:t>input 쪽은 사람이 정한 이름, output 쪽은 오라클이 정한 이름이다. 5장에서는 output이 input과 파일 이름이 같고 경로 접두만 달랐다. 여기서는 **이름 자체가 다르다.**</w:t>
+        <w:t xml:space="preserve">input 쪽은 사람이 정한 이름, output 쪽은 오라클이 정한 이름이다. 5장에서는 output이 input과 파일 이름이 같고 경로 접두만 달랐다. 여기서는 </w:t>
+      </w:r>
+      <w:r>
+        <w:rPr>
+          <w:rFonts w:ascii="맑은 고딕" w:hAnsi="맑은 고딕" w:eastAsia="맑은 고딕"/>
+          <w:b/>
+          <w:sz w:val="21"/>
+        </w:rPr>
+        <w:t xml:space="preserve">이름 자체가 다르다.</w:t>
       </w:r>
     </w:p>
     <w:p>
@@ -3085,7 +3934,21 @@
           <w:rFonts w:ascii="맑은 고딕" w:hAnsi="맑은 고딕" w:eastAsia="맑은 고딕"/>
           <w:sz w:val="21"/>
         </w:rPr>
-        <w:t>복제 전 `/u03/app/oracle/oradata` 아래에는 아무것도 만들어 두지 않았다. 복제 후 구조는 이렇다.</w:t>
+        <w:t xml:space="preserve">복제 전 </w:t>
+      </w:r>
+      <w:r>
+        <w:rPr>
+          <w:rFonts w:ascii="Consolas" w:hAnsi="Consolas" w:eastAsia="맑은 고딕"/>
+          <w:sz w:val="21"/>
+        </w:rPr>
+        <w:t xml:space="preserve">/u03/app/oracle/oradata</w:t>
+      </w:r>
+      <w:r>
+        <w:rPr>
+          <w:rFonts w:ascii="맑은 고딕" w:hAnsi="맑은 고딕" w:eastAsia="맑은 고딕"/>
+          <w:sz w:val="21"/>
+        </w:rPr>
+        <w:t xml:space="preserve"> 아래에는 아무것도 만들어 두지 않았다. 복제 후 구조는 이렇다.</w:t>
       </w:r>
     </w:p>
     <w:tbl>
@@ -3240,10 +4103,54 @@
     <w:p>
       <w:r>
         <w:rPr>
+          <w:rFonts w:ascii="Consolas" w:hAnsi="Consolas" w:eastAsia="맑은 고딕"/>
+          <w:b/>
+          <w:sz w:val="21"/>
+        </w:rPr>
+        <w:t xml:space="preserve">mkdir</w:t>
+      </w:r>
+      <w:r>
+        <w:rPr>
           <w:rFonts w:ascii="맑은 고딕" w:hAnsi="맑은 고딕" w:eastAsia="맑은 고딕"/>
-          <w:sz w:val="21"/>
-        </w:rPr>
-        <w:t>**`mkdir`을 한 번도 하지 않았다.** 여덟 개 디렉터리가 전부 복제 과정에서 생겼다. 5장에서 `pdbseed`와 `chicago_pdb1`을 미리 만들지 않아 실패했던 것과 정확히 대비된다.</w:t>
+          <w:b/>
+          <w:sz w:val="21"/>
+        </w:rPr>
+        <w:t xml:space="preserve">을 한 번도 하지 않았다.</w:t>
+      </w:r>
+      <w:r>
+        <w:rPr>
+          <w:rFonts w:ascii="맑은 고딕" w:hAnsi="맑은 고딕" w:eastAsia="맑은 고딕"/>
+          <w:sz w:val="21"/>
+        </w:rPr>
+        <w:t xml:space="preserve"> 여덟 개 디렉터리가 전부 복제 과정에서 생겼다. 5장에서 </w:t>
+      </w:r>
+      <w:r>
+        <w:rPr>
+          <w:rFonts w:ascii="Consolas" w:hAnsi="Consolas" w:eastAsia="맑은 고딕"/>
+          <w:sz w:val="21"/>
+        </w:rPr>
+        <w:t xml:space="preserve">pdbseed</w:t>
+      </w:r>
+      <w:r>
+        <w:rPr>
+          <w:rFonts w:ascii="맑은 고딕" w:hAnsi="맑은 고딕" w:eastAsia="맑은 고딕"/>
+          <w:sz w:val="21"/>
+        </w:rPr>
+        <w:t xml:space="preserve">와 </w:t>
+      </w:r>
+      <w:r>
+        <w:rPr>
+          <w:rFonts w:ascii="Consolas" w:hAnsi="Consolas" w:eastAsia="맑은 고딕"/>
+          <w:sz w:val="21"/>
+        </w:rPr>
+        <w:t xml:space="preserve">chicago_pdb1</w:t>
+      </w:r>
+      <w:r>
+        <w:rPr>
+          <w:rFonts w:ascii="맑은 고딕" w:hAnsi="맑은 고딕" w:eastAsia="맑은 고딕"/>
+          <w:sz w:val="21"/>
+        </w:rPr>
+        <w:t xml:space="preserve">을 미리 만들지 않아 실패했던 것과 정확히 대비된다.</w:t>
       </w:r>
     </w:p>
     <w:p>
@@ -3252,7 +4159,78 @@
           <w:rFonts w:ascii="맑은 고딕" w:hAnsi="맑은 고딕" w:eastAsia="맑은 고딕"/>
           <w:sz w:val="21"/>
         </w:rPr>
-        <w:t>최상위가 `BOSTON`인 것에 주의한다. **대문자다.** `DB_UNIQUE_NAME`이 `boston`(소문자)인데 디렉터리는 대문자로 만들어졌다. OMF는 `DB_UNIQUE_NAME`을 대문자로 바꿔 디렉터리 이름으로 쓴다.</w:t>
+        <w:t xml:space="preserve">최상위가 </w:t>
+      </w:r>
+      <w:r>
+        <w:rPr>
+          <w:rFonts w:ascii="Consolas" w:hAnsi="Consolas" w:eastAsia="맑은 고딕"/>
+          <w:sz w:val="21"/>
+        </w:rPr>
+        <w:t xml:space="preserve">BOSTON</w:t>
+      </w:r>
+      <w:r>
+        <w:rPr>
+          <w:rFonts w:ascii="맑은 고딕" w:hAnsi="맑은 고딕" w:eastAsia="맑은 고딕"/>
+          <w:sz w:val="21"/>
+        </w:rPr>
+        <w:t xml:space="preserve">인 것에 주의한다. </w:t>
+      </w:r>
+      <w:r>
+        <w:rPr>
+          <w:rFonts w:ascii="맑은 고딕" w:hAnsi="맑은 고딕" w:eastAsia="맑은 고딕"/>
+          <w:b/>
+          <w:sz w:val="21"/>
+        </w:rPr>
+        <w:t xml:space="preserve">대문자다.</w:t>
+      </w:r>
+      <w:r>
+        <w:rPr>
+          <w:rFonts w:ascii="맑은 고딕" w:hAnsi="맑은 고딕" w:eastAsia="맑은 고딕"/>
+          <w:sz w:val="21"/>
+        </w:rPr>
+        <w:t xml:space="preserve"> </w:t>
+      </w:r>
+      <w:r>
+        <w:rPr>
+          <w:rFonts w:ascii="Consolas" w:hAnsi="Consolas" w:eastAsia="맑은 고딕"/>
+          <w:sz w:val="21"/>
+        </w:rPr>
+        <w:t xml:space="preserve">DB_UNIQUE_NAME</w:t>
+      </w:r>
+      <w:r>
+        <w:rPr>
+          <w:rFonts w:ascii="맑은 고딕" w:hAnsi="맑은 고딕" w:eastAsia="맑은 고딕"/>
+          <w:sz w:val="21"/>
+        </w:rPr>
+        <w:t xml:space="preserve">이 </w:t>
+      </w:r>
+      <w:r>
+        <w:rPr>
+          <w:rFonts w:ascii="Consolas" w:hAnsi="Consolas" w:eastAsia="맑은 고딕"/>
+          <w:sz w:val="21"/>
+        </w:rPr>
+        <w:t xml:space="preserve">boston</w:t>
+      </w:r>
+      <w:r>
+        <w:rPr>
+          <w:rFonts w:ascii="맑은 고딕" w:hAnsi="맑은 고딕" w:eastAsia="맑은 고딕"/>
+          <w:sz w:val="21"/>
+        </w:rPr>
+        <w:t xml:space="preserve">(소문자)인데 디렉터리는 대문자로 만들어졌다. OMF는 </w:t>
+      </w:r>
+      <w:r>
+        <w:rPr>
+          <w:rFonts w:ascii="Consolas" w:hAnsi="Consolas" w:eastAsia="맑은 고딕"/>
+          <w:sz w:val="21"/>
+        </w:rPr>
+        <w:t xml:space="preserve">DB_UNIQUE_NAME</w:t>
+      </w:r>
+      <w:r>
+        <w:rPr>
+          <w:rFonts w:ascii="맑은 고딕" w:hAnsi="맑은 고딕" w:eastAsia="맑은 고딕"/>
+          <w:sz w:val="21"/>
+        </w:rPr>
+        <w:t xml:space="preserve">을 대문자로 바꿔 디렉터리 이름으로 쓴다.</w:t>
       </w:r>
     </w:p>
     <w:p>
@@ -3261,7 +4239,49 @@
           <w:rFonts w:ascii="맑은 고딕" w:hAnsi="맑은 고딕" w:eastAsia="맑은 고딕"/>
           <w:sz w:val="21"/>
         </w:rPr>
-        <w:t>5장에서 만든 디렉터리는 `Boston`이었다. 사람이 정했으니 첫 글자만 대문자였다. 같은 서버에 `Boston`과 `BOSTON`이 함께 존재할 수 있고, 리눅스는 대소문자를 구별하므로 서로 다른 디렉터리다. 실습에서는 5장 구조를 완전히 지운 뒤 진행했다.</w:t>
+        <w:t xml:space="preserve">5장에서 만든 디렉터리는 </w:t>
+      </w:r>
+      <w:r>
+        <w:rPr>
+          <w:rFonts w:ascii="Consolas" w:hAnsi="Consolas" w:eastAsia="맑은 고딕"/>
+          <w:sz w:val="21"/>
+        </w:rPr>
+        <w:t xml:space="preserve">Boston</w:t>
+      </w:r>
+      <w:r>
+        <w:rPr>
+          <w:rFonts w:ascii="맑은 고딕" w:hAnsi="맑은 고딕" w:eastAsia="맑은 고딕"/>
+          <w:sz w:val="21"/>
+        </w:rPr>
+        <w:t xml:space="preserve">이었다. 사람이 정했으니 첫 글자만 대문자였다. 같은 서버에 </w:t>
+      </w:r>
+      <w:r>
+        <w:rPr>
+          <w:rFonts w:ascii="Consolas" w:hAnsi="Consolas" w:eastAsia="맑은 고딕"/>
+          <w:sz w:val="21"/>
+        </w:rPr>
+        <w:t xml:space="preserve">Boston</w:t>
+      </w:r>
+      <w:r>
+        <w:rPr>
+          <w:rFonts w:ascii="맑은 고딕" w:hAnsi="맑은 고딕" w:eastAsia="맑은 고딕"/>
+          <w:sz w:val="21"/>
+        </w:rPr>
+        <w:t xml:space="preserve">과 </w:t>
+      </w:r>
+      <w:r>
+        <w:rPr>
+          <w:rFonts w:ascii="Consolas" w:hAnsi="Consolas" w:eastAsia="맑은 고딕"/>
+          <w:sz w:val="21"/>
+        </w:rPr>
+        <w:t xml:space="preserve">BOSTON</w:t>
+      </w:r>
+      <w:r>
+        <w:rPr>
+          <w:rFonts w:ascii="맑은 고딕" w:hAnsi="맑은 고딕" w:eastAsia="맑은 고딕"/>
+          <w:sz w:val="21"/>
+        </w:rPr>
+        <w:t xml:space="preserve">이 함께 존재할 수 있고, 리눅스는 대소문자를 구별하므로 서로 다른 디렉터리다. 실습에서는 5장 구조를 완전히 지운 뒤 진행했다.</w:t>
       </w:r>
     </w:p>
     <w:tbl>
@@ -3295,10 +4315,87 @@
             </w:pPr>
             <w:r>
               <w:rPr>
+                <w:rFonts w:ascii="Consolas" w:hAnsi="Consolas" w:eastAsia="맑은 고딕"/>
+                <w:sz w:val="20"/>
+              </w:rPr>
+              <w:t xml:space="preserve">DB_NAME</w:t>
+            </w:r>
+            <w:r>
+              <w:rPr>
                 <w:rFonts w:ascii="맑은 고딕" w:hAnsi="맑은 고딕" w:eastAsia="맑은 고딕"/>
                 <w:sz w:val="20"/>
               </w:rPr>
-              <w:t>`DB_NAME`이 아니라 `DB_UNIQUE_NAME`을 쓴다는 점이 중요하다. 실습 환경에서 두 값은 `chicago`와 `boston`으로 다르다. 만약 `DB_NAME`을 썼다면 Standby 디렉터리도 `CHICAGO`가 되어 Primary와 구별할 수 없었을 것이다.</w:t>
+              <w:t xml:space="preserve">이 아니라 </w:t>
+            </w:r>
+            <w:r>
+              <w:rPr>
+                <w:rFonts w:ascii="Consolas" w:hAnsi="Consolas" w:eastAsia="맑은 고딕"/>
+                <w:sz w:val="20"/>
+              </w:rPr>
+              <w:t xml:space="preserve">DB_UNIQUE_NAME</w:t>
+            </w:r>
+            <w:r>
+              <w:rPr>
+                <w:rFonts w:ascii="맑은 고딕" w:hAnsi="맑은 고딕" w:eastAsia="맑은 고딕"/>
+                <w:sz w:val="20"/>
+              </w:rPr>
+              <w:t xml:space="preserve">을 쓴다는 점이 중요하다. 실습 환경에서 두 값은 </w:t>
+            </w:r>
+            <w:r>
+              <w:rPr>
+                <w:rFonts w:ascii="Consolas" w:hAnsi="Consolas" w:eastAsia="맑은 고딕"/>
+                <w:sz w:val="20"/>
+              </w:rPr>
+              <w:t xml:space="preserve">chicago</w:t>
+            </w:r>
+            <w:r>
+              <w:rPr>
+                <w:rFonts w:ascii="맑은 고딕" w:hAnsi="맑은 고딕" w:eastAsia="맑은 고딕"/>
+                <w:sz w:val="20"/>
+              </w:rPr>
+              <w:t xml:space="preserve">와 </w:t>
+            </w:r>
+            <w:r>
+              <w:rPr>
+                <w:rFonts w:ascii="Consolas" w:hAnsi="Consolas" w:eastAsia="맑은 고딕"/>
+                <w:sz w:val="20"/>
+              </w:rPr>
+              <w:t xml:space="preserve">boston</w:t>
+            </w:r>
+            <w:r>
+              <w:rPr>
+                <w:rFonts w:ascii="맑은 고딕" w:hAnsi="맑은 고딕" w:eastAsia="맑은 고딕"/>
+                <w:sz w:val="20"/>
+              </w:rPr>
+              <w:t xml:space="preserve">으로 다르다. 만약 </w:t>
+            </w:r>
+            <w:r>
+              <w:rPr>
+                <w:rFonts w:ascii="Consolas" w:hAnsi="Consolas" w:eastAsia="맑은 고딕"/>
+                <w:sz w:val="20"/>
+              </w:rPr>
+              <w:t xml:space="preserve">DB_NAME</w:t>
+            </w:r>
+            <w:r>
+              <w:rPr>
+                <w:rFonts w:ascii="맑은 고딕" w:hAnsi="맑은 고딕" w:eastAsia="맑은 고딕"/>
+                <w:sz w:val="20"/>
+              </w:rPr>
+              <w:t xml:space="preserve">을 썼다면 Standby 디렉터리도 </w:t>
+            </w:r>
+            <w:r>
+              <w:rPr>
+                <w:rFonts w:ascii="Consolas" w:hAnsi="Consolas" w:eastAsia="맑은 고딕"/>
+                <w:sz w:val="20"/>
+              </w:rPr>
+              <w:t xml:space="preserve">CHICAGO</w:t>
+            </w:r>
+            <w:r>
+              <w:rPr>
+                <w:rFonts w:ascii="맑은 고딕" w:hAnsi="맑은 고딕" w:eastAsia="맑은 고딕"/>
+                <w:sz w:val="20"/>
+              </w:rPr>
+              <w:t xml:space="preserve">가 되어 Primary와 구별할 수 없었을 것이다.</w:t>
             </w:r>
           </w:p>
           <w:p>
@@ -3310,7 +4407,21 @@
                 <w:rFonts w:ascii="맑은 고딕" w:hAnsi="맑은 고딕" w:eastAsia="맑은 고딕"/>
                 <w:sz w:val="20"/>
               </w:rPr>
-              <w:t>한 서버에 여러 Standby를 두는 구성에서 이 규칙이 진가를 발휘한다. `DB_UNIQUE_NAME`만 다르게 주면 디렉터리가 자동으로 분리된다.</w:t>
+              <w:t xml:space="preserve">한 서버에 여러 Standby를 두는 구성에서 이 규칙이 진가를 발휘한다. </w:t>
+            </w:r>
+            <w:r>
+              <w:rPr>
+                <w:rFonts w:ascii="Consolas" w:hAnsi="Consolas" w:eastAsia="맑은 고딕"/>
+                <w:sz w:val="20"/>
+              </w:rPr>
+              <w:t xml:space="preserve">DB_UNIQUE_NAME</w:t>
+            </w:r>
+            <w:r>
+              <w:rPr>
+                <w:rFonts w:ascii="맑은 고딕" w:hAnsi="맑은 고딕" w:eastAsia="맑은 고딕"/>
+                <w:sz w:val="20"/>
+              </w:rPr>
+              <w:t xml:space="preserve">만 다르게 주면 디렉터리가 자동으로 분리된다.</w:t>
             </w:r>
           </w:p>
         </w:tc>
@@ -3435,9 +4546,73 @@
       <w:r>
         <w:rPr>
           <w:rFonts w:ascii="맑은 고딕" w:hAnsi="맑은 고딕" w:eastAsia="맑은 고딕"/>
-          <w:sz w:val="21"/>
-        </w:rPr>
-        <w:t>**PDB의 GUID다.** `59F0365...`가 `PDB$SEED`, `59F053E...`가 `CHICAGO_PDB1`이다.</w:t>
+          <w:b/>
+          <w:sz w:val="21"/>
+        </w:rPr>
+        <w:t xml:space="preserve">PDB의 GUID다.</w:t>
+      </w:r>
+      <w:r>
+        <w:rPr>
+          <w:rFonts w:ascii="맑은 고딕" w:hAnsi="맑은 고딕" w:eastAsia="맑은 고딕"/>
+          <w:sz w:val="21"/>
+        </w:rPr>
+        <w:t xml:space="preserve"> </w:t>
+      </w:r>
+      <w:r>
+        <w:rPr>
+          <w:rFonts w:ascii="Consolas" w:hAnsi="Consolas" w:eastAsia="맑은 고딕"/>
+          <w:sz w:val="21"/>
+        </w:rPr>
+        <w:t xml:space="preserve">59F0365...</w:t>
+      </w:r>
+      <w:r>
+        <w:rPr>
+          <w:rFonts w:ascii="맑은 고딕" w:hAnsi="맑은 고딕" w:eastAsia="맑은 고딕"/>
+          <w:sz w:val="21"/>
+        </w:rPr>
+        <w:t xml:space="preserve">가 </w:t>
+      </w:r>
+      <w:r>
+        <w:rPr>
+          <w:rFonts w:ascii="Consolas" w:hAnsi="Consolas" w:eastAsia="맑은 고딕"/>
+          <w:sz w:val="21"/>
+        </w:rPr>
+        <w:t xml:space="preserve">PDB$SEED</w:t>
+      </w:r>
+      <w:r>
+        <w:rPr>
+          <w:rFonts w:ascii="맑은 고딕" w:hAnsi="맑은 고딕" w:eastAsia="맑은 고딕"/>
+          <w:sz w:val="21"/>
+        </w:rPr>
+        <w:t xml:space="preserve">, </w:t>
+      </w:r>
+      <w:r>
+        <w:rPr>
+          <w:rFonts w:ascii="Consolas" w:hAnsi="Consolas" w:eastAsia="맑은 고딕"/>
+          <w:sz w:val="21"/>
+        </w:rPr>
+        <w:t xml:space="preserve">59F053E...</w:t>
+      </w:r>
+      <w:r>
+        <w:rPr>
+          <w:rFonts w:ascii="맑은 고딕" w:hAnsi="맑은 고딕" w:eastAsia="맑은 고딕"/>
+          <w:sz w:val="21"/>
+        </w:rPr>
+        <w:t xml:space="preserve">가 </w:t>
+      </w:r>
+      <w:r>
+        <w:rPr>
+          <w:rFonts w:ascii="Consolas" w:hAnsi="Consolas" w:eastAsia="맑은 고딕"/>
+          <w:sz w:val="21"/>
+        </w:rPr>
+        <w:t xml:space="preserve">CHICAGO_PDB1</w:t>
+      </w:r>
+      <w:r>
+        <w:rPr>
+          <w:rFonts w:ascii="맑은 고딕" w:hAnsi="맑은 고딕" w:eastAsia="맑은 고딕"/>
+          <w:sz w:val="21"/>
+        </w:rPr>
+        <w:t xml:space="preserve">이다.</w:t>
       </w:r>
     </w:p>
     <w:p>
@@ -3446,7 +4621,22 @@
           <w:rFonts w:ascii="맑은 고딕" w:hAnsi="맑은 고딕" w:eastAsia="맑은 고딕"/>
           <w:sz w:val="21"/>
         </w:rPr>
-        <w:t>Primary에서 같은 조회를 하면 값이 똑같다. 물리 복제본이므로 GUID까지 그대로 따라온 것이다. 이 사실이 실무에서 뜻하는 바가 있다. **Primary와 Standby의 같은 PDB는 같은 디렉터리 이름을 갖는다.** 서버가 달라도, 경로 접두가 달라도, GUID 부분은 일치한다. 파일을 대조할 때 이 점이 도움이 된다.</w:t>
+        <w:t xml:space="preserve">Primary에서 같은 조회를 하면 값이 똑같다. 물리 복제본이므로 GUID까지 그대로 따라온 것이다. 이 사실이 실무에서 뜻하는 바가 있다. </w:t>
+      </w:r>
+      <w:r>
+        <w:rPr>
+          <w:rFonts w:ascii="맑은 고딕" w:hAnsi="맑은 고딕" w:eastAsia="맑은 고딕"/>
+          <w:b/>
+          <w:sz w:val="21"/>
+        </w:rPr>
+        <w:t xml:space="preserve">Primary와 Standby의 같은 PDB는 같은 디렉터리 이름을 갖는다.</w:t>
+      </w:r>
+      <w:r>
+        <w:rPr>
+          <w:rFonts w:ascii="맑은 고딕" w:hAnsi="맑은 고딕" w:eastAsia="맑은 고딕"/>
+          <w:sz w:val="21"/>
+        </w:rPr>
+        <w:t xml:space="preserve"> 서버가 달라도, 경로 접두가 달라도, GUID 부분은 일치한다. 파일을 대조할 때 이 점이 도움이 된다.</w:t>
       </w:r>
     </w:p>
     <w:p>
@@ -3455,7 +4645,21 @@
           <w:rFonts w:ascii="맑은 고딕" w:hAnsi="맑은 고딕" w:eastAsia="맑은 고딕"/>
           <w:sz w:val="21"/>
         </w:rPr>
-        <w:t>왜 이름 대신 GUID를 쓰는가. PDB는 이름을 바꿀 수 있고(`ALTER PLUGGABLE DATABASE ... RENAME GLOBAL_NAME`), 다른 CDB로 옮겨 붙일 수도 있다. 이름을 디렉터리로 쓰면 그때마다 디렉터리를 옮겨야 한다. GUID는 PDB가 만들어질 때 정해져 바뀌지 않으므로 그런 문제가 없다.</w:t>
+        <w:t xml:space="preserve">왜 이름 대신 GUID를 쓰는가. PDB는 이름을 바꿀 수 있고(</w:t>
+      </w:r>
+      <w:r>
+        <w:rPr>
+          <w:rFonts w:ascii="Consolas" w:hAnsi="Consolas" w:eastAsia="맑은 고딕"/>
+          <w:sz w:val="21"/>
+        </w:rPr>
+        <w:t xml:space="preserve">ALTER PLUGGABLE DATABASE ... RENAME GLOBAL_NAME</w:t>
+      </w:r>
+      <w:r>
+        <w:rPr>
+          <w:rFonts w:ascii="맑은 고딕" w:hAnsi="맑은 고딕" w:eastAsia="맑은 고딕"/>
+          <w:sz w:val="21"/>
+        </w:rPr>
+        <w:t xml:space="preserve">), 다른 CDB로 옮겨 붙일 수도 있다. 이름을 디렉터리로 쓰면 그때마다 디렉터리를 옮겨야 한다. GUID는 PDB가 만들어질 때 정해져 바뀌지 않으므로 그런 문제가 없다.</w:t>
       </w:r>
     </w:p>
     <w:p>
@@ -3464,7 +4668,21 @@
           <w:rFonts w:ascii="맑은 고딕" w:hAnsi="맑은 고딕" w:eastAsia="맑은 고딕"/>
           <w:sz w:val="21"/>
         </w:rPr>
-        <w:t>대신 사람이 읽기 어렵다. 어느 디렉터리가 어느 PDB인지 알려면 `V$PDBS`를 조회해야 한다. 이것이 OMF가 치르는 대가 중 하나다.</w:t>
+        <w:t xml:space="preserve">대신 사람이 읽기 어렵다. 어느 디렉터리가 어느 PDB인지 알려면 </w:t>
+      </w:r>
+      <w:r>
+        <w:rPr>
+          <w:rFonts w:ascii="Consolas" w:hAnsi="Consolas" w:eastAsia="맑은 고딕"/>
+          <w:sz w:val="21"/>
+        </w:rPr>
+        <w:t xml:space="preserve">V$PDBS</w:t>
+      </w:r>
+      <w:r>
+        <w:rPr>
+          <w:rFonts w:ascii="맑은 고딕" w:hAnsi="맑은 고딕" w:eastAsia="맑은 고딕"/>
+          <w:sz w:val="21"/>
+        </w:rPr>
+        <w:t xml:space="preserve">를 조회해야 한다. 이것이 OMF가 치르는 대가 중 하나다.</w:t>
       </w:r>
     </w:p>
     <w:p>
@@ -3620,10 +4838,10 @@
           <w:p>
             <w:r>
               <w:rPr>
-                <w:rFonts w:ascii="맑은 고딕" w:hAnsi="맑은 고딕" w:eastAsia="맑은 고딕"/>
-                <w:sz w:val="19"/>
-              </w:rPr>
-              <w:t>`o1_mf`</w:t>
+                <w:rFonts w:ascii="Consolas" w:hAnsi="Consolas" w:eastAsia="맑은 고딕"/>
+                <w:sz w:val="19"/>
+              </w:rPr>
+              <w:t xml:space="preserve">o1_mf</w:t>
             </w:r>
           </w:p>
         </w:tc>
@@ -3650,10 +4868,52 @@
           <w:p>
             <w:r>
               <w:rPr>
+                <w:rFonts w:ascii="Consolas" w:hAnsi="Consolas" w:eastAsia="맑은 고딕"/>
+                <w:sz w:val="19"/>
+              </w:rPr>
+              <w:t xml:space="preserve">system</w:t>
+            </w:r>
+            <w:r>
+              <w:rPr>
                 <w:rFonts w:ascii="맑은 고딕" w:hAnsi="맑은 고딕" w:eastAsia="맑은 고딕"/>
                 <w:sz w:val="19"/>
               </w:rPr>
-              <w:t>`system` / `sysaux` / `undotbs1` / `users`</w:t>
+              <w:t xml:space="preserve"> / </w:t>
+            </w:r>
+            <w:r>
+              <w:rPr>
+                <w:rFonts w:ascii="Consolas" w:hAnsi="Consolas" w:eastAsia="맑은 고딕"/>
+                <w:sz w:val="19"/>
+              </w:rPr>
+              <w:t xml:space="preserve">sysaux</w:t>
+            </w:r>
+            <w:r>
+              <w:rPr>
+                <w:rFonts w:ascii="맑은 고딕" w:hAnsi="맑은 고딕" w:eastAsia="맑은 고딕"/>
+                <w:sz w:val="19"/>
+              </w:rPr>
+              <w:t xml:space="preserve"> / </w:t>
+            </w:r>
+            <w:r>
+              <w:rPr>
+                <w:rFonts w:ascii="Consolas" w:hAnsi="Consolas" w:eastAsia="맑은 고딕"/>
+                <w:sz w:val="19"/>
+              </w:rPr>
+              <w:t xml:space="preserve">undotbs1</w:t>
+            </w:r>
+            <w:r>
+              <w:rPr>
+                <w:rFonts w:ascii="맑은 고딕" w:hAnsi="맑은 고딕" w:eastAsia="맑은 고딕"/>
+                <w:sz w:val="19"/>
+              </w:rPr>
+              <w:t xml:space="preserve"> / </w:t>
+            </w:r>
+            <w:r>
+              <w:rPr>
+                <w:rFonts w:ascii="Consolas" w:hAnsi="Consolas" w:eastAsia="맑은 고딕"/>
+                <w:sz w:val="19"/>
+              </w:rPr>
+              <w:t xml:space="preserve">users</w:t>
             </w:r>
           </w:p>
         </w:tc>
@@ -3680,10 +4940,17 @@
           <w:p>
             <w:r>
               <w:rPr>
+                <w:rFonts w:ascii="Consolas" w:hAnsi="Consolas" w:eastAsia="맑은 고딕"/>
+                <w:sz w:val="19"/>
+              </w:rPr>
+              <w:t xml:space="preserve">4</w:t>
+            </w:r>
+            <w:r>
+              <w:rPr>
                 <w:rFonts w:ascii="맑은 고딕" w:hAnsi="맑은 고딕" w:eastAsia="맑은 고딕"/>
                 <w:sz w:val="19"/>
               </w:rPr>
-              <w:t>`4` (로그의 경우)</w:t>
+              <w:t xml:space="preserve"> (로그의 경우)</w:t>
             </w:r>
           </w:p>
         </w:tc>
@@ -3710,10 +4977,10 @@
           <w:p>
             <w:r>
               <w:rPr>
-                <w:rFonts w:ascii="맑은 고딕" w:hAnsi="맑은 고딕" w:eastAsia="맑은 고딕"/>
-                <w:sz w:val="19"/>
-              </w:rPr>
-              <w:t>`1b50qfn7`</w:t>
+                <w:rFonts w:ascii="Consolas" w:hAnsi="Consolas" w:eastAsia="맑은 고딕"/>
+                <w:sz w:val="19"/>
+              </w:rPr>
+              <w:t xml:space="preserve">1b50qfn7</w:t>
             </w:r>
           </w:p>
         </w:tc>
@@ -3740,10 +5007,24 @@
           <w:p>
             <w:r>
               <w:rPr>
+                <w:rFonts w:ascii="Consolas" w:hAnsi="Consolas" w:eastAsia="맑은 고딕"/>
+                <w:sz w:val="19"/>
+              </w:rPr>
+              <w:t xml:space="preserve">.dbf</w:t>
+            </w:r>
+            <w:r>
+              <w:rPr>
                 <w:rFonts w:ascii="맑은 고딕" w:hAnsi="맑은 고딕" w:eastAsia="맑은 고딕"/>
                 <w:sz w:val="19"/>
               </w:rPr>
-              <w:t>`.dbf` / `.log`</w:t>
+              <w:t xml:space="preserve"> / </w:t>
+            </w:r>
+            <w:r>
+              <w:rPr>
+                <w:rFonts w:ascii="Consolas" w:hAnsi="Consolas" w:eastAsia="맑은 고딕"/>
+                <w:sz w:val="19"/>
+              </w:rPr>
+              <w:t xml:space="preserve">.log</w:t>
             </w:r>
           </w:p>
         </w:tc>
@@ -3770,7 +5051,21 @@
           <w:rFonts w:ascii="맑은 고딕" w:hAnsi="맑은 고딕" w:eastAsia="맑은 고딕"/>
           <w:sz w:val="21"/>
         </w:rPr>
-        <w:t>규칙을 알면 이름만 보고도 그 파일이 무엇인지 알 수 있다. `o1_mf_users_1l50qfor_.dbf`는 users 테이블스페이스의 데이터 파일이다.</w:t>
+        <w:t xml:space="preserve">규칙을 알면 이름만 보고도 그 파일이 무엇인지 알 수 있다. </w:t>
+      </w:r>
+      <w:r>
+        <w:rPr>
+          <w:rFonts w:ascii="Consolas" w:hAnsi="Consolas" w:eastAsia="맑은 고딕"/>
+          <w:sz w:val="21"/>
+        </w:rPr>
+        <w:t xml:space="preserve">o1_mf_users_1l50qfor_.dbf</w:t>
+      </w:r>
+      <w:r>
+        <w:rPr>
+          <w:rFonts w:ascii="맑은 고딕" w:hAnsi="맑은 고딕" w:eastAsia="맑은 고딕"/>
+          <w:sz w:val="21"/>
+        </w:rPr>
+        <w:t xml:space="preserve">는 users 테이블스페이스의 데이터 파일이다.</w:t>
       </w:r>
     </w:p>
     <w:p>
@@ -3779,7 +5074,21 @@
           <w:rFonts w:ascii="맑은 고딕" w:hAnsi="맑은 고딕" w:eastAsia="맑은 고딕"/>
           <w:sz w:val="21"/>
         </w:rPr>
-        <w:t>유일 문자열 덕분에 이름이 절대 겹치지 않는다. 이것이 `NOFILENAMECHECK`를 불필요하게 만드는 근거다.</w:t>
+        <w:t xml:space="preserve">유일 문자열 덕분에 이름이 절대 겹치지 않는다. 이것이 </w:t>
+      </w:r>
+      <w:r>
+        <w:rPr>
+          <w:rFonts w:ascii="Consolas" w:hAnsi="Consolas" w:eastAsia="맑은 고딕"/>
+          <w:sz w:val="21"/>
+        </w:rPr>
+        <w:t xml:space="preserve">NOFILENAMECHECK</w:t>
+      </w:r>
+      <w:r>
+        <w:rPr>
+          <w:rFonts w:ascii="맑은 고딕" w:hAnsi="맑은 고딕" w:eastAsia="맑은 고딕"/>
+          <w:sz w:val="21"/>
+        </w:rPr>
+        <w:t xml:space="preserve">를 불필요하게 만드는 근거다.</w:t>
       </w:r>
     </w:p>
     <w:p>
@@ -3788,7 +5097,50 @@
           <w:rFonts w:ascii="맑은 고딕" w:hAnsi="맑은 고딕" w:eastAsia="맑은 고딕"/>
           <w:sz w:val="21"/>
         </w:rPr>
-        <w:t>다만 **파일 번호는 이름에 들어가지 않는다.** 5장에서는 `system01.dbf`처럼 번호가 붙어 있었다. OMF에서 파일 번호를 알려면 `V$DATAFILE`을 조회해야 한다.</w:t>
+        <w:t xml:space="preserve">다만 </w:t>
+      </w:r>
+      <w:r>
+        <w:rPr>
+          <w:rFonts w:ascii="맑은 고딕" w:hAnsi="맑은 고딕" w:eastAsia="맑은 고딕"/>
+          <w:b/>
+          <w:sz w:val="21"/>
+        </w:rPr>
+        <w:t xml:space="preserve">파일 번호는 이름에 들어가지 않는다.</w:t>
+      </w:r>
+      <w:r>
+        <w:rPr>
+          <w:rFonts w:ascii="맑은 고딕" w:hAnsi="맑은 고딕" w:eastAsia="맑은 고딕"/>
+          <w:sz w:val="21"/>
+        </w:rPr>
+        <w:t xml:space="preserve"> 5장에서는 </w:t>
+      </w:r>
+      <w:r>
+        <w:rPr>
+          <w:rFonts w:ascii="Consolas" w:hAnsi="Consolas" w:eastAsia="맑은 고딕"/>
+          <w:sz w:val="21"/>
+        </w:rPr>
+        <w:t xml:space="preserve">system01.dbf</w:t>
+      </w:r>
+      <w:r>
+        <w:rPr>
+          <w:rFonts w:ascii="맑은 고딕" w:hAnsi="맑은 고딕" w:eastAsia="맑은 고딕"/>
+          <w:sz w:val="21"/>
+        </w:rPr>
+        <w:t xml:space="preserve">처럼 번호가 붙어 있었다. OMF에서 파일 번호를 알려면 </w:t>
+      </w:r>
+      <w:r>
+        <w:rPr>
+          <w:rFonts w:ascii="Consolas" w:hAnsi="Consolas" w:eastAsia="맑은 고딕"/>
+          <w:sz w:val="21"/>
+        </w:rPr>
+        <w:t xml:space="preserve">V$DATAFILE</w:t>
+      </w:r>
+      <w:r>
+        <w:rPr>
+          <w:rFonts w:ascii="맑은 고딕" w:hAnsi="맑은 고딕" w:eastAsia="맑은 고딕"/>
+          <w:sz w:val="21"/>
+        </w:rPr>
+        <w:t xml:space="preserve">을 조회해야 한다.</w:t>
       </w:r>
     </w:p>
     <w:tbl>
@@ -4020,7 +5372,63 @@
           <w:rFonts w:ascii="맑은 고딕" w:hAnsi="맑은 고딕" w:eastAsia="맑은 고딕"/>
           <w:sz w:val="21"/>
         </w:rPr>
-        <w:t>5번과 6번, 8번이 `PDB$SEED`의 GUID 디렉터리 아래에 있고 9~12번이 `CHICAGO_PDB1`의 GUID 디렉터리 아래에 있다. 5장의 `pdbseed/`와 `chicago_pdb1/`에 대응한다.</w:t>
+        <w:t xml:space="preserve">5번과 6번, 8번이 </w:t>
+      </w:r>
+      <w:r>
+        <w:rPr>
+          <w:rFonts w:ascii="Consolas" w:hAnsi="Consolas" w:eastAsia="맑은 고딕"/>
+          <w:sz w:val="21"/>
+        </w:rPr>
+        <w:t xml:space="preserve">PDB$SEED</w:t>
+      </w:r>
+      <w:r>
+        <w:rPr>
+          <w:rFonts w:ascii="맑은 고딕" w:hAnsi="맑은 고딕" w:eastAsia="맑은 고딕"/>
+          <w:sz w:val="21"/>
+        </w:rPr>
+        <w:t xml:space="preserve">의 GUID 디렉터리 아래에 있고 9~12번이 </w:t>
+      </w:r>
+      <w:r>
+        <w:rPr>
+          <w:rFonts w:ascii="Consolas" w:hAnsi="Consolas" w:eastAsia="맑은 고딕"/>
+          <w:sz w:val="21"/>
+        </w:rPr>
+        <w:t xml:space="preserve">CHICAGO_PDB1</w:t>
+      </w:r>
+      <w:r>
+        <w:rPr>
+          <w:rFonts w:ascii="맑은 고딕" w:hAnsi="맑은 고딕" w:eastAsia="맑은 고딕"/>
+          <w:sz w:val="21"/>
+        </w:rPr>
+        <w:t xml:space="preserve">의 GUID 디렉터리 아래에 있다. 5장의 </w:t>
+      </w:r>
+      <w:r>
+        <w:rPr>
+          <w:rFonts w:ascii="Consolas" w:hAnsi="Consolas" w:eastAsia="맑은 고딕"/>
+          <w:sz w:val="21"/>
+        </w:rPr>
+        <w:t xml:space="preserve">pdbseed/</w:t>
+      </w:r>
+      <w:r>
+        <w:rPr>
+          <w:rFonts w:ascii="맑은 고딕" w:hAnsi="맑은 고딕" w:eastAsia="맑은 고딕"/>
+          <w:sz w:val="21"/>
+        </w:rPr>
+        <w:t xml:space="preserve">와 </w:t>
+      </w:r>
+      <w:r>
+        <w:rPr>
+          <w:rFonts w:ascii="Consolas" w:hAnsi="Consolas" w:eastAsia="맑은 고딕"/>
+          <w:sz w:val="21"/>
+        </w:rPr>
+        <w:t xml:space="preserve">chicago_pdb1/</w:t>
+      </w:r>
+      <w:r>
+        <w:rPr>
+          <w:rFonts w:ascii="맑은 고딕" w:hAnsi="맑은 고딕" w:eastAsia="맑은 고딕"/>
+          <w:sz w:val="21"/>
+        </w:rPr>
+        <w:t xml:space="preserve">에 대응한다.</w:t>
       </w:r>
     </w:p>
     <w:p>
@@ -4323,9 +5731,17 @@
       <w:r>
         <w:rPr>
           <w:rFonts w:ascii="맑은 고딕" w:hAnsi="맑은 고딕" w:eastAsia="맑은 고딕"/>
-          <w:sz w:val="21"/>
-        </w:rPr>
-        <w:t>**14행이다.** 5장에서는 7행이었다. 그룹 수는 그대로 7개(ONLINE 3 + STANDBY 4)인데 그룹마다 멤버가 두 개씩 생겼다.</w:t>
+          <w:b/>
+          <w:sz w:val="21"/>
+        </w:rPr>
+        <w:t xml:space="preserve">14행이다.</w:t>
+      </w:r>
+      <w:r>
+        <w:rPr>
+          <w:rFonts w:ascii="맑은 고딕" w:hAnsi="맑은 고딕" w:eastAsia="맑은 고딕"/>
+          <w:sz w:val="21"/>
+        </w:rPr>
+        <w:t xml:space="preserve"> 5장에서는 7행이었다. 그룹 수는 그대로 7개(ONLINE 3 + STANDBY 4)인데 그룹마다 멤버가 두 개씩 생겼다.</w:t>
       </w:r>
     </w:p>
     <w:p>
@@ -4334,7 +5750,35 @@
           <w:rFonts w:ascii="맑은 고딕" w:hAnsi="맑은 고딕" w:eastAsia="맑은 고딕"/>
           <w:sz w:val="21"/>
         </w:rPr>
-        <w:t>두 멤버의 위치가 다르다. 하나는 `DB_CREATE_FILE_DEST` 아래, 다른 하나는 `DB_RECOVERY_FILE_DEST`(FRA) 아래다.</w:t>
+        <w:t xml:space="preserve">두 멤버의 위치가 다르다. 하나는 </w:t>
+      </w:r>
+      <w:r>
+        <w:rPr>
+          <w:rFonts w:ascii="Consolas" w:hAnsi="Consolas" w:eastAsia="맑은 고딕"/>
+          <w:sz w:val="21"/>
+        </w:rPr>
+        <w:t xml:space="preserve">DB_CREATE_FILE_DEST</w:t>
+      </w:r>
+      <w:r>
+        <w:rPr>
+          <w:rFonts w:ascii="맑은 고딕" w:hAnsi="맑은 고딕" w:eastAsia="맑은 고딕"/>
+          <w:sz w:val="21"/>
+        </w:rPr>
+        <w:t xml:space="preserve"> 아래, 다른 하나는 </w:t>
+      </w:r>
+      <w:r>
+        <w:rPr>
+          <w:rFonts w:ascii="Consolas" w:hAnsi="Consolas" w:eastAsia="맑은 고딕"/>
+          <w:sz w:val="21"/>
+        </w:rPr>
+        <w:t xml:space="preserve">DB_RECOVERY_FILE_DEST</w:t>
+      </w:r>
+      <w:r>
+        <w:rPr>
+          <w:rFonts w:ascii="맑은 고딕" w:hAnsi="맑은 고딕" w:eastAsia="맑은 고딕"/>
+          <w:sz w:val="21"/>
+        </w:rPr>
+        <w:t xml:space="preserve">(FRA) 아래다.</w:t>
       </w:r>
     </w:p>
     <w:p>
@@ -4343,7 +5787,64 @@
           <w:rFonts w:ascii="맑은 고딕" w:hAnsi="맑은 고딕" w:eastAsia="맑은 고딕"/>
           <w:sz w:val="21"/>
         </w:rPr>
-        <w:t>이것이 6.2절에서 예고한 규칙의 결과다. `DB_CREATE_ONLINE_LOG_DEST_n`을 지정하지 않았고 `DB_CREATE_FILE_DEST`와 `DB_RECOVERY_FILE_DEST`가 둘 다 설정되어 있으면, 오라클은 온라인 로그를 **두 곳에 다중화**한다. 지시하지 않았는데 알아서 이중화해 준 것이다.</w:t>
+        <w:t xml:space="preserve">이것이 6.2절에서 예고한 규칙의 결과다. </w:t>
+      </w:r>
+      <w:r>
+        <w:rPr>
+          <w:rFonts w:ascii="Consolas" w:hAnsi="Consolas" w:eastAsia="맑은 고딕"/>
+          <w:sz w:val="21"/>
+        </w:rPr>
+        <w:t xml:space="preserve">DB_CREATE_ONLINE_LOG_DEST_n</w:t>
+      </w:r>
+      <w:r>
+        <w:rPr>
+          <w:rFonts w:ascii="맑은 고딕" w:hAnsi="맑은 고딕" w:eastAsia="맑은 고딕"/>
+          <w:sz w:val="21"/>
+        </w:rPr>
+        <w:t xml:space="preserve">을 지정하지 않았고 </w:t>
+      </w:r>
+      <w:r>
+        <w:rPr>
+          <w:rFonts w:ascii="Consolas" w:hAnsi="Consolas" w:eastAsia="맑은 고딕"/>
+          <w:sz w:val="21"/>
+        </w:rPr>
+        <w:t xml:space="preserve">DB_CREATE_FILE_DEST</w:t>
+      </w:r>
+      <w:r>
+        <w:rPr>
+          <w:rFonts w:ascii="맑은 고딕" w:hAnsi="맑은 고딕" w:eastAsia="맑은 고딕"/>
+          <w:sz w:val="21"/>
+        </w:rPr>
+        <w:t xml:space="preserve">와 </w:t>
+      </w:r>
+      <w:r>
+        <w:rPr>
+          <w:rFonts w:ascii="Consolas" w:hAnsi="Consolas" w:eastAsia="맑은 고딕"/>
+          <w:sz w:val="21"/>
+        </w:rPr>
+        <w:t xml:space="preserve">DB_RECOVERY_FILE_DEST</w:t>
+      </w:r>
+      <w:r>
+        <w:rPr>
+          <w:rFonts w:ascii="맑은 고딕" w:hAnsi="맑은 고딕" w:eastAsia="맑은 고딕"/>
+          <w:sz w:val="21"/>
+        </w:rPr>
+        <w:t xml:space="preserve">가 둘 다 설정되어 있으면, 오라클은 온라인 로그를 </w:t>
+      </w:r>
+      <w:r>
+        <w:rPr>
+          <w:rFonts w:ascii="맑은 고딕" w:hAnsi="맑은 고딕" w:eastAsia="맑은 고딕"/>
+          <w:b/>
+          <w:sz w:val="21"/>
+        </w:rPr>
+        <w:t xml:space="preserve">두 곳에 다중화</w:t>
+      </w:r>
+      <w:r>
+        <w:rPr>
+          <w:rFonts w:ascii="맑은 고딕" w:hAnsi="맑은 고딕" w:eastAsia="맑은 고딕"/>
+          <w:sz w:val="21"/>
+        </w:rPr>
+        <w:t xml:space="preserve">한다. 지시하지 않았는데 알아서 이중화해 준 것이다.</w:t>
       </w:r>
     </w:p>
     <w:tbl>
@@ -4404,7 +5905,21 @@
                 <w:rFonts w:ascii="맑은 고딕" w:hAnsi="맑은 고딕" w:eastAsia="맑은 고딕"/>
                 <w:sz w:val="20"/>
               </w:rPr>
-              <w:t>이중화를 원하지 않으면 `DB_CREATE_ONLINE_LOG_DEST_1`을 명시적으로 하나만 지정한다. 그러면 그 위치에만 만들어진다.</w:t>
+              <w:t xml:space="preserve">이중화를 원하지 않으면 </w:t>
+            </w:r>
+            <w:r>
+              <w:rPr>
+                <w:rFonts w:ascii="Consolas" w:hAnsi="Consolas" w:eastAsia="맑은 고딕"/>
+                <w:sz w:val="20"/>
+              </w:rPr>
+              <w:t xml:space="preserve">DB_CREATE_ONLINE_LOG_DEST_1</w:t>
+            </w:r>
+            <w:r>
+              <w:rPr>
+                <w:rFonts w:ascii="맑은 고딕" w:hAnsi="맑은 고딕" w:eastAsia="맑은 고딕"/>
+                <w:sz w:val="20"/>
+              </w:rPr>
+              <w:t xml:space="preserve">을 명시적으로 하나만 지정한다. 그러면 그 위치에만 만들어진다.</w:t>
             </w:r>
           </w:p>
         </w:tc>
@@ -4528,10 +6043,56 @@
     <w:p>
       <w:r>
         <w:rPr>
+          <w:rFonts w:ascii="Consolas" w:hAnsi="Consolas" w:eastAsia="맑은 고딕"/>
+          <w:b/>
+          <w:sz w:val="21"/>
+        </w:rPr>
+        <w:t xml:space="preserve">Chicago</w:t>
+      </w:r>
+      <w:r>
+        <w:rPr>
           <w:rFonts w:ascii="맑은 고딕" w:hAnsi="맑은 고딕" w:eastAsia="맑은 고딕"/>
-          <w:sz w:val="21"/>
-        </w:rPr>
-        <w:t>**`Chicago`와 `CHICAGO`다.** Standby인데 Primary 이름의 디렉터리를 쓰고 있다. OMF 이름 규칙(`o1_mf_...`)도 적용되지 않았다.</w:t>
+          <w:b/>
+          <w:sz w:val="21"/>
+        </w:rPr>
+        <w:t xml:space="preserve">와 </w:t>
+      </w:r>
+      <w:r>
+        <w:rPr>
+          <w:rFonts w:ascii="Consolas" w:hAnsi="Consolas" w:eastAsia="맑은 고딕"/>
+          <w:b/>
+          <w:sz w:val="21"/>
+        </w:rPr>
+        <w:t xml:space="preserve">CHICAGO</w:t>
+      </w:r>
+      <w:r>
+        <w:rPr>
+          <w:rFonts w:ascii="맑은 고딕" w:hAnsi="맑은 고딕" w:eastAsia="맑은 고딕"/>
+          <w:b/>
+          <w:sz w:val="21"/>
+        </w:rPr>
+        <w:t xml:space="preserve">다.</w:t>
+      </w:r>
+      <w:r>
+        <w:rPr>
+          <w:rFonts w:ascii="맑은 고딕" w:hAnsi="맑은 고딕" w:eastAsia="맑은 고딕"/>
+          <w:sz w:val="21"/>
+        </w:rPr>
+        <w:t xml:space="preserve"> Standby인데 Primary 이름의 디렉터리를 쓰고 있다. OMF 이름 규칙(</w:t>
+      </w:r>
+      <w:r>
+        <w:rPr>
+          <w:rFonts w:ascii="Consolas" w:hAnsi="Consolas" w:eastAsia="맑은 고딕"/>
+          <w:sz w:val="21"/>
+        </w:rPr>
+        <w:t xml:space="preserve">o1_mf_...</w:t>
+      </w:r>
+      <w:r>
+        <w:rPr>
+          <w:rFonts w:ascii="맑은 고딕" w:hAnsi="맑은 고딕" w:eastAsia="맑은 고딕"/>
+          <w:sz w:val="21"/>
+        </w:rPr>
+        <w:t xml:space="preserve">)도 적용되지 않았다.</w:t>
       </w:r>
     </w:p>
     <w:p>
@@ -4672,16 +6233,131 @@
           <w:rFonts w:ascii="맑은 고딕" w:hAnsi="맑은 고딕" w:eastAsia="맑은 고딕"/>
           <w:sz w:val="21"/>
         </w:rPr>
-        <w:t>원인은 파라미터 상속이다. `CONTROL_FILES`는 Primary spfile에 값이 들어 있고, 스크립트가 이 값을 `SET`으로 덮어쓰지 않았다. `PARAMETER_VALUE_CONVERT`도 쓰지 않았으므로 값 안의 `Chicago`라는 문자열도 그대로 남았다. 그 결과 Primary의 경로가 그대로 Standby에 복사됐다.</w:t>
+        <w:t xml:space="preserve">원인은 파라미터 상속이다. </w:t>
+      </w:r>
+      <w:r>
+        <w:rPr>
+          <w:rFonts w:ascii="Consolas" w:hAnsi="Consolas" w:eastAsia="맑은 고딕"/>
+          <w:sz w:val="21"/>
+        </w:rPr>
+        <w:t xml:space="preserve">CONTROL_FILES</w:t>
+      </w:r>
+      <w:r>
+        <w:rPr>
+          <w:rFonts w:ascii="맑은 고딕" w:hAnsi="맑은 고딕" w:eastAsia="맑은 고딕"/>
+          <w:sz w:val="21"/>
+        </w:rPr>
+        <w:t xml:space="preserve">는 Primary spfile에 값이 들어 있고, 스크립트가 이 값을 </w:t>
+      </w:r>
+      <w:r>
+        <w:rPr>
+          <w:rFonts w:ascii="Consolas" w:hAnsi="Consolas" w:eastAsia="맑은 고딕"/>
+          <w:sz w:val="21"/>
+        </w:rPr>
+        <w:t xml:space="preserve">SET</w:t>
+      </w:r>
+      <w:r>
+        <w:rPr>
+          <w:rFonts w:ascii="맑은 고딕" w:hAnsi="맑은 고딕" w:eastAsia="맑은 고딕"/>
+          <w:sz w:val="21"/>
+        </w:rPr>
+        <w:t xml:space="preserve">으로 덮어쓰지 않았다. </w:t>
+      </w:r>
+      <w:r>
+        <w:rPr>
+          <w:rFonts w:ascii="Consolas" w:hAnsi="Consolas" w:eastAsia="맑은 고딕"/>
+          <w:sz w:val="21"/>
+        </w:rPr>
+        <w:t xml:space="preserve">PARAMETER_VALUE_CONVERT</w:t>
+      </w:r>
+      <w:r>
+        <w:rPr>
+          <w:rFonts w:ascii="맑은 고딕" w:hAnsi="맑은 고딕" w:eastAsia="맑은 고딕"/>
+          <w:sz w:val="21"/>
+        </w:rPr>
+        <w:t xml:space="preserve">도 쓰지 않았으므로 값 안의 </w:t>
+      </w:r>
+      <w:r>
+        <w:rPr>
+          <w:rFonts w:ascii="Consolas" w:hAnsi="Consolas" w:eastAsia="맑은 고딕"/>
+          <w:sz w:val="21"/>
+        </w:rPr>
+        <w:t xml:space="preserve">Chicago</w:t>
+      </w:r>
+      <w:r>
+        <w:rPr>
+          <w:rFonts w:ascii="맑은 고딕" w:hAnsi="맑은 고딕" w:eastAsia="맑은 고딕"/>
+          <w:sz w:val="21"/>
+        </w:rPr>
+        <w:t xml:space="preserve">라는 문자열도 그대로 남았다. 그 결과 Primary의 경로가 그대로 Standby에 복사됐다.</w:t>
       </w:r>
     </w:p>
     <w:p>
       <w:r>
         <w:rPr>
+          <w:rFonts w:ascii="Consolas" w:hAnsi="Consolas" w:eastAsia="맑은 고딕"/>
+          <w:sz w:val="21"/>
+        </w:rPr>
+        <w:t xml:space="preserve">DB_CREATE_FILE_DEST</w:t>
+      </w:r>
+      <w:r>
+        <w:rPr>
           <w:rFonts w:ascii="맑은 고딕" w:hAnsi="맑은 고딕" w:eastAsia="맑은 고딕"/>
           <w:sz w:val="21"/>
         </w:rPr>
-        <w:t>`DB_CREATE_FILE_DEST`가 있는데 왜 OMF가 이기지 못하는가. **`CONTROL_FILES`에 값이 있으면 그것이 우선하기 때문이다.** OMF가 컨트롤 파일 이름을 정하는 것은 `CONTROL_FILES`가 **비어 있을 때**뿐이다. 상속으로 값이 들어와 버렸으니 OMF가 개입할 여지가 없다.</w:t>
+        <w:t xml:space="preserve">가 있는데 왜 OMF가 이기지 못하는가. </w:t>
+      </w:r>
+      <w:r>
+        <w:rPr>
+          <w:rFonts w:ascii="Consolas" w:hAnsi="Consolas" w:eastAsia="맑은 고딕"/>
+          <w:b/>
+          <w:sz w:val="21"/>
+        </w:rPr>
+        <w:t xml:space="preserve">CONTROL_FILES</w:t>
+      </w:r>
+      <w:r>
+        <w:rPr>
+          <w:rFonts w:ascii="맑은 고딕" w:hAnsi="맑은 고딕" w:eastAsia="맑은 고딕"/>
+          <w:b/>
+          <w:sz w:val="21"/>
+        </w:rPr>
+        <w:t xml:space="preserve">에 값이 있으면 그것이 우선하기 때문이다.</w:t>
+      </w:r>
+      <w:r>
+        <w:rPr>
+          <w:rFonts w:ascii="맑은 고딕" w:hAnsi="맑은 고딕" w:eastAsia="맑은 고딕"/>
+          <w:sz w:val="21"/>
+        </w:rPr>
+        <w:t xml:space="preserve"> OMF가 컨트롤 파일 이름을 정하는 것은 </w:t>
+      </w:r>
+      <w:r>
+        <w:rPr>
+          <w:rFonts w:ascii="Consolas" w:hAnsi="Consolas" w:eastAsia="맑은 고딕"/>
+          <w:sz w:val="21"/>
+        </w:rPr>
+        <w:t xml:space="preserve">CONTROL_FILES</w:t>
+      </w:r>
+      <w:r>
+        <w:rPr>
+          <w:rFonts w:ascii="맑은 고딕" w:hAnsi="맑은 고딕" w:eastAsia="맑은 고딕"/>
+          <w:sz w:val="21"/>
+        </w:rPr>
+        <w:t xml:space="preserve">가 </w:t>
+      </w:r>
+      <w:r>
+        <w:rPr>
+          <w:rFonts w:ascii="맑은 고딕" w:hAnsi="맑은 고딕" w:eastAsia="맑은 고딕"/>
+          <w:b/>
+          <w:sz w:val="21"/>
+        </w:rPr>
+        <w:t xml:space="preserve">비어 있을 때</w:t>
+      </w:r>
+      <w:r>
+        <w:rPr>
+          <w:rFonts w:ascii="맑은 고딕" w:hAnsi="맑은 고딕" w:eastAsia="맑은 고딕"/>
+          <w:sz w:val="21"/>
+        </w:rPr>
+        <w:t xml:space="preserve">뿐이다. 상속으로 값이 들어와 버렸으니 OMF가 개입할 여지가 없다.</w:t>
       </w:r>
     </w:p>
     <w:p>
@@ -4690,7 +6366,21 @@
           <w:rFonts w:ascii="맑은 고딕" w:hAnsi="맑은 고딕" w:eastAsia="맑은 고딕"/>
           <w:sz w:val="21"/>
         </w:rPr>
-        <w:t>5장 스크립트에는 `set control_files = '.../Boston/controlfile/control_standby01.ctl'`이 있었다. 그래서 이 문제가 없었다. OMF 편 가이드가 이 줄을 지우면서 대체 수단을 마련하지 않은 것이 결함이다.</w:t>
+        <w:t xml:space="preserve">5장 스크립트에는 </w:t>
+      </w:r>
+      <w:r>
+        <w:rPr>
+          <w:rFonts w:ascii="Consolas" w:hAnsi="Consolas" w:eastAsia="맑은 고딕"/>
+          <w:sz w:val="21"/>
+        </w:rPr>
+        <w:t xml:space="preserve">set control_files = '.../Boston/controlfile/control_standby01.ctl'</w:t>
+      </w:r>
+      <w:r>
+        <w:rPr>
+          <w:rFonts w:ascii="맑은 고딕" w:hAnsi="맑은 고딕" w:eastAsia="맑은 고딕"/>
+          <w:sz w:val="21"/>
+        </w:rPr>
+        <w:t xml:space="preserve">이 있었다. 그래서 이 문제가 없었다. OMF 편 가이드가 이 줄을 지우면서 대체 수단을 마련하지 않은 것이 결함이다.</w:t>
       </w:r>
     </w:p>
     <w:tbl>
@@ -4737,9 +6427,31 @@
             <w:r>
               <w:rPr>
                 <w:rFonts w:ascii="맑은 고딕" w:hAnsi="맑은 고딕" w:eastAsia="맑은 고딕"/>
+                <w:b/>
                 <w:sz w:val="20"/>
               </w:rPr>
-              <w:t>**첫째, 오해를 부른다.** Standby 서버에서 `Chicago` 디렉터리를 발견한 운영자가 "Primary 파일이 왜 여기 있지?" 하고 지울 수 있다. 컨트롤 파일이 사라지면 Standby는 마운트되지 않는다.</w:t>
+              <w:t xml:space="preserve">첫째, 오해를 부른다.</w:t>
+            </w:r>
+            <w:r>
+              <w:rPr>
+                <w:rFonts w:ascii="맑은 고딕" w:hAnsi="맑은 고딕" w:eastAsia="맑은 고딕"/>
+                <w:sz w:val="20"/>
+              </w:rPr>
+              <w:t xml:space="preserve"> Standby 서버에서 </w:t>
+            </w:r>
+            <w:r>
+              <w:rPr>
+                <w:rFonts w:ascii="Consolas" w:hAnsi="Consolas" w:eastAsia="맑은 고딕"/>
+                <w:sz w:val="20"/>
+              </w:rPr>
+              <w:t xml:space="preserve">Chicago</w:t>
+            </w:r>
+            <w:r>
+              <w:rPr>
+                <w:rFonts w:ascii="맑은 고딕" w:hAnsi="맑은 고딕" w:eastAsia="맑은 고딕"/>
+                <w:sz w:val="20"/>
+              </w:rPr>
+              <w:t xml:space="preserve"> 디렉터리를 발견한 운영자가 "Primary 파일이 왜 여기 있지?" 하고 지울 수 있다. 컨트롤 파일이 사라지면 Standby는 마운트되지 않는다.</w:t>
             </w:r>
           </w:p>
           <w:p>
@@ -4749,9 +6461,45 @@
             <w:r>
               <w:rPr>
                 <w:rFonts w:ascii="맑은 고딕" w:hAnsi="맑은 고딕" w:eastAsia="맑은 고딕"/>
+                <w:b/>
                 <w:sz w:val="20"/>
               </w:rPr>
-              <w:t>**둘째, 정리가 어긋난다.** 나중에 이 Standby를 폐기할 때 `BOSTON` 디렉터리만 지우면 컨트롤 파일이 남는다. 반대로 `Chicago` 디렉터리를 Primary 잔재로 오인해 지우면 살아 있는 Standby가 깨진다.</w:t>
+              <w:t xml:space="preserve">둘째, 정리가 어긋난다.</w:t>
+            </w:r>
+            <w:r>
+              <w:rPr>
+                <w:rFonts w:ascii="맑은 고딕" w:hAnsi="맑은 고딕" w:eastAsia="맑은 고딕"/>
+                <w:sz w:val="20"/>
+              </w:rPr>
+              <w:t xml:space="preserve"> 나중에 이 Standby를 폐기할 때 </w:t>
+            </w:r>
+            <w:r>
+              <w:rPr>
+                <w:rFonts w:ascii="Consolas" w:hAnsi="Consolas" w:eastAsia="맑은 고딕"/>
+                <w:sz w:val="20"/>
+              </w:rPr>
+              <w:t xml:space="preserve">BOSTON</w:t>
+            </w:r>
+            <w:r>
+              <w:rPr>
+                <w:rFonts w:ascii="맑은 고딕" w:hAnsi="맑은 고딕" w:eastAsia="맑은 고딕"/>
+                <w:sz w:val="20"/>
+              </w:rPr>
+              <w:t xml:space="preserve"> 디렉터리만 지우면 컨트롤 파일이 남는다. 반대로 </w:t>
+            </w:r>
+            <w:r>
+              <w:rPr>
+                <w:rFonts w:ascii="Consolas" w:hAnsi="Consolas" w:eastAsia="맑은 고딕"/>
+                <w:sz w:val="20"/>
+              </w:rPr>
+              <w:t xml:space="preserve">Chicago</w:t>
+            </w:r>
+            <w:r>
+              <w:rPr>
+                <w:rFonts w:ascii="맑은 고딕" w:hAnsi="맑은 고딕" w:eastAsia="맑은 고딕"/>
+                <w:sz w:val="20"/>
+              </w:rPr>
+              <w:t xml:space="preserve"> 디렉터리를 Primary 잔재로 오인해 지우면 살아 있는 Standby가 깨진다.</w:t>
             </w:r>
           </w:p>
           <w:p>
@@ -4761,9 +6509,17 @@
             <w:r>
               <w:rPr>
                 <w:rFonts w:ascii="맑은 고딕" w:hAnsi="맑은 고딕" w:eastAsia="맑은 고딕"/>
+                <w:b/>
                 <w:sz w:val="20"/>
               </w:rPr>
-              <w:t>**셋째, 일관성이 깨진다.** OMF를 쓰기로 했으면 모든 파일이 OMF 규칙을 따르는 것이 관리 비용을 줄이는 길이다. 하나만 예외이면 그 예외를 계속 기억해야 한다.</w:t>
+              <w:t xml:space="preserve">셋째, 일관성이 깨진다.</w:t>
+            </w:r>
+            <w:r>
+              <w:rPr>
+                <w:rFonts w:ascii="맑은 고딕" w:hAnsi="맑은 고딕" w:eastAsia="맑은 고딕"/>
+                <w:sz w:val="20"/>
+              </w:rPr>
+              <w:t xml:space="preserve"> OMF를 쓰기로 했으면 모든 파일이 OMF 규칙을 따르는 것이 관리 비용을 줄이는 길이다. 하나만 예외이면 그 예외를 계속 기억해야 한다.</w:t>
             </w:r>
           </w:p>
         </w:tc>
@@ -4784,7 +6540,21 @@
           <w:rFonts w:ascii="맑은 고딕" w:hAnsi="맑은 고딕" w:eastAsia="맑은 고딕"/>
           <w:sz w:val="21"/>
         </w:rPr>
-        <w:t>상속된 `CONTROL_FILES`를 Standby 경로로 옮긴다. 컨트롤 파일은 데이터베이스가 열려 있는 동안 옮길 수 없으므로 재기동이 필요하다.</w:t>
+        <w:t xml:space="preserve">상속된 </w:t>
+      </w:r>
+      <w:r>
+        <w:rPr>
+          <w:rFonts w:ascii="Consolas" w:hAnsi="Consolas" w:eastAsia="맑은 고딕"/>
+          <w:sz w:val="21"/>
+        </w:rPr>
+        <w:t xml:space="preserve">CONTROL_FILES</w:t>
+      </w:r>
+      <w:r>
+        <w:rPr>
+          <w:rFonts w:ascii="맑은 고딕" w:hAnsi="맑은 고딕" w:eastAsia="맑은 고딕"/>
+          <w:sz w:val="21"/>
+        </w:rPr>
+        <w:t xml:space="preserve">를 Standby 경로로 옮긴다. 컨트롤 파일은 데이터베이스가 열려 있는 동안 옮길 수 없으므로 재기동이 필요하다.</w:t>
       </w:r>
     </w:p>
     <w:tbl>
@@ -5137,7 +6907,21 @@
           <w:rFonts w:ascii="맑은 고딕" w:hAnsi="맑은 고딕" w:eastAsia="맑은 고딕"/>
           <w:sz w:val="21"/>
         </w:rPr>
-        <w:t>순서가 중요하다. `SCOPE=SPFILE`로 파라미터를 먼저 바꾸고, 내린 뒤에 파일을 옮기고, 그 다음 기동한다. 파일을 먼저 옮기면 파라미터가 옛 경로를 가리키므로 종료조차 매끄럽지 않다.</w:t>
+        <w:t xml:space="preserve">순서가 중요하다. </w:t>
+      </w:r>
+      <w:r>
+        <w:rPr>
+          <w:rFonts w:ascii="Consolas" w:hAnsi="Consolas" w:eastAsia="맑은 고딕"/>
+          <w:sz w:val="21"/>
+        </w:rPr>
+        <w:t xml:space="preserve">SCOPE=SPFILE</w:t>
+      </w:r>
+      <w:r>
+        <w:rPr>
+          <w:rFonts w:ascii="맑은 고딕" w:hAnsi="맑은 고딕" w:eastAsia="맑은 고딕"/>
+          <w:sz w:val="21"/>
+        </w:rPr>
+        <w:t xml:space="preserve">로 파라미터를 먼저 바꾸고, 내린 뒤에 파일을 옮기고, 그 다음 기동한다. 파일을 먼저 옮기면 파라미터가 옛 경로를 가리키므로 종료조차 매끄럽지 않다.</w:t>
       </w:r>
     </w:p>
     <w:p>
@@ -5343,7 +7127,35 @@
           <w:rFonts w:ascii="맑은 고딕" w:hAnsi="맑은 고딕" w:eastAsia="맑은 고딕"/>
           <w:sz w:val="21"/>
         </w:rPr>
-        <w:t>경로가 `BOSTON`으로 바뀌었고 Standby는 정상 동작한다. 이후 디렉터리 트리에 `controlfile`이 하나 늘어난다.</w:t>
+        <w:t xml:space="preserve">경로가 </w:t>
+      </w:r>
+      <w:r>
+        <w:rPr>
+          <w:rFonts w:ascii="Consolas" w:hAnsi="Consolas" w:eastAsia="맑은 고딕"/>
+          <w:sz w:val="21"/>
+        </w:rPr>
+        <w:t xml:space="preserve">BOSTON</w:t>
+      </w:r>
+      <w:r>
+        <w:rPr>
+          <w:rFonts w:ascii="맑은 고딕" w:hAnsi="맑은 고딕" w:eastAsia="맑은 고딕"/>
+          <w:sz w:val="21"/>
+        </w:rPr>
+        <w:t xml:space="preserve">으로 바뀌었고 Standby는 정상 동작한다. 이후 디렉터리 트리에 </w:t>
+      </w:r>
+      <w:r>
+        <w:rPr>
+          <w:rFonts w:ascii="Consolas" w:hAnsi="Consolas" w:eastAsia="맑은 고딕"/>
+          <w:sz w:val="21"/>
+        </w:rPr>
+        <w:t xml:space="preserve">controlfile</w:t>
+      </w:r>
+      <w:r>
+        <w:rPr>
+          <w:rFonts w:ascii="맑은 고딕" w:hAnsi="맑은 고딕" w:eastAsia="맑은 고딕"/>
+          <w:sz w:val="21"/>
+        </w:rPr>
+        <w:t xml:space="preserve">이 하나 늘어난다.</w:t>
       </w:r>
     </w:p>
     <w:p>
@@ -5622,7 +7434,35 @@
           <w:rFonts w:ascii="맑은 고딕" w:hAnsi="맑은 고딕" w:eastAsia="맑은 고딕"/>
           <w:sz w:val="21"/>
         </w:rPr>
-        <w:t>5장에서 만난 것과 같은 오류다. 5장 가이드는 `CREATE SPFILE FROM MEMORY`였고 이번은 `FROM PFILE`이지만 결과는 동일하다. 이미 spfile로 돌고 있기 때문이다.</w:t>
+        <w:t xml:space="preserve">5장에서 만난 것과 같은 오류다. 5장 가이드는 </w:t>
+      </w:r>
+      <w:r>
+        <w:rPr>
+          <w:rFonts w:ascii="Consolas" w:hAnsi="Consolas" w:eastAsia="맑은 고딕"/>
+          <w:sz w:val="21"/>
+        </w:rPr>
+        <w:t xml:space="preserve">CREATE SPFILE FROM MEMORY</w:t>
+      </w:r>
+      <w:r>
+        <w:rPr>
+          <w:rFonts w:ascii="맑은 고딕" w:hAnsi="맑은 고딕" w:eastAsia="맑은 고딕"/>
+          <w:sz w:val="21"/>
+        </w:rPr>
+        <w:t xml:space="preserve">였고 이번은 </w:t>
+      </w:r>
+      <w:r>
+        <w:rPr>
+          <w:rFonts w:ascii="Consolas" w:hAnsi="Consolas" w:eastAsia="맑은 고딕"/>
+          <w:sz w:val="21"/>
+        </w:rPr>
+        <w:t xml:space="preserve">FROM PFILE</w:t>
+      </w:r>
+      <w:r>
+        <w:rPr>
+          <w:rFonts w:ascii="맑은 고딕" w:hAnsi="맑은 고딕" w:eastAsia="맑은 고딕"/>
+          <w:sz w:val="21"/>
+        </w:rPr>
+        <w:t xml:space="preserve">이지만 결과는 동일하다. 이미 spfile로 돌고 있기 때문이다.</w:t>
       </w:r>
     </w:p>
     <w:tbl>
@@ -5715,7 +7555,15 @@
           <w:rFonts w:ascii="맑은 고딕" w:hAnsi="맑은 고딕" w:eastAsia="맑은 고딕"/>
           <w:sz w:val="21"/>
         </w:rPr>
-        <w:t>그런데 이번 것은 5장보다 위험하다. **만약 이 명령이 성공했다면 어떻게 되는가.**</w:t>
+        <w:t xml:space="preserve">그런데 이번 것은 5장보다 위험하다. </w:t>
+      </w:r>
+      <w:r>
+        <w:rPr>
+          <w:rFonts w:ascii="맑은 고딕" w:hAnsi="맑은 고딕" w:eastAsia="맑은 고딕"/>
+          <w:b/>
+          <w:sz w:val="21"/>
+        </w:rPr>
+        <w:t xml:space="preserve">만약 이 명령이 성공했다면 어떻게 되는가.</w:t>
       </w:r>
     </w:p>
     <w:p>
@@ -5724,7 +7572,119 @@
           <w:rFonts w:ascii="맑은 고딕" w:hAnsi="맑은 고딕" w:eastAsia="맑은 고딕"/>
           <w:sz w:val="21"/>
         </w:rPr>
-        <w:t>대상 pfile은 세 줄짜리다. 그것으로 spfile을 만들면 `db_unique_name`, `fal_server`, `log_archive_config`, `standby_file_management`, `log_archive_dest_2` 같은 값이 전부 사라진다. DUPLICATE가 애써 채워 넣은 파라미터를 세 줄로 되돌리는 셈이다. 이어지는 `shutdown immediate` / `startup`까지 실행하면 Standby는 `db_unique_name`조차 없는 상태로 뜬다.</w:t>
+        <w:t xml:space="preserve">대상 pfile은 세 줄짜리다. 그것으로 spfile을 만들면 </w:t>
+      </w:r>
+      <w:r>
+        <w:rPr>
+          <w:rFonts w:ascii="Consolas" w:hAnsi="Consolas" w:eastAsia="맑은 고딕"/>
+          <w:sz w:val="21"/>
+        </w:rPr>
+        <w:t xml:space="preserve">db_unique_name</w:t>
+      </w:r>
+      <w:r>
+        <w:rPr>
+          <w:rFonts w:ascii="맑은 고딕" w:hAnsi="맑은 고딕" w:eastAsia="맑은 고딕"/>
+          <w:sz w:val="21"/>
+        </w:rPr>
+        <w:t xml:space="preserve">, </w:t>
+      </w:r>
+      <w:r>
+        <w:rPr>
+          <w:rFonts w:ascii="Consolas" w:hAnsi="Consolas" w:eastAsia="맑은 고딕"/>
+          <w:sz w:val="21"/>
+        </w:rPr>
+        <w:t xml:space="preserve">fal_server</w:t>
+      </w:r>
+      <w:r>
+        <w:rPr>
+          <w:rFonts w:ascii="맑은 고딕" w:hAnsi="맑은 고딕" w:eastAsia="맑은 고딕"/>
+          <w:sz w:val="21"/>
+        </w:rPr>
+        <w:t xml:space="preserve">, </w:t>
+      </w:r>
+      <w:r>
+        <w:rPr>
+          <w:rFonts w:ascii="Consolas" w:hAnsi="Consolas" w:eastAsia="맑은 고딕"/>
+          <w:sz w:val="21"/>
+        </w:rPr>
+        <w:t xml:space="preserve">log_archive_config</w:t>
+      </w:r>
+      <w:r>
+        <w:rPr>
+          <w:rFonts w:ascii="맑은 고딕" w:hAnsi="맑은 고딕" w:eastAsia="맑은 고딕"/>
+          <w:sz w:val="21"/>
+        </w:rPr>
+        <w:t xml:space="preserve">, </w:t>
+      </w:r>
+      <w:r>
+        <w:rPr>
+          <w:rFonts w:ascii="Consolas" w:hAnsi="Consolas" w:eastAsia="맑은 고딕"/>
+          <w:sz w:val="21"/>
+        </w:rPr>
+        <w:t xml:space="preserve">standby_file_management</w:t>
+      </w:r>
+      <w:r>
+        <w:rPr>
+          <w:rFonts w:ascii="맑은 고딕" w:hAnsi="맑은 고딕" w:eastAsia="맑은 고딕"/>
+          <w:sz w:val="21"/>
+        </w:rPr>
+        <w:t xml:space="preserve">, </w:t>
+      </w:r>
+      <w:r>
+        <w:rPr>
+          <w:rFonts w:ascii="Consolas" w:hAnsi="Consolas" w:eastAsia="맑은 고딕"/>
+          <w:sz w:val="21"/>
+        </w:rPr>
+        <w:t xml:space="preserve">log_archive_dest_2</w:t>
+      </w:r>
+      <w:r>
+        <w:rPr>
+          <w:rFonts w:ascii="맑은 고딕" w:hAnsi="맑은 고딕" w:eastAsia="맑은 고딕"/>
+          <w:sz w:val="21"/>
+        </w:rPr>
+        <w:t xml:space="preserve"> 같은 값이 전부 사라진다. DUPLICATE가 애써 채워 넣은 파라미터를 세 줄로 되돌리는 셈이다. 이어지는 </w:t>
+      </w:r>
+      <w:r>
+        <w:rPr>
+          <w:rFonts w:ascii="Consolas" w:hAnsi="Consolas" w:eastAsia="맑은 고딕"/>
+          <w:sz w:val="21"/>
+        </w:rPr>
+        <w:t xml:space="preserve">shutdown immediate</w:t>
+      </w:r>
+      <w:r>
+        <w:rPr>
+          <w:rFonts w:ascii="맑은 고딕" w:hAnsi="맑은 고딕" w:eastAsia="맑은 고딕"/>
+          <w:sz w:val="21"/>
+        </w:rPr>
+        <w:t xml:space="preserve"> / </w:t>
+      </w:r>
+      <w:r>
+        <w:rPr>
+          <w:rFonts w:ascii="Consolas" w:hAnsi="Consolas" w:eastAsia="맑은 고딕"/>
+          <w:sz w:val="21"/>
+        </w:rPr>
+        <w:t xml:space="preserve">startup</w:t>
+      </w:r>
+      <w:r>
+        <w:rPr>
+          <w:rFonts w:ascii="맑은 고딕" w:hAnsi="맑은 고딕" w:eastAsia="맑은 고딕"/>
+          <w:sz w:val="21"/>
+        </w:rPr>
+        <w:t xml:space="preserve">까지 실행하면 Standby는 </w:t>
+      </w:r>
+      <w:r>
+        <w:rPr>
+          <w:rFonts w:ascii="Consolas" w:hAnsi="Consolas" w:eastAsia="맑은 고딕"/>
+          <w:sz w:val="21"/>
+        </w:rPr>
+        <w:t xml:space="preserve">db_unique_name</w:t>
+      </w:r>
+      <w:r>
+        <w:rPr>
+          <w:rFonts w:ascii="맑은 고딕" w:hAnsi="맑은 고딕" w:eastAsia="맑은 고딕"/>
+          <w:sz w:val="21"/>
+        </w:rPr>
+        <w:t xml:space="preserve">조차 없는 상태로 뜬다.</w:t>
       </w:r>
     </w:p>
     <w:p>
@@ -5770,7 +7730,35 @@
                 <w:rFonts w:ascii="맑은 고딕" w:hAnsi="맑은 고딕" w:eastAsia="맑은 고딕"/>
                 <w:sz w:val="20"/>
               </w:rPr>
-              <w:t>가이드의 첫 줄 `alter database open;`은 어떻게 될까? Physical Standby는 READ WRITE로 열 수 없으므로 오라클이 자동으로 READ ONLY로 연다. 오류는 나지 않지만, 의도를 명시하려면 `alter database open read only;`라고 쓰는 편이 낫다.</w:t>
+              <w:t xml:space="preserve">가이드의 첫 줄 </w:t>
+            </w:r>
+            <w:r>
+              <w:rPr>
+                <w:rFonts w:ascii="Consolas" w:hAnsi="Consolas" w:eastAsia="맑은 고딕"/>
+                <w:sz w:val="20"/>
+              </w:rPr>
+              <w:t xml:space="preserve">alter database open;</w:t>
+            </w:r>
+            <w:r>
+              <w:rPr>
+                <w:rFonts w:ascii="맑은 고딕" w:hAnsi="맑은 고딕" w:eastAsia="맑은 고딕"/>
+                <w:sz w:val="20"/>
+              </w:rPr>
+              <w:t xml:space="preserve">은 어떻게 될까? Physical Standby는 READ WRITE로 열 수 없으므로 오라클이 자동으로 READ ONLY로 연다. 오류는 나지 않지만, 의도를 명시하려면 </w:t>
+            </w:r>
+            <w:r>
+              <w:rPr>
+                <w:rFonts w:ascii="Consolas" w:hAnsi="Consolas" w:eastAsia="맑은 고딕"/>
+                <w:sz w:val="20"/>
+              </w:rPr>
+              <w:t xml:space="preserve">alter database open read only;</w:t>
+            </w:r>
+            <w:r>
+              <w:rPr>
+                <w:rFonts w:ascii="맑은 고딕" w:hAnsi="맑은 고딕" w:eastAsia="맑은 고딕"/>
+                <w:sz w:val="20"/>
+              </w:rPr>
+              <w:t xml:space="preserve">라고 쓰는 편이 낫다.</w:t>
             </w:r>
           </w:p>
           <w:p>
@@ -5782,7 +7770,21 @@
                 <w:rFonts w:ascii="맑은 고딕" w:hAnsi="맑은 고딕" w:eastAsia="맑은 고딕"/>
                 <w:sz w:val="20"/>
               </w:rPr>
-              <w:t>그리고 이 가이드에도 5장과 같은 누락이 있다. `alter pluggable database ... open read only;`가 없다. CDB만 열고 PDB를 열지 않으면 사용자 데이터를 조회할 수 없다.</w:t>
+              <w:t xml:space="preserve">그리고 이 가이드에도 5장과 같은 누락이 있다. </w:t>
+            </w:r>
+            <w:r>
+              <w:rPr>
+                <w:rFonts w:ascii="Consolas" w:hAnsi="Consolas" w:eastAsia="맑은 고딕"/>
+                <w:sz w:val="20"/>
+              </w:rPr>
+              <w:t xml:space="preserve">alter pluggable database ... open read only;</w:t>
+            </w:r>
+            <w:r>
+              <w:rPr>
+                <w:rFonts w:ascii="맑은 고딕" w:hAnsi="맑은 고딕" w:eastAsia="맑은 고딕"/>
+                <w:sz w:val="20"/>
+              </w:rPr>
+              <w:t xml:space="preserve">가 없다. CDB만 열고 PDB를 열지 않으면 사용자 데이터를 조회할 수 없다.</w:t>
             </w:r>
           </w:p>
         </w:tc>
@@ -5889,10 +7891,24 @@
           <w:p>
             <w:r>
               <w:rPr>
+                <w:rFonts w:ascii="Consolas" w:hAnsi="Consolas" w:eastAsia="맑은 고딕"/>
+                <w:sz w:val="19"/>
+              </w:rPr>
+              <w:t xml:space="preserve">DB_FILE_NAME_CONVERT</w:t>
+            </w:r>
+            <w:r>
+              <w:rPr>
                 <w:rFonts w:ascii="맑은 고딕" w:hAnsi="맑은 고딕" w:eastAsia="맑은 고딕"/>
                 <w:sz w:val="19"/>
               </w:rPr>
-              <w:t>`DB_FILE_NAME_CONVERT` + `LOG_FILE_NAME_CONVERT`</w:t>
+              <w:t xml:space="preserve"> + </w:t>
+            </w:r>
+            <w:r>
+              <w:rPr>
+                <w:rFonts w:ascii="Consolas" w:hAnsi="Consolas" w:eastAsia="맑은 고딕"/>
+                <w:sz w:val="19"/>
+              </w:rPr>
+              <w:t xml:space="preserve">LOG_FILE_NAME_CONVERT</w:t>
             </w:r>
           </w:p>
         </w:tc>
@@ -5903,10 +7919,17 @@
           <w:p>
             <w:r>
               <w:rPr>
+                <w:rFonts w:ascii="Consolas" w:hAnsi="Consolas" w:eastAsia="맑은 고딕"/>
+                <w:sz w:val="19"/>
+              </w:rPr>
+              <w:t xml:space="preserve">DB_CREATE_FILE_DEST</w:t>
+            </w:r>
+            <w:r>
+              <w:rPr>
                 <w:rFonts w:ascii="맑은 고딕" w:hAnsi="맑은 고딕" w:eastAsia="맑은 고딕"/>
                 <w:sz w:val="19"/>
               </w:rPr>
-              <w:t>`DB_CREATE_FILE_DEST` 한 줄</w:t>
+              <w:t xml:space="preserve"> 한 줄</w:t>
             </w:r>
           </w:p>
         </w:tc>
@@ -5919,10 +7942,10 @@
           <w:p>
             <w:r>
               <w:rPr>
-                <w:rFonts w:ascii="맑은 고딕" w:hAnsi="맑은 고딕" w:eastAsia="맑은 고딕"/>
-                <w:sz w:val="19"/>
-              </w:rPr>
-              <w:t>`NOFILENAMECHECK`</w:t>
+                <w:rFonts w:ascii="Consolas" w:hAnsi="Consolas" w:eastAsia="맑은 고딕"/>
+                <w:sz w:val="19"/>
+              </w:rPr>
+              <w:t xml:space="preserve">NOFILENAMECHECK</w:t>
             </w:r>
           </w:p>
         </w:tc>
@@ -5966,7 +7989,14 @@
                 <w:rFonts w:ascii="맑은 고딕" w:hAnsi="맑은 고딕" w:eastAsia="맑은 고딕"/>
                 <w:sz w:val="19"/>
               </w:rPr>
-              <w:t>사전 `mkdir`</w:t>
+              <w:t xml:space="preserve">사전 </w:t>
+            </w:r>
+            <w:r>
+              <w:rPr>
+                <w:rFonts w:ascii="Consolas" w:hAnsi="Consolas" w:eastAsia="맑은 고딕"/>
+                <w:sz w:val="19"/>
+              </w:rPr>
+              <w:t xml:space="preserve">mkdir</w:t>
             </w:r>
           </w:p>
         </w:tc>
@@ -5978,9 +8008,17 @@
             <w:r>
               <w:rPr>
                 <w:rFonts w:ascii="맑은 고딕" w:hAnsi="맑은 고딕" w:eastAsia="맑은 고딕"/>
-                <w:sz w:val="19"/>
-              </w:rPr>
-              <w:t>**필요** (없으면 ORA-19505)</w:t>
+                <w:b/>
+                <w:sz w:val="19"/>
+              </w:rPr>
+              <w:t xml:space="preserve">필요</w:t>
+            </w:r>
+            <w:r>
+              <w:rPr>
+                <w:rFonts w:ascii="맑은 고딕" w:hAnsi="맑은 고딕" w:eastAsia="맑은 고딕"/>
+                <w:sz w:val="19"/>
+              </w:rPr>
+              <w:t xml:space="preserve"> (없으면 ORA-19505)</w:t>
             </w:r>
           </w:p>
         </w:tc>
@@ -6036,9 +8074,10 @@
             <w:r>
               <w:rPr>
                 <w:rFonts w:ascii="맑은 고딕" w:hAnsi="맑은 고딕" w:eastAsia="맑은 고딕"/>
-                <w:sz w:val="19"/>
-              </w:rPr>
-              <w:t>**인스턴스 기동 시점**</w:t>
+                <w:b/>
+                <w:sz w:val="19"/>
+              </w:rPr>
+              <w:t xml:space="preserve">인스턴스 기동 시점</w:t>
             </w:r>
           </w:p>
         </w:tc>
@@ -6068,7 +8107,21 @@
                 <w:rFonts w:ascii="맑은 고딕" w:hAnsi="맑은 고딕" w:eastAsia="맑은 고딕"/>
                 <w:sz w:val="19"/>
               </w:rPr>
-              <w:t>사람이 정함 (`Boston`)</w:t>
+              <w:t xml:space="preserve">사람이 정함 (</w:t>
+            </w:r>
+            <w:r>
+              <w:rPr>
+                <w:rFonts w:ascii="Consolas" w:hAnsi="Consolas" w:eastAsia="맑은 고딕"/>
+                <w:sz w:val="19"/>
+              </w:rPr>
+              <w:t xml:space="preserve">Boston</w:t>
+            </w:r>
+            <w:r>
+              <w:rPr>
+                <w:rFonts w:ascii="맑은 고딕" w:hAnsi="맑은 고딕" w:eastAsia="맑은 고딕"/>
+                <w:sz w:val="19"/>
+              </w:rPr>
+              <w:t xml:space="preserve">)</w:t>
             </w:r>
           </w:p>
         </w:tc>
@@ -6079,10 +8132,31 @@
           <w:p>
             <w:r>
               <w:rPr>
+                <w:rFonts w:ascii="Consolas" w:hAnsi="Consolas" w:eastAsia="맑은 고딕"/>
+                <w:sz w:val="19"/>
+              </w:rPr>
+              <w:t xml:space="preserve">DB_UNIQUE_NAME</w:t>
+            </w:r>
+            <w:r>
+              <w:rPr>
                 <w:rFonts w:ascii="맑은 고딕" w:hAnsi="맑은 고딕" w:eastAsia="맑은 고딕"/>
                 <w:sz w:val="19"/>
               </w:rPr>
-              <w:t>`DB_UNIQUE_NAME` 대문자 (`BOSTON`)</w:t>
+              <w:t xml:space="preserve"> 대문자 (</w:t>
+            </w:r>
+            <w:r>
+              <w:rPr>
+                <w:rFonts w:ascii="Consolas" w:hAnsi="Consolas" w:eastAsia="맑은 고딕"/>
+                <w:sz w:val="19"/>
+              </w:rPr>
+              <w:t xml:space="preserve">BOSTON</w:t>
+            </w:r>
+            <w:r>
+              <w:rPr>
+                <w:rFonts w:ascii="맑은 고딕" w:hAnsi="맑은 고딕" w:eastAsia="맑은 고딕"/>
+                <w:sz w:val="19"/>
+              </w:rPr>
+              <w:t xml:space="preserve">)</w:t>
             </w:r>
           </w:p>
         </w:tc>
@@ -6112,7 +8186,21 @@
                 <w:rFonts w:ascii="맑은 고딕" w:hAnsi="맑은 고딕" w:eastAsia="맑은 고딕"/>
                 <w:sz w:val="19"/>
               </w:rPr>
-              <w:t>PDB 이름 (`chicago_pdb1`)</w:t>
+              <w:t xml:space="preserve">PDB 이름 (</w:t>
+            </w:r>
+            <w:r>
+              <w:rPr>
+                <w:rFonts w:ascii="Consolas" w:hAnsi="Consolas" w:eastAsia="맑은 고딕"/>
+                <w:sz w:val="19"/>
+              </w:rPr>
+              <w:t xml:space="preserve">chicago_pdb1</w:t>
+            </w:r>
+            <w:r>
+              <w:rPr>
+                <w:rFonts w:ascii="맑은 고딕" w:hAnsi="맑은 고딕" w:eastAsia="맑은 고딕"/>
+                <w:sz w:val="19"/>
+              </w:rPr>
+              <w:t xml:space="preserve">)</w:t>
             </w:r>
           </w:p>
         </w:tc>
@@ -6126,7 +8214,21 @@
                 <w:rFonts w:ascii="맑은 고딕" w:hAnsi="맑은 고딕" w:eastAsia="맑은 고딕"/>
                 <w:sz w:val="19"/>
               </w:rPr>
-              <w:t>PDB GUID (`59F053E7...`)</w:t>
+              <w:t xml:space="preserve">PDB GUID (</w:t>
+            </w:r>
+            <w:r>
+              <w:rPr>
+                <w:rFonts w:ascii="Consolas" w:hAnsi="Consolas" w:eastAsia="맑은 고딕"/>
+                <w:sz w:val="19"/>
+              </w:rPr>
+              <w:t xml:space="preserve">59F053E7...</w:t>
+            </w:r>
+            <w:r>
+              <w:rPr>
+                <w:rFonts w:ascii="맑은 고딕" w:hAnsi="맑은 고딕" w:eastAsia="맑은 고딕"/>
+                <w:sz w:val="19"/>
+              </w:rPr>
+              <w:t xml:space="preserve">)</w:t>
             </w:r>
           </w:p>
         </w:tc>
@@ -6153,10 +8255,10 @@
           <w:p>
             <w:r>
               <w:rPr>
-                <w:rFonts w:ascii="맑은 고딕" w:hAnsi="맑은 고딕" w:eastAsia="맑은 고딕"/>
-                <w:sz w:val="19"/>
-              </w:rPr>
-              <w:t>`system01.dbf`</w:t>
+                <w:rFonts w:ascii="Consolas" w:hAnsi="Consolas" w:eastAsia="맑은 고딕"/>
+                <w:sz w:val="19"/>
+              </w:rPr>
+              <w:t xml:space="preserve">system01.dbf</w:t>
             </w:r>
           </w:p>
         </w:tc>
@@ -6167,10 +8269,10 @@
           <w:p>
             <w:r>
               <w:rPr>
-                <w:rFonts w:ascii="맑은 고딕" w:hAnsi="맑은 고딕" w:eastAsia="맑은 고딕"/>
-                <w:sz w:val="19"/>
-              </w:rPr>
-              <w:t>`o1_mf_system_1b50qfn7_.dbf`</w:t>
+                <w:rFonts w:ascii="Consolas" w:hAnsi="Consolas" w:eastAsia="맑은 고딕"/>
+                <w:sz w:val="19"/>
+              </w:rPr>
+              <w:t xml:space="preserve">o1_mf_system_1b50qfn7_.dbf</w:t>
             </w:r>
           </w:p>
         </w:tc>
@@ -6211,10 +8313,17 @@
           <w:p>
             <w:r>
               <w:rPr>
+                <w:rFonts w:ascii="Consolas" w:hAnsi="Consolas" w:eastAsia="맑은 고딕"/>
+                <w:sz w:val="19"/>
+              </w:rPr>
+              <w:t xml:space="preserve">V$DATAFILE</w:t>
+            </w:r>
+            <w:r>
+              <w:rPr>
                 <w:rFonts w:ascii="맑은 고딕" w:hAnsi="맑은 고딕" w:eastAsia="맑은 고딕"/>
                 <w:sz w:val="19"/>
               </w:rPr>
-              <w:t>`V$DATAFILE` 조회 필요</w:t>
+              <w:t xml:space="preserve"> 조회 필요</w:t>
             </w:r>
           </w:p>
         </w:tc>
@@ -6285,10 +8394,17 @@
           <w:p>
             <w:r>
               <w:rPr>
+                <w:rFonts w:ascii="Consolas" w:hAnsi="Consolas" w:eastAsia="맑은 고딕"/>
+                <w:sz w:val="19"/>
+              </w:rPr>
+              <w:t xml:space="preserve">SET</w:t>
+            </w:r>
+            <w:r>
+              <w:rPr>
                 <w:rFonts w:ascii="맑은 고딕" w:hAnsi="맑은 고딕" w:eastAsia="맑은 고딕"/>
                 <w:sz w:val="19"/>
               </w:rPr>
-              <w:t>`SET`으로 지정</w:t>
+              <w:t xml:space="preserve">으로 지정</w:t>
             </w:r>
           </w:p>
         </w:tc>
@@ -6300,9 +8416,17 @@
             <w:r>
               <w:rPr>
                 <w:rFonts w:ascii="맑은 고딕" w:hAnsi="맑은 고딕" w:eastAsia="맑은 고딕"/>
-                <w:sz w:val="19"/>
-              </w:rPr>
-              <w:t>**상속되어 Primary 경로** (교정 필요)</w:t>
+                <w:b/>
+                <w:sz w:val="19"/>
+              </w:rPr>
+              <w:t xml:space="preserve">상속되어 Primary 경로</w:t>
+            </w:r>
+            <w:r>
+              <w:rPr>
+                <w:rFonts w:ascii="맑은 고딕" w:hAnsi="맑은 고딕" w:eastAsia="맑은 고딕"/>
+                <w:sz w:val="19"/>
+              </w:rPr>
+              <w:t xml:space="preserve"> (교정 필요)</w:t>
             </w:r>
           </w:p>
         </w:tc>
@@ -6410,27 +8534,93 @@
       <w:r>
         <w:rPr>
           <w:rFonts w:ascii="맑은 고딕" w:hAnsi="맑은 고딕" w:eastAsia="맑은 고딕"/>
-          <w:sz w:val="21"/>
-        </w:rPr>
-        <w:t>**OMF가 나은 경우.** PDB를 자주 추가하거나, Standby를 여러 개 두거나, 구축을 자동화하는 환경이다. 사람이 관리할 항목이 줄어들수록 실수도 줄어든다. 경로 오류를 인스턴스 기동 시점에 잡아 주는 것도 큰 이점이다.</w:t>
+          <w:b/>
+          <w:sz w:val="21"/>
+        </w:rPr>
+        <w:t xml:space="preserve">OMF가 나은 경우.</w:t>
+      </w:r>
+      <w:r>
+        <w:rPr>
+          <w:rFonts w:ascii="맑은 고딕" w:hAnsi="맑은 고딕" w:eastAsia="맑은 고딕"/>
+          <w:sz w:val="21"/>
+        </w:rPr>
+        <w:t xml:space="preserve"> PDB를 자주 추가하거나, Standby를 여러 개 두거나, 구축을 자동화하는 환경이다. 사람이 관리할 항목이 줄어들수록 실수도 줄어든다. 경로 오류를 인스턴스 기동 시점에 잡아 주는 것도 큰 이점이다.</w:t>
       </w:r>
     </w:p>
     <w:p>
       <w:r>
         <w:rPr>
           <w:rFonts w:ascii="맑은 고딕" w:hAnsi="맑은 고딕" w:eastAsia="맑은 고딕"/>
-          <w:sz w:val="21"/>
-        </w:rPr>
-        <w:t>**경로 지정이 나은 경우.** 파일 배치에 대한 조직의 표준이 확고한 환경, 스토리지 계층별로 파일을 나눠 두어야 하는 환경, 또는 파일 이름만 보고 무엇인지 알아야 하는 운영 관행이 있는 환경이다. OMF의 GUID 디렉터리와 무작위 문자열은 사람이 읽기 어렵다.</w:t>
+          <w:b/>
+          <w:sz w:val="21"/>
+        </w:rPr>
+        <w:t xml:space="preserve">경로 지정이 나은 경우.</w:t>
+      </w:r>
+      <w:r>
+        <w:rPr>
+          <w:rFonts w:ascii="맑은 고딕" w:hAnsi="맑은 고딕" w:eastAsia="맑은 고딕"/>
+          <w:sz w:val="21"/>
+        </w:rPr>
+        <w:t xml:space="preserve"> 파일 배치에 대한 조직의 표준이 확고한 환경, 스토리지 계층별로 파일을 나눠 두어야 하는 환경, 또는 파일 이름만 보고 무엇인지 알아야 하는 운영 관행이 있는 환경이다. OMF의 GUID 디렉터리와 무작위 문자열은 사람이 읽기 어렵다.</w:t>
       </w:r>
     </w:p>
     <w:p>
       <w:r>
         <w:rPr>
           <w:rFonts w:ascii="맑은 고딕" w:hAnsi="맑은 고딕" w:eastAsia="맑은 고딕"/>
-          <w:sz w:val="21"/>
-        </w:rPr>
-        <w:t>**섞어 쓸 수 있는가.** `DB_CREATE_FILE_DEST`와 `DB_FILE_NAME_CONVERT`를 둘 다 주면 OMF가 이긴다. `DB_CREATE_FILE_DEST`에 값이 있으면 파일 생성이 OMF 규칙을 따르고 convert 규칙은 무시된다. 다만 이런 구성은 읽는 사람을 혼란스럽게 하므로 권하지 않는다. 하나를 골라 일관되게 쓰는 편이 낫다.</w:t>
+          <w:b/>
+          <w:sz w:val="21"/>
+        </w:rPr>
+        <w:t xml:space="preserve">섞어 쓸 수 있는가.</w:t>
+      </w:r>
+      <w:r>
+        <w:rPr>
+          <w:rFonts w:ascii="맑은 고딕" w:hAnsi="맑은 고딕" w:eastAsia="맑은 고딕"/>
+          <w:sz w:val="21"/>
+        </w:rPr>
+        <w:t xml:space="preserve"> </w:t>
+      </w:r>
+      <w:r>
+        <w:rPr>
+          <w:rFonts w:ascii="Consolas" w:hAnsi="Consolas" w:eastAsia="맑은 고딕"/>
+          <w:sz w:val="21"/>
+        </w:rPr>
+        <w:t xml:space="preserve">DB_CREATE_FILE_DEST</w:t>
+      </w:r>
+      <w:r>
+        <w:rPr>
+          <w:rFonts w:ascii="맑은 고딕" w:hAnsi="맑은 고딕" w:eastAsia="맑은 고딕"/>
+          <w:sz w:val="21"/>
+        </w:rPr>
+        <w:t xml:space="preserve">와 </w:t>
+      </w:r>
+      <w:r>
+        <w:rPr>
+          <w:rFonts w:ascii="Consolas" w:hAnsi="Consolas" w:eastAsia="맑은 고딕"/>
+          <w:sz w:val="21"/>
+        </w:rPr>
+        <w:t xml:space="preserve">DB_FILE_NAME_CONVERT</w:t>
+      </w:r>
+      <w:r>
+        <w:rPr>
+          <w:rFonts w:ascii="맑은 고딕" w:hAnsi="맑은 고딕" w:eastAsia="맑은 고딕"/>
+          <w:sz w:val="21"/>
+        </w:rPr>
+        <w:t xml:space="preserve">를 둘 다 주면 OMF가 이긴다. </w:t>
+      </w:r>
+      <w:r>
+        <w:rPr>
+          <w:rFonts w:ascii="Consolas" w:hAnsi="Consolas" w:eastAsia="맑은 고딕"/>
+          <w:sz w:val="21"/>
+        </w:rPr>
+        <w:t xml:space="preserve">DB_CREATE_FILE_DEST</w:t>
+      </w:r>
+      <w:r>
+        <w:rPr>
+          <w:rFonts w:ascii="맑은 고딕" w:hAnsi="맑은 고딕" w:eastAsia="맑은 고딕"/>
+          <w:sz w:val="21"/>
+        </w:rPr>
+        <w:t xml:space="preserve">에 값이 있으면 파일 생성이 OMF 규칙을 따르고 convert 규칙은 무시된다. 다만 이런 구성은 읽는 사람을 혼란스럽게 하므로 권하지 않는다. 하나를 골라 일관되게 쓰는 편이 낫다.</w:t>
       </w:r>
     </w:p>
     <w:tbl>
@@ -6479,7 +8669,21 @@
                 <w:rFonts w:ascii="맑은 고딕" w:hAnsi="맑은 고딕" w:eastAsia="맑은 고딕"/>
                 <w:sz w:val="20"/>
               </w:rPr>
-              <w:t>따라서 이후 장에서 Standby 파일 경로를 볼 때는 `o1_mf_...` 형태가 나온다. 5장의 트랜스크립트와 경로가 다른 것은 그 때문이며, 오류가 아니다.</w:t>
+              <w:t xml:space="preserve">따라서 이후 장에서 Standby 파일 경로를 볼 때는 </w:t>
+            </w:r>
+            <w:r>
+              <w:rPr>
+                <w:rFonts w:ascii="Consolas" w:hAnsi="Consolas" w:eastAsia="맑은 고딕"/>
+                <w:sz w:val="20"/>
+              </w:rPr>
+              <w:t xml:space="preserve">o1_mf_...</w:t>
+            </w:r>
+            <w:r>
+              <w:rPr>
+                <w:rFonts w:ascii="맑은 고딕" w:hAnsi="맑은 고딕" w:eastAsia="맑은 고딕"/>
+                <w:sz w:val="20"/>
+              </w:rPr>
+              <w:t xml:space="preserve"> 형태가 나온다. 5장의 트랜스크립트와 경로가 다른 것은 그 때문이며, 오류가 아니다.</w:t>
             </w:r>
           </w:p>
         </w:tc>
@@ -6503,7 +8707,49 @@
           <w:rFonts w:ascii="맑은 고딕" w:hAnsi="맑은 고딕" w:eastAsia="맑은 고딕"/>
           <w:sz w:val="21"/>
         </w:rPr>
-        <w:t>OMF는 `DB_CREATE_FILE_DEST` 하나로 파일 배치를 오라클에 맡긴다. `DB_CREATE_ONLINE_LOG_DEST_n`과 `DB_RECOVERY_FILE_DEST`가 보조한다.</w:t>
+        <w:t xml:space="preserve">OMF는 </w:t>
+      </w:r>
+      <w:r>
+        <w:rPr>
+          <w:rFonts w:ascii="Consolas" w:hAnsi="Consolas" w:eastAsia="맑은 고딕"/>
+          <w:sz w:val="21"/>
+        </w:rPr>
+        <w:t xml:space="preserve">DB_CREATE_FILE_DEST</w:t>
+      </w:r>
+      <w:r>
+        <w:rPr>
+          <w:rFonts w:ascii="맑은 고딕" w:hAnsi="맑은 고딕" w:eastAsia="맑은 고딕"/>
+          <w:sz w:val="21"/>
+        </w:rPr>
+        <w:t xml:space="preserve"> 하나로 파일 배치를 오라클에 맡긴다. </w:t>
+      </w:r>
+      <w:r>
+        <w:rPr>
+          <w:rFonts w:ascii="Consolas" w:hAnsi="Consolas" w:eastAsia="맑은 고딕"/>
+          <w:sz w:val="21"/>
+        </w:rPr>
+        <w:t xml:space="preserve">DB_CREATE_ONLINE_LOG_DEST_n</w:t>
+      </w:r>
+      <w:r>
+        <w:rPr>
+          <w:rFonts w:ascii="맑은 고딕" w:hAnsi="맑은 고딕" w:eastAsia="맑은 고딕"/>
+          <w:sz w:val="21"/>
+        </w:rPr>
+        <w:t xml:space="preserve">과 </w:t>
+      </w:r>
+      <w:r>
+        <w:rPr>
+          <w:rFonts w:ascii="Consolas" w:hAnsi="Consolas" w:eastAsia="맑은 고딕"/>
+          <w:sz w:val="21"/>
+        </w:rPr>
+        <w:t xml:space="preserve">DB_RECOVERY_FILE_DEST</w:t>
+      </w:r>
+      <w:r>
+        <w:rPr>
+          <w:rFonts w:ascii="맑은 고딕" w:hAnsi="맑은 고딕" w:eastAsia="맑은 고딕"/>
+          <w:sz w:val="21"/>
+        </w:rPr>
+        <w:t xml:space="preserve">가 보조한다.</w:t>
       </w:r>
     </w:p>
     <w:p>
@@ -6527,7 +8773,35 @@
           <w:rFonts w:ascii="맑은 고딕" w:hAnsi="맑은 고딕" w:eastAsia="맑은 고딕"/>
           <w:sz w:val="21"/>
         </w:rPr>
-        <w:t>OMF 방식 스크립트에서는 convert 파라미터 두 개와 `NOFILENAMECHECK`가 사라지고 `DB_CREATE_FILE_DEST`가 들어온다.</w:t>
+        <w:t xml:space="preserve">OMF 방식 스크립트에서는 convert 파라미터 두 개와 </w:t>
+      </w:r>
+      <w:r>
+        <w:rPr>
+          <w:rFonts w:ascii="Consolas" w:hAnsi="Consolas" w:eastAsia="맑은 고딕"/>
+          <w:sz w:val="21"/>
+        </w:rPr>
+        <w:t xml:space="preserve">NOFILENAMECHECK</w:t>
+      </w:r>
+      <w:r>
+        <w:rPr>
+          <w:rFonts w:ascii="맑은 고딕" w:hAnsi="맑은 고딕" w:eastAsia="맑은 고딕"/>
+          <w:sz w:val="21"/>
+        </w:rPr>
+        <w:t xml:space="preserve">가 사라지고 </w:t>
+      </w:r>
+      <w:r>
+        <w:rPr>
+          <w:rFonts w:ascii="Consolas" w:hAnsi="Consolas" w:eastAsia="맑은 고딕"/>
+          <w:sz w:val="21"/>
+        </w:rPr>
+        <w:t xml:space="preserve">DB_CREATE_FILE_DEST</w:t>
+      </w:r>
+      <w:r>
+        <w:rPr>
+          <w:rFonts w:ascii="맑은 고딕" w:hAnsi="맑은 고딕" w:eastAsia="맑은 고딕"/>
+          <w:sz w:val="21"/>
+        </w:rPr>
+        <w:t xml:space="preserve">가 들어온다.</w:t>
       </w:r>
     </w:p>
     <w:p>
@@ -6536,10 +8810,17 @@
       </w:pPr>
       <w:r>
         <w:rPr>
+          <w:rFonts w:ascii="Consolas" w:hAnsi="Consolas" w:eastAsia="맑은 고딕"/>
+          <w:sz w:val="21"/>
+        </w:rPr>
+        <w:t xml:space="preserve">NOFILENAMECHECK</w:t>
+      </w:r>
+      <w:r>
+        <w:rPr>
           <w:rFonts w:ascii="맑은 고딕" w:hAnsi="맑은 고딕" w:eastAsia="맑은 고딕"/>
           <w:sz w:val="21"/>
         </w:rPr>
-        <w:t>`NOFILENAMECHECK`가 필요 없는 이유는 OMF 파일 이름에 유일 문자열이 들어가 이름이 겹칠 수 없기 때문이다.</w:t>
+        <w:t xml:space="preserve">가 필요 없는 이유는 OMF 파일 이름에 유일 문자열이 들어가 이름이 겹칠 수 없기 때문이다.</w:t>
       </w:r>
     </w:p>
     <w:p>
@@ -6551,7 +8832,36 @@
           <w:rFonts w:ascii="맑은 고딕" w:hAnsi="맑은 고딕" w:eastAsia="맑은 고딕"/>
           <w:sz w:val="21"/>
         </w:rPr>
-        <w:t>없는 디렉터리를 주면 **인스턴스가 뜨지 않는다.** ORA-01261 + ORA-01262 + `Linux-x86_64 Error: 2` + ORA-01034.</w:t>
+        <w:t xml:space="preserve">없는 디렉터리를 주면 </w:t>
+      </w:r>
+      <w:r>
+        <w:rPr>
+          <w:rFonts w:ascii="맑은 고딕" w:hAnsi="맑은 고딕" w:eastAsia="맑은 고딕"/>
+          <w:b/>
+          <w:sz w:val="21"/>
+        </w:rPr>
+        <w:t xml:space="preserve">인스턴스가 뜨지 않는다.</w:t>
+      </w:r>
+      <w:r>
+        <w:rPr>
+          <w:rFonts w:ascii="맑은 고딕" w:hAnsi="맑은 고딕" w:eastAsia="맑은 고딕"/>
+          <w:sz w:val="21"/>
+        </w:rPr>
+        <w:t xml:space="preserve"> ORA-01261 + ORA-01262 + </w:t>
+      </w:r>
+      <w:r>
+        <w:rPr>
+          <w:rFonts w:ascii="Consolas" w:hAnsi="Consolas" w:eastAsia="맑은 고딕"/>
+          <w:sz w:val="21"/>
+        </w:rPr>
+        <w:t xml:space="preserve">Linux-x86_64 Error: 2</w:t>
+      </w:r>
+      <w:r>
+        <w:rPr>
+          <w:rFonts w:ascii="맑은 고딕" w:hAnsi="맑은 고딕" w:eastAsia="맑은 고딕"/>
+          <w:sz w:val="21"/>
+        </w:rPr>
+        <w:t xml:space="preserve"> + ORA-01034.</w:t>
       </w:r>
     </w:p>
     <w:p>
@@ -6563,7 +8873,21 @@
           <w:rFonts w:ascii="맑은 고딕" w:hAnsi="맑은 고딕" w:eastAsia="맑은 고딕"/>
           <w:sz w:val="21"/>
         </w:rPr>
-        <w:t>그 상태에서 RMAN을 실행하면 `RMAN-03002: failure of allocate command` + RMAN-06403 + ORA-27101이 난다. 복제 명령까지 가지도 못한다.</w:t>
+        <w:t xml:space="preserve">그 상태에서 RMAN을 실행하면 </w:t>
+      </w:r>
+      <w:r>
+        <w:rPr>
+          <w:rFonts w:ascii="Consolas" w:hAnsi="Consolas" w:eastAsia="맑은 고딕"/>
+          <w:sz w:val="21"/>
+        </w:rPr>
+        <w:t xml:space="preserve">RMAN-03002: failure of allocate command</w:t>
+      </w:r>
+      <w:r>
+        <w:rPr>
+          <w:rFonts w:ascii="맑은 고딕" w:hAnsi="맑은 고딕" w:eastAsia="맑은 고딕"/>
+          <w:sz w:val="21"/>
+        </w:rPr>
+        <w:t xml:space="preserve"> + RMAN-06403 + ORA-27101이 난다. 복제 명령까지 가지도 못한다.</w:t>
       </w:r>
     </w:p>
     <w:p>
@@ -6587,7 +8911,21 @@
           <w:rFonts w:ascii="맑은 고딕" w:hAnsi="맑은 고딕" w:eastAsia="맑은 고딕"/>
           <w:sz w:val="21"/>
         </w:rPr>
-        <w:t>성공 실행은 390줄 로그, `rc=0`, 오류 줄 0개, 49번 줄 Starting / 383번 줄 Finished다.</w:t>
+        <w:t xml:space="preserve">성공 실행은 390줄 로그, </w:t>
+      </w:r>
+      <w:r>
+        <w:rPr>
+          <w:rFonts w:ascii="Consolas" w:hAnsi="Consolas" w:eastAsia="맑은 고딕"/>
+          <w:sz w:val="21"/>
+        </w:rPr>
+        <w:t xml:space="preserve">rc=0</w:t>
+      </w:r>
+      <w:r>
+        <w:rPr>
+          <w:rFonts w:ascii="맑은 고딕" w:hAnsi="맑은 고딕" w:eastAsia="맑은 고딕"/>
+          <w:sz w:val="21"/>
+        </w:rPr>
+        <w:t xml:space="preserve">, 오류 줄 0개, 49번 줄 Starting / 383번 줄 Finished다.</w:t>
       </w:r>
     </w:p>
     <w:p>
@@ -6599,7 +8937,64 @@
           <w:rFonts w:ascii="맑은 고딕" w:hAnsi="맑은 고딕" w:eastAsia="맑은 고딕"/>
           <w:sz w:val="21"/>
         </w:rPr>
-        <w:t>OMF는 `mkdir` 없이 여덟 개 디렉터리를 만든다. 최상위는 `DB_UNIQUE_NAME`의 **대문자**(`BOSTON`)다.</w:t>
+        <w:t xml:space="preserve">OMF는 </w:t>
+      </w:r>
+      <w:r>
+        <w:rPr>
+          <w:rFonts w:ascii="Consolas" w:hAnsi="Consolas" w:eastAsia="맑은 고딕"/>
+          <w:sz w:val="21"/>
+        </w:rPr>
+        <w:t xml:space="preserve">mkdir</w:t>
+      </w:r>
+      <w:r>
+        <w:rPr>
+          <w:rFonts w:ascii="맑은 고딕" w:hAnsi="맑은 고딕" w:eastAsia="맑은 고딕"/>
+          <w:sz w:val="21"/>
+        </w:rPr>
+        <w:t xml:space="preserve"> 없이 여덟 개 디렉터리를 만든다. 최상위는 </w:t>
+      </w:r>
+      <w:r>
+        <w:rPr>
+          <w:rFonts w:ascii="Consolas" w:hAnsi="Consolas" w:eastAsia="맑은 고딕"/>
+          <w:sz w:val="21"/>
+        </w:rPr>
+        <w:t xml:space="preserve">DB_UNIQUE_NAME</w:t>
+      </w:r>
+      <w:r>
+        <w:rPr>
+          <w:rFonts w:ascii="맑은 고딕" w:hAnsi="맑은 고딕" w:eastAsia="맑은 고딕"/>
+          <w:sz w:val="21"/>
+        </w:rPr>
+        <w:t xml:space="preserve">의 </w:t>
+      </w:r>
+      <w:r>
+        <w:rPr>
+          <w:rFonts w:ascii="맑은 고딕" w:hAnsi="맑은 고딕" w:eastAsia="맑은 고딕"/>
+          <w:b/>
+          <w:sz w:val="21"/>
+        </w:rPr>
+        <w:t xml:space="preserve">대문자</w:t>
+      </w:r>
+      <w:r>
+        <w:rPr>
+          <w:rFonts w:ascii="맑은 고딕" w:hAnsi="맑은 고딕" w:eastAsia="맑은 고딕"/>
+          <w:sz w:val="21"/>
+        </w:rPr>
+        <w:t xml:space="preserve">(</w:t>
+      </w:r>
+      <w:r>
+        <w:rPr>
+          <w:rFonts w:ascii="Consolas" w:hAnsi="Consolas" w:eastAsia="맑은 고딕"/>
+          <w:sz w:val="21"/>
+        </w:rPr>
+        <w:t xml:space="preserve">BOSTON</w:t>
+      </w:r>
+      <w:r>
+        <w:rPr>
+          <w:rFonts w:ascii="맑은 고딕" w:hAnsi="맑은 고딕" w:eastAsia="맑은 고딕"/>
+          <w:sz w:val="21"/>
+        </w:rPr>
+        <w:t xml:space="preserve">)다.</w:t>
       </w:r>
     </w:p>
     <w:p>
@@ -6611,7 +9006,22 @@
           <w:rFonts w:ascii="맑은 고딕" w:hAnsi="맑은 고딕" w:eastAsia="맑은 고딕"/>
           <w:sz w:val="21"/>
         </w:rPr>
-        <w:t>PDB 파일은 PDB의 **GUID** 디렉터리 아래에 놓인다. GUID는 Primary와 Standby가 동일하다.</w:t>
+        <w:t xml:space="preserve">PDB 파일은 PDB의 </w:t>
+      </w:r>
+      <w:r>
+        <w:rPr>
+          <w:rFonts w:ascii="맑은 고딕" w:hAnsi="맑은 고딕" w:eastAsia="맑은 고딕"/>
+          <w:b/>
+          <w:sz w:val="21"/>
+        </w:rPr>
+        <w:t xml:space="preserve">GUID</w:t>
+      </w:r>
+      <w:r>
+        <w:rPr>
+          <w:rFonts w:ascii="맑은 고딕" w:hAnsi="맑은 고딕" w:eastAsia="맑은 고딕"/>
+          <w:sz w:val="21"/>
+        </w:rPr>
+        <w:t xml:space="preserve"> 디렉터리 아래에 놓인다. GUID는 Primary와 Standby가 동일하다.</w:t>
       </w:r>
     </w:p>
     <w:p>
@@ -6623,7 +9033,21 @@
           <w:rFonts w:ascii="맑은 고딕" w:hAnsi="맑은 고딕" w:eastAsia="맑은 고딕"/>
           <w:sz w:val="21"/>
         </w:rPr>
-        <w:t>파일 이름 규칙은 `o1_mf_&lt;테이블스페이스&gt;_&lt;유일문자열&gt;_.dbf`다. 파일 번호는 이름에 없다.</w:t>
+        <w:t xml:space="preserve">파일 이름 규칙은 </w:t>
+      </w:r>
+      <w:r>
+        <w:rPr>
+          <w:rFonts w:ascii="Consolas" w:hAnsi="Consolas" w:eastAsia="맑은 고딕"/>
+          <w:sz w:val="21"/>
+        </w:rPr>
+        <w:t xml:space="preserve">o1_mf_&lt;테이블스페이스&gt;_&lt;유일문자열&gt;_.dbf</w:t>
+      </w:r>
+      <w:r>
+        <w:rPr>
+          <w:rFonts w:ascii="맑은 고딕" w:hAnsi="맑은 고딕" w:eastAsia="맑은 고딕"/>
+          <w:sz w:val="21"/>
+        </w:rPr>
+        <w:t xml:space="preserve">다. 파일 번호는 이름에 없다.</w:t>
       </w:r>
     </w:p>
     <w:p>
@@ -6632,10 +9056,32 @@
       </w:pPr>
       <w:r>
         <w:rPr>
+          <w:rFonts w:ascii="Consolas" w:hAnsi="Consolas" w:eastAsia="맑은 고딕"/>
+          <w:sz w:val="21"/>
+        </w:rPr>
+        <w:t xml:space="preserve">DB_RECOVERY_FILE_DEST</w:t>
+      </w:r>
+      <w:r>
+        <w:rPr>
           <w:rFonts w:ascii="맑은 고딕" w:hAnsi="맑은 고딕" w:eastAsia="맑은 고딕"/>
           <w:sz w:val="21"/>
         </w:rPr>
-        <w:t>`DB_RECOVERY_FILE_DEST`가 함께 설정되어 있으면 온라인 로그가 **두 곳에 다중화**된다. 실측 14행(7그룹 × 2멤버).</w:t>
+        <w:t xml:space="preserve">가 함께 설정되어 있으면 온라인 로그가 </w:t>
+      </w:r>
+      <w:r>
+        <w:rPr>
+          <w:rFonts w:ascii="맑은 고딕" w:hAnsi="맑은 고딕" w:eastAsia="맑은 고딕"/>
+          <w:b/>
+          <w:sz w:val="21"/>
+        </w:rPr>
+        <w:t xml:space="preserve">두 곳에 다중화</w:t>
+      </w:r>
+      <w:r>
+        <w:rPr>
+          <w:rFonts w:ascii="맑은 고딕" w:hAnsi="맑은 고딕" w:eastAsia="맑은 고딕"/>
+          <w:sz w:val="21"/>
+        </w:rPr>
+        <w:t xml:space="preserve">된다. 실측 14행(7그룹 × 2멤버).</w:t>
       </w:r>
     </w:p>
     <w:p>
@@ -6647,7 +9093,49 @@
           <w:rFonts w:ascii="맑은 고딕" w:hAnsi="맑은 고딕" w:eastAsia="맑은 고딕"/>
           <w:sz w:val="21"/>
         </w:rPr>
-        <w:t>컨트롤 파일은 OMF의 예외다. `CONTROL_FILES`가 Primary 값 그대로 상속되어 Standby에 `Chicago`·`CHICAGO` 디렉터리가 생긴다.</w:t>
+        <w:t xml:space="preserve">컨트롤 파일은 OMF의 예외다. </w:t>
+      </w:r>
+      <w:r>
+        <w:rPr>
+          <w:rFonts w:ascii="Consolas" w:hAnsi="Consolas" w:eastAsia="맑은 고딕"/>
+          <w:sz w:val="21"/>
+        </w:rPr>
+        <w:t xml:space="preserve">CONTROL_FILES</w:t>
+      </w:r>
+      <w:r>
+        <w:rPr>
+          <w:rFonts w:ascii="맑은 고딕" w:hAnsi="맑은 고딕" w:eastAsia="맑은 고딕"/>
+          <w:sz w:val="21"/>
+        </w:rPr>
+        <w:t xml:space="preserve">가 Primary 값 그대로 상속되어 Standby에 </w:t>
+      </w:r>
+      <w:r>
+        <w:rPr>
+          <w:rFonts w:ascii="Consolas" w:hAnsi="Consolas" w:eastAsia="맑은 고딕"/>
+          <w:sz w:val="21"/>
+        </w:rPr>
+        <w:t xml:space="preserve">Chicago</w:t>
+      </w:r>
+      <w:r>
+        <w:rPr>
+          <w:rFonts w:ascii="맑은 고딕" w:hAnsi="맑은 고딕" w:eastAsia="맑은 고딕"/>
+          <w:sz w:val="21"/>
+        </w:rPr>
+        <w:t xml:space="preserve">·</w:t>
+      </w:r>
+      <w:r>
+        <w:rPr>
+          <w:rFonts w:ascii="Consolas" w:hAnsi="Consolas" w:eastAsia="맑은 고딕"/>
+          <w:sz w:val="21"/>
+        </w:rPr>
+        <w:t xml:space="preserve">CHICAGO</w:t>
+      </w:r>
+      <w:r>
+        <w:rPr>
+          <w:rFonts w:ascii="맑은 고딕" w:hAnsi="맑은 고딕" w:eastAsia="맑은 고딕"/>
+          <w:sz w:val="21"/>
+        </w:rPr>
+        <w:t xml:space="preserve"> 디렉터리가 생긴다.</w:t>
       </w:r>
     </w:p>
     <w:p>
@@ -6659,7 +9147,21 @@
           <w:rFonts w:ascii="맑은 고딕" w:hAnsi="맑은 고딕" w:eastAsia="맑은 고딕"/>
           <w:sz w:val="21"/>
         </w:rPr>
-        <w:t>교정은 `ALTER SYSTEM SET control_files ... SCOPE=SPFILE` → 종료 → 파일 이동 → 기동 순서로 한다.</w:t>
+        <w:t xml:space="preserve">교정은 </w:t>
+      </w:r>
+      <w:r>
+        <w:rPr>
+          <w:rFonts w:ascii="Consolas" w:hAnsi="Consolas" w:eastAsia="맑은 고딕"/>
+          <w:sz w:val="21"/>
+        </w:rPr>
+        <w:t xml:space="preserve">ALTER SYSTEM SET control_files ... SCOPE=SPFILE</w:t>
+      </w:r>
+      <w:r>
+        <w:rPr>
+          <w:rFonts w:ascii="맑은 고딕" w:hAnsi="맑은 고딕" w:eastAsia="맑은 고딕"/>
+          <w:sz w:val="21"/>
+        </w:rPr>
+        <w:t xml:space="preserve"> → 종료 → 파일 이동 → 기동 순서로 한다.</w:t>
       </w:r>
     </w:p>
     <w:p>
@@ -6671,7 +9173,21 @@
           <w:rFonts w:ascii="맑은 고딕" w:hAnsi="맑은 고딕" w:eastAsia="맑은 고딕"/>
           <w:sz w:val="21"/>
         </w:rPr>
-        <w:t>가이드의 `create spfile from pfile`은 ORA-32002로 막힌다. 성공했다면 DUPLICATE가 채운 파라미터를 세 줄로 되돌렸을 것이다.</w:t>
+        <w:t xml:space="preserve">가이드의 </w:t>
+      </w:r>
+      <w:r>
+        <w:rPr>
+          <w:rFonts w:ascii="Consolas" w:hAnsi="Consolas" w:eastAsia="맑은 고딕"/>
+          <w:sz w:val="21"/>
+        </w:rPr>
+        <w:t xml:space="preserve">create spfile from pfile</w:t>
+      </w:r>
+      <w:r>
+        <w:rPr>
+          <w:rFonts w:ascii="맑은 고딕" w:hAnsi="맑은 고딕" w:eastAsia="맑은 고딕"/>
+          <w:sz w:val="21"/>
+        </w:rPr>
+        <w:t xml:space="preserve">은 ORA-32002로 막힌다. 성공했다면 DUPLICATE가 채운 파라미터를 세 줄로 되돌렸을 것이다.</w:t>
       </w:r>
     </w:p>
     <w:p>
@@ -6700,10 +9216,17 @@
       </w:pPr>
       <w:r>
         <w:rPr>
+          <w:rFonts w:ascii="Consolas" w:hAnsi="Consolas" w:eastAsia="맑은 고딕"/>
+          <w:sz w:val="21"/>
+        </w:rPr>
+        <w:t xml:space="preserve">NOFILENAMECHECK</w:t>
+      </w:r>
+      <w:r>
+        <w:rPr>
           <w:rFonts w:ascii="맑은 고딕" w:hAnsi="맑은 고딕" w:eastAsia="맑은 고딕"/>
           <w:sz w:val="21"/>
         </w:rPr>
-        <w:t>`NOFILENAMECHECK`가 OMF 방식에서 필요 없는 이유를 파일 이름 규칙과 연결해 설명하라.</w:t>
+        <w:t xml:space="preserve">가 OMF 방식에서 필요 없는 이유를 파일 이름 규칙과 연결해 설명하라.</w:t>
       </w:r>
     </w:p>
     <w:p>
@@ -6712,10 +9235,17 @@
       </w:pPr>
       <w:r>
         <w:rPr>
+          <w:rFonts w:ascii="Consolas" w:hAnsi="Consolas" w:eastAsia="맑은 고딕"/>
+          <w:sz w:val="21"/>
+        </w:rPr>
+        <w:t xml:space="preserve">db_create_file_dest</w:t>
+      </w:r>
+      <w:r>
+        <w:rPr>
           <w:rFonts w:ascii="맑은 고딕" w:hAnsi="맑은 고딕" w:eastAsia="맑은 고딕"/>
           <w:sz w:val="21"/>
         </w:rPr>
-        <w:t>`db_create_file_dest`에 없는 경로를 주었을 때와 아예 주지 않았을 때의 오류가 어떻게 다르며, 그 차이가 무엇을 뜻하는가?</w:t>
+        <w:t xml:space="preserve">에 없는 경로를 주었을 때와 아예 주지 않았을 때의 오류가 어떻게 다르며, 그 차이가 무엇을 뜻하는가?</w:t>
       </w:r>
     </w:p>
     <w:p>
@@ -6724,10 +9254,45 @@
       </w:pPr>
       <w:r>
         <w:rPr>
+          <w:rFonts w:ascii="Consolas" w:hAnsi="Consolas" w:eastAsia="맑은 고딕"/>
+          <w:sz w:val="21"/>
+        </w:rPr>
+        <w:t xml:space="preserve">BOSTON</w:t>
+      </w:r>
+      <w:r>
+        <w:rPr>
           <w:rFonts w:ascii="맑은 고딕" w:hAnsi="맑은 고딕" w:eastAsia="맑은 고딕"/>
           <w:sz w:val="21"/>
         </w:rPr>
-        <w:t>`BOSTON` 디렉터리 이름이 `DB_NAME`이 아니라 `DB_UNIQUE_NAME`에서 온다는 사실이 왜 중요한가?</w:t>
+        <w:t xml:space="preserve"> 디렉터리 이름이 </w:t>
+      </w:r>
+      <w:r>
+        <w:rPr>
+          <w:rFonts w:ascii="Consolas" w:hAnsi="Consolas" w:eastAsia="맑은 고딕"/>
+          <w:sz w:val="21"/>
+        </w:rPr>
+        <w:t xml:space="preserve">DB_NAME</w:t>
+      </w:r>
+      <w:r>
+        <w:rPr>
+          <w:rFonts w:ascii="맑은 고딕" w:hAnsi="맑은 고딕" w:eastAsia="맑은 고딕"/>
+          <w:sz w:val="21"/>
+        </w:rPr>
+        <w:t xml:space="preserve">이 아니라 </w:t>
+      </w:r>
+      <w:r>
+        <w:rPr>
+          <w:rFonts w:ascii="Consolas" w:hAnsi="Consolas" w:eastAsia="맑은 고딕"/>
+          <w:sz w:val="21"/>
+        </w:rPr>
+        <w:t xml:space="preserve">DB_UNIQUE_NAME</w:t>
+      </w:r>
+      <w:r>
+        <w:rPr>
+          <w:rFonts w:ascii="맑은 고딕" w:hAnsi="맑은 고딕" w:eastAsia="맑은 고딕"/>
+          <w:sz w:val="21"/>
+        </w:rPr>
+        <w:t xml:space="preserve">에서 온다는 사실이 왜 중요한가?</w:t>
       </w:r>
     </w:p>
     <w:p>
@@ -6843,7 +9408,21 @@
           <w:rFonts w:ascii="맑은 고딕" w:hAnsi="맑은 고딕" w:eastAsia="맑은 고딕"/>
           <w:sz w:val="21"/>
         </w:rPr>
-        <w:t>실습 06 — 컨트롤 파일 교정: 상속된 `CONTROL_FILES`를 BOSTON 경로로 옮기고 검증한다.</w:t>
+        <w:t xml:space="preserve">실습 06 — 컨트롤 파일 교정: 상속된 </w:t>
+      </w:r>
+      <w:r>
+        <w:rPr>
+          <w:rFonts w:ascii="Consolas" w:hAnsi="Consolas" w:eastAsia="맑은 고딕"/>
+          <w:sz w:val="21"/>
+        </w:rPr>
+        <w:t xml:space="preserve">CONTROL_FILES</w:t>
+      </w:r>
+      <w:r>
+        <w:rPr>
+          <w:rFonts w:ascii="맑은 고딕" w:hAnsi="맑은 고딕" w:eastAsia="맑은 고딕"/>
+          <w:sz w:val="21"/>
+        </w:rPr>
+        <w:t xml:space="preserve">를 BOSTON 경로로 옮기고 검증한다.</w:t>
       </w:r>
     </w:p>
     <w:p>
@@ -6868,6 +9447,8 @@
       </w:r>
     </w:p>
     <w:sectPr>
+      <w:headerReference w:type="default" r:id="rId9"/>
+      <w:footerReference w:type="default" r:id="rId10"/>
       <w:pgSz w:w="12240" w:h="15840"/>
       <w:pgMar w:top="1440" w:right="1800" w:bottom="1440" w:left="1800" w:header="720" w:footer="720" w:gutter="0"/>
       <w:cols w:space="720"/>
@@ -6875,6 +9456,26 @@
     </w:sectPr>
   </w:body>
 </w:document>
+</file>
+
+<file path=word/footer1.xml><?xml version="1.0" encoding="utf-8"?>
+<w:ftr xmlns:m="http://schemas.openxmlformats.org/officeDocument/2006/math" xmlns:mc="http://schemas.openxmlformats.org/markup-compatibility/2006" xmlns:mo="http://schemas.microsoft.com/office/mac/office/2008/main" xmlns:mv="urn:schemas-microsoft-com:mac:vml" xmlns:o="urn:schemas-microsoft-com:office:office" xmlns:r="http://schemas.openxmlformats.org/officeDocument/2006/relationships" xmlns:v="urn:schemas-microsoft-com:vml" xmlns:w10="urn:schemas-microsoft-com:office:word" xmlns:w14="http://schemas.microsoft.com/office/word/2010/wordml" xmlns:w="http://schemas.openxmlformats.org/wordprocessingml/2006/main" xmlns:wne="http://schemas.microsoft.com/office/word/2006/wordml" xmlns:wp14="http://schemas.microsoft.com/office/word/2010/wordprocessingDrawing" xmlns:wp="http://schemas.openxmlformats.org/drawingml/2006/wordprocessingDrawing" xmlns:wpc="http://schemas.microsoft.com/office/word/2010/wordprocessingCanvas" xmlns:wpg="http://schemas.microsoft.com/office/word/2010/wordprocessingGroup" xmlns:wpi="http://schemas.microsoft.com/office/word/2010/wordprocessingInk" xmlns:wps="http://schemas.microsoft.com/office/word/2010/wordprocessingShape" mc:Ignorable="w14 wp14">
+  <w:p>
+    <w:pPr>
+      <w:pStyle w:val="Footer"/>
+    </w:pPr>
+  </w:p>
+</w:ftr>
+</file>
+
+<file path=word/header1.xml><?xml version="1.0" encoding="utf-8"?>
+<w:hdr xmlns:m="http://schemas.openxmlformats.org/officeDocument/2006/math" xmlns:mc="http://schemas.openxmlformats.org/markup-compatibility/2006" xmlns:mo="http://schemas.microsoft.com/office/mac/office/2008/main" xmlns:mv="urn:schemas-microsoft-com:mac:vml" xmlns:o="urn:schemas-microsoft-com:office:office" xmlns:r="http://schemas.openxmlformats.org/officeDocument/2006/relationships" xmlns:v="urn:schemas-microsoft-com:vml" xmlns:w10="urn:schemas-microsoft-com:office:word" xmlns:w14="http://schemas.microsoft.com/office/word/2010/wordml" xmlns:w="http://schemas.openxmlformats.org/wordprocessingml/2006/main" xmlns:wne="http://schemas.microsoft.com/office/word/2006/wordml" xmlns:wp14="http://schemas.microsoft.com/office/word/2010/wordprocessingDrawing" xmlns:wp="http://schemas.openxmlformats.org/drawingml/2006/wordprocessingDrawing" xmlns:wpc="http://schemas.microsoft.com/office/word/2010/wordprocessingCanvas" xmlns:wpg="http://schemas.microsoft.com/office/word/2010/wordprocessingGroup" xmlns:wpi="http://schemas.microsoft.com/office/word/2010/wordprocessingInk" xmlns:wps="http://schemas.microsoft.com/office/word/2010/wordprocessingShape" mc:Ignorable="w14 wp14">
+  <w:p>
+    <w:pPr>
+      <w:pStyle w:val="Header"/>
+    </w:pPr>
+  </w:p>
+</w:hdr>
 </file>
 
 <file path=word/numbering.xml><?xml version="1.0" encoding="utf-8"?>
